--- a/04_tables/main/TableS5_season_interaction.docx
+++ b/04_tables/main/TableS5_season_interaction.docx
@@ -25,7 +25,7 @@
           <w:szCs w:val="20"/>
           <w:color w:val="000000"/>
         </w:rPr>
-        <w:t xml:space="preserve">Table S5. Exposure effects in spring versus outside spring (pooled panel)</w:t>
+        <w:t xml:space="preserve">Table S5. Exposure effects in spring versus outside spring (Minnesota)</w:t>
       </w:r>
     </w:p>
     <w:tbl xmlns:a="http://schemas.openxmlformats.org/drawingml/2006/main" xmlns:pic="http://schemas.openxmlformats.org/drawingml/2006/picture">
@@ -422,7 +422,7 @@
       </w:tr>
       <w:tr>
         <w:trPr>
-          <w:trHeight w:val="367" w:hRule="auto"/>
+          <w:trHeight w:val="399" w:hRule="auto"/>
         </w:trPr>
         body 1
         <w:tc>
@@ -473,7 +473,7 @@
                 <w:szCs w:val="16"/>
                 <w:color w:val="000000"/>
               </w:rPr>
-              <w:t xml:space="preserve">Absolute conditions</w:t>
+              <w:t xml:space="preserve">90-day shock</w:t>
             </w:r>
           </w:p>
         </w:tc>
@@ -1057,163 +1057,163 @@
                 <w:szCs w:val="16"/>
                 <w:color w:val="000000"/>
               </w:rPr>
-              <w:t xml:space="preserve">0.86 (0.53, 1.40)</w:t>
-            </w:r>
-          </w:p>
-        </w:tc>
-        <w:tc>
-          <w:tcPr>
-            <w:tcBorders>
-              <w:bottom w:val="none" w:sz="0" w:space="0" w:color="000000"/>
-              <w:top w:val="none" w:sz="0" w:space="0" w:color="000000"/>
-              <w:left w:val="none" w:sz="0" w:space="0" w:color="000000"/>
-              <w:right w:val="none" w:sz="0" w:space="0" w:color="000000"/>
-            </w:tcBorders>
-            <w:shd w:val="clear" w:color="auto" w:fill="FFFFFF"/>
-            <w:tcMar>
-              <w:top w:w="0" w:type="dxa"/>
-              <w:bottom w:w="0" w:type="dxa"/>
-              <w:left w:w="0" w:type="dxa"/>
-              <w:right w:w="0" w:type="dxa"/>
-            </w:tcMar>
-            <w:vAlign w:val="center"/>
-          </w:tcPr>
-          <w:p>
-            <w:pPr>
-              <w:jc w:val="left"/>
-              <w:pBdr>
-                <w:bottom w:val="none" w:sz="0" w:space="0" w:color="000000"/>
-                <w:top w:val="none" w:sz="0" w:space="0" w:color="000000"/>
-                <w:left w:val="none" w:sz="0" w:space="0" w:color="000000"/>
-                <w:right w:val="none" w:sz="0" w:space="0" w:color="000000"/>
-              </w:pBdr>
-              <w:spacing w:after="40" w:before="40" w:line="240"/>
-              <w:ind w:left="100" w:right="80" w:firstLine="0" w:firstLineChars="0"/>
-              <w:rPr>
-                <w:rFonts w:ascii="Arial" w:hAnsi="Arial" w:eastAsia="Arial" w:cs="Arial"/>
-                <w:i w:val="false"/>
-                <w:b w:val="false"/>
-                <w:u w:val="none"/>
-                <w:sz w:val="16"/>
-                <w:szCs w:val="16"/>
-                <w:color w:val="000000"/>
-              </w:rPr>
-            </w:pPr>
-            <w:r>
-              <w:rPr>
-                <w:rFonts w:ascii="Arial" w:hAnsi="Arial" w:eastAsia="Arial" w:cs="Arial"/>
-                <w:i w:val="false"/>
-                <w:b w:val="false"/>
-                <w:u w:val="none"/>
-                <w:sz w:val="16"/>
-                <w:szCs w:val="16"/>
-                <w:color w:val="000000"/>
-              </w:rPr>
-              <w:t xml:space="preserve">0.85 (0.64, 1.13)</w:t>
-            </w:r>
-          </w:p>
-        </w:tc>
-        <w:tc>
-          <w:tcPr>
-            <w:tcBorders>
-              <w:bottom w:val="none" w:sz="0" w:space="0" w:color="000000"/>
-              <w:top w:val="none" w:sz="0" w:space="0" w:color="000000"/>
-              <w:left w:val="none" w:sz="0" w:space="0" w:color="000000"/>
-              <w:right w:val="none" w:sz="0" w:space="0" w:color="000000"/>
-            </w:tcBorders>
-            <w:shd w:val="clear" w:color="auto" w:fill="FFFFFF"/>
-            <w:tcMar>
-              <w:top w:w="0" w:type="dxa"/>
-              <w:bottom w:w="0" w:type="dxa"/>
-              <w:left w:w="0" w:type="dxa"/>
-              <w:right w:w="0" w:type="dxa"/>
-            </w:tcMar>
-            <w:vAlign w:val="center"/>
-          </w:tcPr>
-          <w:p>
-            <w:pPr>
-              <w:jc w:val="left"/>
-              <w:pBdr>
-                <w:bottom w:val="none" w:sz="0" w:space="0" w:color="000000"/>
-                <w:top w:val="none" w:sz="0" w:space="0" w:color="000000"/>
-                <w:left w:val="none" w:sz="0" w:space="0" w:color="000000"/>
-                <w:right w:val="none" w:sz="0" w:space="0" w:color="000000"/>
-              </w:pBdr>
-              <w:spacing w:after="40" w:before="40" w:line="240"/>
-              <w:ind w:left="100" w:right="80" w:firstLine="0" w:firstLineChars="0"/>
-              <w:rPr>
-                <w:rFonts w:ascii="Arial" w:hAnsi="Arial" w:eastAsia="Arial" w:cs="Arial"/>
-                <w:i w:val="false"/>
-                <w:b w:val="false"/>
-                <w:u w:val="none"/>
-                <w:sz w:val="16"/>
-                <w:szCs w:val="16"/>
-                <w:color w:val="000000"/>
-              </w:rPr>
-            </w:pPr>
-            <w:r>
-              <w:rPr>
-                <w:rFonts w:ascii="Arial" w:hAnsi="Arial" w:eastAsia="Arial" w:cs="Arial"/>
-                <w:i w:val="false"/>
-                <w:b w:val="false"/>
-                <w:u w:val="none"/>
-                <w:sz w:val="16"/>
-                <w:szCs w:val="16"/>
-                <w:color w:val="000000"/>
-              </w:rPr>
-              <w:t xml:space="preserve">0.82 (0.56, 1.22)</w:t>
-            </w:r>
-          </w:p>
-        </w:tc>
-        <w:tc>
-          <w:tcPr>
-            <w:tcBorders>
-              <w:bottom w:val="none" w:sz="0" w:space="0" w:color="000000"/>
-              <w:top w:val="none" w:sz="0" w:space="0" w:color="000000"/>
-              <w:left w:val="none" w:sz="0" w:space="0" w:color="000000"/>
-              <w:right w:val="none" w:sz="0" w:space="0" w:color="000000"/>
-            </w:tcBorders>
-            <w:shd w:val="clear" w:color="auto" w:fill="FFFFFF"/>
-            <w:tcMar>
-              <w:top w:w="0" w:type="dxa"/>
-              <w:bottom w:w="0" w:type="dxa"/>
-              <w:left w:w="0" w:type="dxa"/>
-              <w:right w:w="0" w:type="dxa"/>
-            </w:tcMar>
-            <w:vAlign w:val="center"/>
-          </w:tcPr>
-          <w:p>
-            <w:pPr>
-              <w:jc w:val="left"/>
-              <w:pBdr>
-                <w:bottom w:val="none" w:sz="0" w:space="0" w:color="000000"/>
-                <w:top w:val="none" w:sz="0" w:space="0" w:color="000000"/>
-                <w:left w:val="none" w:sz="0" w:space="0" w:color="000000"/>
-                <w:right w:val="none" w:sz="0" w:space="0" w:color="000000"/>
-              </w:pBdr>
-              <w:spacing w:after="40" w:before="40" w:line="240"/>
-              <w:ind w:left="100" w:right="80" w:firstLine="0" w:firstLineChars="0"/>
-              <w:rPr>
-                <w:rFonts w:ascii="Arial" w:hAnsi="Arial" w:eastAsia="Arial" w:cs="Arial"/>
-                <w:i w:val="false"/>
-                <w:b w:val="false"/>
-                <w:u w:val="none"/>
-                <w:sz w:val="16"/>
-                <w:szCs w:val="16"/>
-                <w:color w:val="000000"/>
-              </w:rPr>
-            </w:pPr>
-            <w:r>
-              <w:rPr>
-                <w:rFonts w:ascii="Arial" w:hAnsi="Arial" w:eastAsia="Arial" w:cs="Arial"/>
-                <w:i w:val="false"/>
-                <w:b w:val="false"/>
-                <w:u w:val="none"/>
-                <w:sz w:val="16"/>
-                <w:szCs w:val="16"/>
-                <w:color w:val="000000"/>
-              </w:rPr>
-              <w:t xml:space="preserve">0.80 (0.43, 1.48)</w:t>
+              <w:t xml:space="preserve">1.25 (0.82, 1.91)</w:t>
+            </w:r>
+          </w:p>
+        </w:tc>
+        <w:tc>
+          <w:tcPr>
+            <w:tcBorders>
+              <w:bottom w:val="none" w:sz="0" w:space="0" w:color="000000"/>
+              <w:top w:val="none" w:sz="0" w:space="0" w:color="000000"/>
+              <w:left w:val="none" w:sz="0" w:space="0" w:color="000000"/>
+              <w:right w:val="none" w:sz="0" w:space="0" w:color="000000"/>
+            </w:tcBorders>
+            <w:shd w:val="clear" w:color="auto" w:fill="FFFFFF"/>
+            <w:tcMar>
+              <w:top w:w="0" w:type="dxa"/>
+              <w:bottom w:w="0" w:type="dxa"/>
+              <w:left w:w="0" w:type="dxa"/>
+              <w:right w:w="0" w:type="dxa"/>
+            </w:tcMar>
+            <w:vAlign w:val="center"/>
+          </w:tcPr>
+          <w:p>
+            <w:pPr>
+              <w:jc w:val="left"/>
+              <w:pBdr>
+                <w:bottom w:val="none" w:sz="0" w:space="0" w:color="000000"/>
+                <w:top w:val="none" w:sz="0" w:space="0" w:color="000000"/>
+                <w:left w:val="none" w:sz="0" w:space="0" w:color="000000"/>
+                <w:right w:val="none" w:sz="0" w:space="0" w:color="000000"/>
+              </w:pBdr>
+              <w:spacing w:after="40" w:before="40" w:line="240"/>
+              <w:ind w:left="100" w:right="80" w:firstLine="0" w:firstLineChars="0"/>
+              <w:rPr>
+                <w:rFonts w:ascii="Arial" w:hAnsi="Arial" w:eastAsia="Arial" w:cs="Arial"/>
+                <w:i w:val="false"/>
+                <w:b w:val="false"/>
+                <w:u w:val="none"/>
+                <w:sz w:val="16"/>
+                <w:szCs w:val="16"/>
+                <w:color w:val="000000"/>
+              </w:rPr>
+            </w:pPr>
+            <w:r>
+              <w:rPr>
+                <w:rFonts w:ascii="Arial" w:hAnsi="Arial" w:eastAsia="Arial" w:cs="Arial"/>
+                <w:i w:val="false"/>
+                <w:b w:val="false"/>
+                <w:u w:val="none"/>
+                <w:sz w:val="16"/>
+                <w:szCs w:val="16"/>
+                <w:color w:val="000000"/>
+              </w:rPr>
+              <w:t xml:space="preserve">1.22 (0.95, 1.56)</w:t>
+            </w:r>
+          </w:p>
+        </w:tc>
+        <w:tc>
+          <w:tcPr>
+            <w:tcBorders>
+              <w:bottom w:val="none" w:sz="0" w:space="0" w:color="000000"/>
+              <w:top w:val="none" w:sz="0" w:space="0" w:color="000000"/>
+              <w:left w:val="none" w:sz="0" w:space="0" w:color="000000"/>
+              <w:right w:val="none" w:sz="0" w:space="0" w:color="000000"/>
+            </w:tcBorders>
+            <w:shd w:val="clear" w:color="auto" w:fill="FFFFFF"/>
+            <w:tcMar>
+              <w:top w:w="0" w:type="dxa"/>
+              <w:bottom w:w="0" w:type="dxa"/>
+              <w:left w:w="0" w:type="dxa"/>
+              <w:right w:w="0" w:type="dxa"/>
+            </w:tcMar>
+            <w:vAlign w:val="center"/>
+          </w:tcPr>
+          <w:p>
+            <w:pPr>
+              <w:jc w:val="left"/>
+              <w:pBdr>
+                <w:bottom w:val="none" w:sz="0" w:space="0" w:color="000000"/>
+                <w:top w:val="none" w:sz="0" w:space="0" w:color="000000"/>
+                <w:left w:val="none" w:sz="0" w:space="0" w:color="000000"/>
+                <w:right w:val="none" w:sz="0" w:space="0" w:color="000000"/>
+              </w:pBdr>
+              <w:spacing w:after="40" w:before="40" w:line="240"/>
+              <w:ind w:left="100" w:right="80" w:firstLine="0" w:firstLineChars="0"/>
+              <w:rPr>
+                <w:rFonts w:ascii="Arial" w:hAnsi="Arial" w:eastAsia="Arial" w:cs="Arial"/>
+                <w:i w:val="false"/>
+                <w:b w:val="false"/>
+                <w:u w:val="none"/>
+                <w:sz w:val="16"/>
+                <w:szCs w:val="16"/>
+                <w:color w:val="000000"/>
+              </w:rPr>
+            </w:pPr>
+            <w:r>
+              <w:rPr>
+                <w:rFonts w:ascii="Arial" w:hAnsi="Arial" w:eastAsia="Arial" w:cs="Arial"/>
+                <w:i w:val="false"/>
+                <w:b w:val="false"/>
+                <w:u w:val="none"/>
+                <w:sz w:val="16"/>
+                <w:szCs w:val="16"/>
+                <w:color w:val="000000"/>
+              </w:rPr>
+              <w:t xml:space="preserve">1.23 (0.96, 1.56)</w:t>
+            </w:r>
+          </w:p>
+        </w:tc>
+        <w:tc>
+          <w:tcPr>
+            <w:tcBorders>
+              <w:bottom w:val="none" w:sz="0" w:space="0" w:color="000000"/>
+              <w:top w:val="none" w:sz="0" w:space="0" w:color="000000"/>
+              <w:left w:val="none" w:sz="0" w:space="0" w:color="000000"/>
+              <w:right w:val="none" w:sz="0" w:space="0" w:color="000000"/>
+            </w:tcBorders>
+            <w:shd w:val="clear" w:color="auto" w:fill="FFFFFF"/>
+            <w:tcMar>
+              <w:top w:w="0" w:type="dxa"/>
+              <w:bottom w:w="0" w:type="dxa"/>
+              <w:left w:w="0" w:type="dxa"/>
+              <w:right w:w="0" w:type="dxa"/>
+            </w:tcMar>
+            <w:vAlign w:val="center"/>
+          </w:tcPr>
+          <w:p>
+            <w:pPr>
+              <w:jc w:val="left"/>
+              <w:pBdr>
+                <w:bottom w:val="none" w:sz="0" w:space="0" w:color="000000"/>
+                <w:top w:val="none" w:sz="0" w:space="0" w:color="000000"/>
+                <w:left w:val="none" w:sz="0" w:space="0" w:color="000000"/>
+                <w:right w:val="none" w:sz="0" w:space="0" w:color="000000"/>
+              </w:pBdr>
+              <w:spacing w:after="40" w:before="40" w:line="240"/>
+              <w:ind w:left="100" w:right="80" w:firstLine="0" w:firstLineChars="0"/>
+              <w:rPr>
+                <w:rFonts w:ascii="Arial" w:hAnsi="Arial" w:eastAsia="Arial" w:cs="Arial"/>
+                <w:i w:val="false"/>
+                <w:b w:val="false"/>
+                <w:u w:val="none"/>
+                <w:sz w:val="16"/>
+                <w:szCs w:val="16"/>
+                <w:color w:val="000000"/>
+              </w:rPr>
+            </w:pPr>
+            <w:r>
+              <w:rPr>
+                <w:rFonts w:ascii="Arial" w:hAnsi="Arial" w:eastAsia="Arial" w:cs="Arial"/>
+                <w:i w:val="false"/>
+                <w:b w:val="false"/>
+                <w:u w:val="none"/>
+                <w:sz w:val="16"/>
+                <w:szCs w:val="16"/>
+                <w:color w:val="000000"/>
+              </w:rPr>
+              <w:t xml:space="preserve">1.23 (0.87, 1.74)</w:t>
             </w:r>
           </w:p>
         </w:tc>
@@ -1323,163 +1323,163 @@
                 <w:szCs w:val="16"/>
                 <w:color w:val="000000"/>
               </w:rPr>
-              <w:t xml:space="preserve">0.97 (0.75, 1.25)</w:t>
-            </w:r>
-          </w:p>
-        </w:tc>
-        <w:tc>
-          <w:tcPr>
-            <w:tcBorders>
-              <w:bottom w:val="none" w:sz="0" w:space="0" w:color="000000"/>
-              <w:top w:val="none" w:sz="0" w:space="0" w:color="000000"/>
-              <w:left w:val="none" w:sz="0" w:space="0" w:color="000000"/>
-              <w:right w:val="none" w:sz="0" w:space="0" w:color="000000"/>
-            </w:tcBorders>
-            <w:shd w:val="clear" w:color="auto" w:fill="FFFFFF"/>
-            <w:tcMar>
-              <w:top w:w="0" w:type="dxa"/>
-              <w:bottom w:w="0" w:type="dxa"/>
-              <w:left w:w="0" w:type="dxa"/>
-              <w:right w:w="0" w:type="dxa"/>
-            </w:tcMar>
-            <w:vAlign w:val="center"/>
-          </w:tcPr>
-          <w:p>
-            <w:pPr>
-              <w:jc w:val="left"/>
-              <w:pBdr>
-                <w:bottom w:val="none" w:sz="0" w:space="0" w:color="000000"/>
-                <w:top w:val="none" w:sz="0" w:space="0" w:color="000000"/>
-                <w:left w:val="none" w:sz="0" w:space="0" w:color="000000"/>
-                <w:right w:val="none" w:sz="0" w:space="0" w:color="000000"/>
-              </w:pBdr>
-              <w:spacing w:after="40" w:before="40" w:line="240"/>
-              <w:ind w:left="100" w:right="80" w:firstLine="0" w:firstLineChars="0"/>
-              <w:rPr>
-                <w:rFonts w:ascii="Arial" w:hAnsi="Arial" w:eastAsia="Arial" w:cs="Arial"/>
-                <w:i w:val="false"/>
-                <w:b w:val="false"/>
-                <w:u w:val="none"/>
-                <w:sz w:val="16"/>
-                <w:szCs w:val="16"/>
-                <w:color w:val="000000"/>
-              </w:rPr>
-            </w:pPr>
-            <w:r>
-              <w:rPr>
-                <w:rFonts w:ascii="Arial" w:hAnsi="Arial" w:eastAsia="Arial" w:cs="Arial"/>
-                <w:i w:val="false"/>
-                <w:b w:val="false"/>
-                <w:u w:val="none"/>
-                <w:sz w:val="16"/>
-                <w:szCs w:val="16"/>
-                <w:color w:val="000000"/>
-              </w:rPr>
-              <w:t xml:space="preserve">0.96 (0.83, 1.11)</w:t>
-            </w:r>
-          </w:p>
-        </w:tc>
-        <w:tc>
-          <w:tcPr>
-            <w:tcBorders>
-              <w:bottom w:val="none" w:sz="0" w:space="0" w:color="000000"/>
-              <w:top w:val="none" w:sz="0" w:space="0" w:color="000000"/>
-              <w:left w:val="none" w:sz="0" w:space="0" w:color="000000"/>
-              <w:right w:val="none" w:sz="0" w:space="0" w:color="000000"/>
-            </w:tcBorders>
-            <w:shd w:val="clear" w:color="auto" w:fill="FFFFFF"/>
-            <w:tcMar>
-              <w:top w:w="0" w:type="dxa"/>
-              <w:bottom w:w="0" w:type="dxa"/>
-              <w:left w:w="0" w:type="dxa"/>
-              <w:right w:w="0" w:type="dxa"/>
-            </w:tcMar>
-            <w:vAlign w:val="center"/>
-          </w:tcPr>
-          <w:p>
-            <w:pPr>
-              <w:jc w:val="left"/>
-              <w:pBdr>
-                <w:bottom w:val="none" w:sz="0" w:space="0" w:color="000000"/>
-                <w:top w:val="none" w:sz="0" w:space="0" w:color="000000"/>
-                <w:left w:val="none" w:sz="0" w:space="0" w:color="000000"/>
-                <w:right w:val="none" w:sz="0" w:space="0" w:color="000000"/>
-              </w:pBdr>
-              <w:spacing w:after="40" w:before="40" w:line="240"/>
-              <w:ind w:left="100" w:right="80" w:firstLine="0" w:firstLineChars="0"/>
-              <w:rPr>
-                <w:rFonts w:ascii="Arial" w:hAnsi="Arial" w:eastAsia="Arial" w:cs="Arial"/>
-                <w:i w:val="false"/>
-                <w:b w:val="false"/>
-                <w:u w:val="none"/>
-                <w:sz w:val="16"/>
-                <w:szCs w:val="16"/>
-                <w:color w:val="000000"/>
-              </w:rPr>
-            </w:pPr>
-            <w:r>
-              <w:rPr>
-                <w:rFonts w:ascii="Arial" w:hAnsi="Arial" w:eastAsia="Arial" w:cs="Arial"/>
-                <w:i w:val="false"/>
-                <w:b w:val="false"/>
-                <w:u w:val="none"/>
-                <w:sz w:val="16"/>
-                <w:szCs w:val="16"/>
-                <w:color w:val="000000"/>
-              </w:rPr>
-              <w:t xml:space="preserve">0.95 (0.80, 1.12)</w:t>
-            </w:r>
-          </w:p>
-        </w:tc>
-        <w:tc>
-          <w:tcPr>
-            <w:tcBorders>
-              <w:bottom w:val="none" w:sz="0" w:space="0" w:color="000000"/>
-              <w:top w:val="none" w:sz="0" w:space="0" w:color="000000"/>
-              <w:left w:val="none" w:sz="0" w:space="0" w:color="000000"/>
-              <w:right w:val="none" w:sz="0" w:space="0" w:color="000000"/>
-            </w:tcBorders>
-            <w:shd w:val="clear" w:color="auto" w:fill="FFFFFF"/>
-            <w:tcMar>
-              <w:top w:w="0" w:type="dxa"/>
-              <w:bottom w:w="0" w:type="dxa"/>
-              <w:left w:w="0" w:type="dxa"/>
-              <w:right w:w="0" w:type="dxa"/>
-            </w:tcMar>
-            <w:vAlign w:val="center"/>
-          </w:tcPr>
-          <w:p>
-            <w:pPr>
-              <w:jc w:val="left"/>
-              <w:pBdr>
-                <w:bottom w:val="none" w:sz="0" w:space="0" w:color="000000"/>
-                <w:top w:val="none" w:sz="0" w:space="0" w:color="000000"/>
-                <w:left w:val="none" w:sz="0" w:space="0" w:color="000000"/>
-                <w:right w:val="none" w:sz="0" w:space="0" w:color="000000"/>
-              </w:pBdr>
-              <w:spacing w:after="40" w:before="40" w:line="240"/>
-              <w:ind w:left="100" w:right="80" w:firstLine="0" w:firstLineChars="0"/>
-              <w:rPr>
-                <w:rFonts w:ascii="Arial" w:hAnsi="Arial" w:eastAsia="Arial" w:cs="Arial"/>
-                <w:i w:val="false"/>
-                <w:b w:val="false"/>
-                <w:u w:val="none"/>
-                <w:sz w:val="16"/>
-                <w:szCs w:val="16"/>
-                <w:color w:val="000000"/>
-              </w:rPr>
-            </w:pPr>
-            <w:r>
-              <w:rPr>
-                <w:rFonts w:ascii="Arial" w:hAnsi="Arial" w:eastAsia="Arial" w:cs="Arial"/>
-                <w:i w:val="false"/>
-                <w:b w:val="false"/>
-                <w:u w:val="none"/>
-                <w:sz w:val="16"/>
-                <w:szCs w:val="16"/>
-                <w:color w:val="000000"/>
-              </w:rPr>
-              <w:t xml:space="preserve">0.93 (0.71, 1.22)</w:t>
+              <w:t xml:space="preserve">1.26 (0.32, 4.97)</w:t>
+            </w:r>
+          </w:p>
+        </w:tc>
+        <w:tc>
+          <w:tcPr>
+            <w:tcBorders>
+              <w:bottom w:val="none" w:sz="0" w:space="0" w:color="000000"/>
+              <w:top w:val="none" w:sz="0" w:space="0" w:color="000000"/>
+              <w:left w:val="none" w:sz="0" w:space="0" w:color="000000"/>
+              <w:right w:val="none" w:sz="0" w:space="0" w:color="000000"/>
+            </w:tcBorders>
+            <w:shd w:val="clear" w:color="auto" w:fill="FFFFFF"/>
+            <w:tcMar>
+              <w:top w:w="0" w:type="dxa"/>
+              <w:bottom w:w="0" w:type="dxa"/>
+              <w:left w:w="0" w:type="dxa"/>
+              <w:right w:w="0" w:type="dxa"/>
+            </w:tcMar>
+            <w:vAlign w:val="center"/>
+          </w:tcPr>
+          <w:p>
+            <w:pPr>
+              <w:jc w:val="left"/>
+              <w:pBdr>
+                <w:bottom w:val="none" w:sz="0" w:space="0" w:color="000000"/>
+                <w:top w:val="none" w:sz="0" w:space="0" w:color="000000"/>
+                <w:left w:val="none" w:sz="0" w:space="0" w:color="000000"/>
+                <w:right w:val="none" w:sz="0" w:space="0" w:color="000000"/>
+              </w:pBdr>
+              <w:spacing w:after="40" w:before="40" w:line="240"/>
+              <w:ind w:left="100" w:right="80" w:firstLine="0" w:firstLineChars="0"/>
+              <w:rPr>
+                <w:rFonts w:ascii="Arial" w:hAnsi="Arial" w:eastAsia="Arial" w:cs="Arial"/>
+                <w:i w:val="false"/>
+                <w:b w:val="false"/>
+                <w:u w:val="none"/>
+                <w:sz w:val="16"/>
+                <w:szCs w:val="16"/>
+                <w:color w:val="000000"/>
+              </w:rPr>
+            </w:pPr>
+            <w:r>
+              <w:rPr>
+                <w:rFonts w:ascii="Arial" w:hAnsi="Arial" w:eastAsia="Arial" w:cs="Arial"/>
+                <w:i w:val="false"/>
+                <w:b w:val="false"/>
+                <w:u w:val="none"/>
+                <w:sz w:val="16"/>
+                <w:szCs w:val="16"/>
+                <w:color w:val="000000"/>
+              </w:rPr>
+              <w:t xml:space="preserve">1.11 (0.50, 2.45)</w:t>
+            </w:r>
+          </w:p>
+        </w:tc>
+        <w:tc>
+          <w:tcPr>
+            <w:tcBorders>
+              <w:bottom w:val="none" w:sz="0" w:space="0" w:color="000000"/>
+              <w:top w:val="none" w:sz="0" w:space="0" w:color="000000"/>
+              <w:left w:val="none" w:sz="0" w:space="0" w:color="000000"/>
+              <w:right w:val="none" w:sz="0" w:space="0" w:color="000000"/>
+            </w:tcBorders>
+            <w:shd w:val="clear" w:color="auto" w:fill="FFFFFF"/>
+            <w:tcMar>
+              <w:top w:w="0" w:type="dxa"/>
+              <w:bottom w:w="0" w:type="dxa"/>
+              <w:left w:w="0" w:type="dxa"/>
+              <w:right w:w="0" w:type="dxa"/>
+            </w:tcMar>
+            <w:vAlign w:val="center"/>
+          </w:tcPr>
+          <w:p>
+            <w:pPr>
+              <w:jc w:val="left"/>
+              <w:pBdr>
+                <w:bottom w:val="none" w:sz="0" w:space="0" w:color="000000"/>
+                <w:top w:val="none" w:sz="0" w:space="0" w:color="000000"/>
+                <w:left w:val="none" w:sz="0" w:space="0" w:color="000000"/>
+                <w:right w:val="none" w:sz="0" w:space="0" w:color="000000"/>
+              </w:pBdr>
+              <w:spacing w:after="40" w:before="40" w:line="240"/>
+              <w:ind w:left="100" w:right="80" w:firstLine="0" w:firstLineChars="0"/>
+              <w:rPr>
+                <w:rFonts w:ascii="Arial" w:hAnsi="Arial" w:eastAsia="Arial" w:cs="Arial"/>
+                <w:i w:val="false"/>
+                <w:b w:val="false"/>
+                <w:u w:val="none"/>
+                <w:sz w:val="16"/>
+                <w:szCs w:val="16"/>
+                <w:color w:val="000000"/>
+              </w:rPr>
+            </w:pPr>
+            <w:r>
+              <w:rPr>
+                <w:rFonts w:ascii="Arial" w:hAnsi="Arial" w:eastAsia="Arial" w:cs="Arial"/>
+                <w:i w:val="false"/>
+                <w:b w:val="false"/>
+                <w:u w:val="none"/>
+                <w:sz w:val="16"/>
+                <w:szCs w:val="16"/>
+                <w:color w:val="000000"/>
+              </w:rPr>
+              <w:t xml:space="preserve">1.00 (0.47, 2.15)</w:t>
+            </w:r>
+          </w:p>
+        </w:tc>
+        <w:tc>
+          <w:tcPr>
+            <w:tcBorders>
+              <w:bottom w:val="none" w:sz="0" w:space="0" w:color="000000"/>
+              <w:top w:val="none" w:sz="0" w:space="0" w:color="000000"/>
+              <w:left w:val="none" w:sz="0" w:space="0" w:color="000000"/>
+              <w:right w:val="none" w:sz="0" w:space="0" w:color="000000"/>
+            </w:tcBorders>
+            <w:shd w:val="clear" w:color="auto" w:fill="FFFFFF"/>
+            <w:tcMar>
+              <w:top w:w="0" w:type="dxa"/>
+              <w:bottom w:w="0" w:type="dxa"/>
+              <w:left w:w="0" w:type="dxa"/>
+              <w:right w:w="0" w:type="dxa"/>
+            </w:tcMar>
+            <w:vAlign w:val="center"/>
+          </w:tcPr>
+          <w:p>
+            <w:pPr>
+              <w:jc w:val="left"/>
+              <w:pBdr>
+                <w:bottom w:val="none" w:sz="0" w:space="0" w:color="000000"/>
+                <w:top w:val="none" w:sz="0" w:space="0" w:color="000000"/>
+                <w:left w:val="none" w:sz="0" w:space="0" w:color="000000"/>
+                <w:right w:val="none" w:sz="0" w:space="0" w:color="000000"/>
+              </w:pBdr>
+              <w:spacing w:after="40" w:before="40" w:line="240"/>
+              <w:ind w:left="100" w:right="80" w:firstLine="0" w:firstLineChars="0"/>
+              <w:rPr>
+                <w:rFonts w:ascii="Arial" w:hAnsi="Arial" w:eastAsia="Arial" w:cs="Arial"/>
+                <w:i w:val="false"/>
+                <w:b w:val="false"/>
+                <w:u w:val="none"/>
+                <w:sz w:val="16"/>
+                <w:szCs w:val="16"/>
+                <w:color w:val="000000"/>
+              </w:rPr>
+            </w:pPr>
+            <w:r>
+              <w:rPr>
+                <w:rFonts w:ascii="Arial" w:hAnsi="Arial" w:eastAsia="Arial" w:cs="Arial"/>
+                <w:i w:val="false"/>
+                <w:b w:val="false"/>
+                <w:u w:val="none"/>
+                <w:sz w:val="16"/>
+                <w:szCs w:val="16"/>
+                <w:color w:val="000000"/>
+              </w:rPr>
+              <w:t xml:space="preserve">0.91 (0.30, 2.73)</w:t>
             </w:r>
           </w:p>
         </w:tc>
@@ -1855,163 +1855,163 @@
                 <w:szCs w:val="16"/>
                 <w:color w:val="000000"/>
               </w:rPr>
-              <w:t xml:space="preserve">0.90 (0.64, 1.27)</w:t>
-            </w:r>
-          </w:p>
-        </w:tc>
-        <w:tc>
-          <w:tcPr>
-            <w:tcBorders>
-              <w:bottom w:val="none" w:sz="0" w:space="0" w:color="000000"/>
-              <w:top w:val="none" w:sz="0" w:space="0" w:color="000000"/>
-              <w:left w:val="none" w:sz="0" w:space="0" w:color="000000"/>
-              <w:right w:val="none" w:sz="0" w:space="0" w:color="000000"/>
-            </w:tcBorders>
-            <w:shd w:val="clear" w:color="auto" w:fill="FFFFFF"/>
-            <w:tcMar>
-              <w:top w:w="0" w:type="dxa"/>
-              <w:bottom w:w="0" w:type="dxa"/>
-              <w:left w:w="0" w:type="dxa"/>
-              <w:right w:w="0" w:type="dxa"/>
-            </w:tcMar>
-            <w:vAlign w:val="center"/>
-          </w:tcPr>
-          <w:p>
-            <w:pPr>
-              <w:jc w:val="left"/>
-              <w:pBdr>
-                <w:bottom w:val="none" w:sz="0" w:space="0" w:color="000000"/>
-                <w:top w:val="none" w:sz="0" w:space="0" w:color="000000"/>
-                <w:left w:val="none" w:sz="0" w:space="0" w:color="000000"/>
-                <w:right w:val="none" w:sz="0" w:space="0" w:color="000000"/>
-              </w:pBdr>
-              <w:spacing w:after="40" w:before="40" w:line="240"/>
-              <w:ind w:left="100" w:right="80" w:firstLine="0" w:firstLineChars="0"/>
-              <w:rPr>
-                <w:rFonts w:ascii="Arial" w:hAnsi="Arial" w:eastAsia="Arial" w:cs="Arial"/>
-                <w:i w:val="false"/>
-                <w:b w:val="false"/>
-                <w:u w:val="none"/>
-                <w:sz w:val="16"/>
-                <w:szCs w:val="16"/>
-                <w:color w:val="000000"/>
-              </w:rPr>
-            </w:pPr>
-            <w:r>
-              <w:rPr>
-                <w:rFonts w:ascii="Arial" w:hAnsi="Arial" w:eastAsia="Arial" w:cs="Arial"/>
-                <w:i w:val="false"/>
-                <w:b w:val="false"/>
-                <w:u w:val="none"/>
-                <w:sz w:val="16"/>
-                <w:szCs w:val="16"/>
-                <w:color w:val="000000"/>
-              </w:rPr>
-              <w:t xml:space="preserve">0.89 (0.71, 1.11)</w:t>
-            </w:r>
-          </w:p>
-        </w:tc>
-        <w:tc>
-          <w:tcPr>
-            <w:tcBorders>
-              <w:bottom w:val="none" w:sz="0" w:space="0" w:color="000000"/>
-              <w:top w:val="none" w:sz="0" w:space="0" w:color="000000"/>
-              <w:left w:val="none" w:sz="0" w:space="0" w:color="000000"/>
-              <w:right w:val="none" w:sz="0" w:space="0" w:color="000000"/>
-            </w:tcBorders>
-            <w:shd w:val="clear" w:color="auto" w:fill="FFFFFF"/>
-            <w:tcMar>
-              <w:top w:w="0" w:type="dxa"/>
-              <w:bottom w:w="0" w:type="dxa"/>
-              <w:left w:w="0" w:type="dxa"/>
-              <w:right w:w="0" w:type="dxa"/>
-            </w:tcMar>
-            <w:vAlign w:val="center"/>
-          </w:tcPr>
-          <w:p>
-            <w:pPr>
-              <w:jc w:val="left"/>
-              <w:pBdr>
-                <w:bottom w:val="none" w:sz="0" w:space="0" w:color="000000"/>
-                <w:top w:val="none" w:sz="0" w:space="0" w:color="000000"/>
-                <w:left w:val="none" w:sz="0" w:space="0" w:color="000000"/>
-                <w:right w:val="none" w:sz="0" w:space="0" w:color="000000"/>
-              </w:pBdr>
-              <w:spacing w:after="40" w:before="40" w:line="240"/>
-              <w:ind w:left="100" w:right="80" w:firstLine="0" w:firstLineChars="0"/>
-              <w:rPr>
-                <w:rFonts w:ascii="Arial" w:hAnsi="Arial" w:eastAsia="Arial" w:cs="Arial"/>
-                <w:i w:val="false"/>
-                <w:b w:val="false"/>
-                <w:u w:val="none"/>
-                <w:sz w:val="16"/>
-                <w:szCs w:val="16"/>
-                <w:color w:val="000000"/>
-              </w:rPr>
-            </w:pPr>
-            <w:r>
-              <w:rPr>
-                <w:rFonts w:ascii="Arial" w:hAnsi="Arial" w:eastAsia="Arial" w:cs="Arial"/>
-                <w:i w:val="false"/>
-                <w:b w:val="false"/>
-                <w:u w:val="none"/>
-                <w:sz w:val="16"/>
-                <w:szCs w:val="16"/>
-                <w:color w:val="000000"/>
-              </w:rPr>
-              <w:t xml:space="preserve">0.87 (0.70, 1.09)</w:t>
-            </w:r>
-          </w:p>
-        </w:tc>
-        <w:tc>
-          <w:tcPr>
-            <w:tcBorders>
-              <w:bottom w:val="none" w:sz="0" w:space="0" w:color="000000"/>
-              <w:top w:val="none" w:sz="0" w:space="0" w:color="000000"/>
-              <w:left w:val="none" w:sz="0" w:space="0" w:color="000000"/>
-              <w:right w:val="none" w:sz="0" w:space="0" w:color="000000"/>
-            </w:tcBorders>
-            <w:shd w:val="clear" w:color="auto" w:fill="FFFFFF"/>
-            <w:tcMar>
-              <w:top w:w="0" w:type="dxa"/>
-              <w:bottom w:w="0" w:type="dxa"/>
-              <w:left w:w="0" w:type="dxa"/>
-              <w:right w:w="0" w:type="dxa"/>
-            </w:tcMar>
-            <w:vAlign w:val="center"/>
-          </w:tcPr>
-          <w:p>
-            <w:pPr>
-              <w:jc w:val="left"/>
-              <w:pBdr>
-                <w:bottom w:val="none" w:sz="0" w:space="0" w:color="000000"/>
-                <w:top w:val="none" w:sz="0" w:space="0" w:color="000000"/>
-                <w:left w:val="none" w:sz="0" w:space="0" w:color="000000"/>
-                <w:right w:val="none" w:sz="0" w:space="0" w:color="000000"/>
-              </w:pBdr>
-              <w:spacing w:after="40" w:before="40" w:line="240"/>
-              <w:ind w:left="100" w:right="80" w:firstLine="0" w:firstLineChars="0"/>
-              <w:rPr>
-                <w:rFonts w:ascii="Arial" w:hAnsi="Arial" w:eastAsia="Arial" w:cs="Arial"/>
-                <w:i w:val="false"/>
-                <w:b w:val="false"/>
-                <w:u w:val="none"/>
-                <w:sz w:val="16"/>
-                <w:szCs w:val="16"/>
-                <w:color w:val="000000"/>
-              </w:rPr>
-            </w:pPr>
-            <w:r>
-              <w:rPr>
-                <w:rFonts w:ascii="Arial" w:hAnsi="Arial" w:eastAsia="Arial" w:cs="Arial"/>
-                <w:i w:val="false"/>
-                <w:b w:val="false"/>
-                <w:u w:val="none"/>
-                <w:sz w:val="16"/>
-                <w:szCs w:val="16"/>
-                <w:color w:val="000000"/>
-              </w:rPr>
-              <w:t xml:space="preserve">0.85 (0.64, 1.14)</w:t>
+              <w:t xml:space="preserve">0.92 (0.70, 1.20)</w:t>
+            </w:r>
+          </w:p>
+        </w:tc>
+        <w:tc>
+          <w:tcPr>
+            <w:tcBorders>
+              <w:bottom w:val="none" w:sz="0" w:space="0" w:color="000000"/>
+              <w:top w:val="none" w:sz="0" w:space="0" w:color="000000"/>
+              <w:left w:val="none" w:sz="0" w:space="0" w:color="000000"/>
+              <w:right w:val="none" w:sz="0" w:space="0" w:color="000000"/>
+            </w:tcBorders>
+            <w:shd w:val="clear" w:color="auto" w:fill="FFFFFF"/>
+            <w:tcMar>
+              <w:top w:w="0" w:type="dxa"/>
+              <w:bottom w:w="0" w:type="dxa"/>
+              <w:left w:w="0" w:type="dxa"/>
+              <w:right w:w="0" w:type="dxa"/>
+            </w:tcMar>
+            <w:vAlign w:val="center"/>
+          </w:tcPr>
+          <w:p>
+            <w:pPr>
+              <w:jc w:val="left"/>
+              <w:pBdr>
+                <w:bottom w:val="none" w:sz="0" w:space="0" w:color="000000"/>
+                <w:top w:val="none" w:sz="0" w:space="0" w:color="000000"/>
+                <w:left w:val="none" w:sz="0" w:space="0" w:color="000000"/>
+                <w:right w:val="none" w:sz="0" w:space="0" w:color="000000"/>
+              </w:pBdr>
+              <w:spacing w:after="40" w:before="40" w:line="240"/>
+              <w:ind w:left="100" w:right="80" w:firstLine="0" w:firstLineChars="0"/>
+              <w:rPr>
+                <w:rFonts w:ascii="Arial" w:hAnsi="Arial" w:eastAsia="Arial" w:cs="Arial"/>
+                <w:i w:val="false"/>
+                <w:b w:val="false"/>
+                <w:u w:val="none"/>
+                <w:sz w:val="16"/>
+                <w:szCs w:val="16"/>
+                <w:color w:val="000000"/>
+              </w:rPr>
+            </w:pPr>
+            <w:r>
+              <w:rPr>
+                <w:rFonts w:ascii="Arial" w:hAnsi="Arial" w:eastAsia="Arial" w:cs="Arial"/>
+                <w:i w:val="false"/>
+                <w:b w:val="false"/>
+                <w:u w:val="none"/>
+                <w:sz w:val="16"/>
+                <w:szCs w:val="16"/>
+                <w:color w:val="000000"/>
+              </w:rPr>
+              <w:t xml:space="preserve">0.92 (0.78, 1.09)</w:t>
+            </w:r>
+          </w:p>
+        </w:tc>
+        <w:tc>
+          <w:tcPr>
+            <w:tcBorders>
+              <w:bottom w:val="none" w:sz="0" w:space="0" w:color="000000"/>
+              <w:top w:val="none" w:sz="0" w:space="0" w:color="000000"/>
+              <w:left w:val="none" w:sz="0" w:space="0" w:color="000000"/>
+              <w:right w:val="none" w:sz="0" w:space="0" w:color="000000"/>
+            </w:tcBorders>
+            <w:shd w:val="clear" w:color="auto" w:fill="FFFFFF"/>
+            <w:tcMar>
+              <w:top w:w="0" w:type="dxa"/>
+              <w:bottom w:w="0" w:type="dxa"/>
+              <w:left w:w="0" w:type="dxa"/>
+              <w:right w:w="0" w:type="dxa"/>
+            </w:tcMar>
+            <w:vAlign w:val="center"/>
+          </w:tcPr>
+          <w:p>
+            <w:pPr>
+              <w:jc w:val="left"/>
+              <w:pBdr>
+                <w:bottom w:val="none" w:sz="0" w:space="0" w:color="000000"/>
+                <w:top w:val="none" w:sz="0" w:space="0" w:color="000000"/>
+                <w:left w:val="none" w:sz="0" w:space="0" w:color="000000"/>
+                <w:right w:val="none" w:sz="0" w:space="0" w:color="000000"/>
+              </w:pBdr>
+              <w:spacing w:after="40" w:before="40" w:line="240"/>
+              <w:ind w:left="100" w:right="80" w:firstLine="0" w:firstLineChars="0"/>
+              <w:rPr>
+                <w:rFonts w:ascii="Arial" w:hAnsi="Arial" w:eastAsia="Arial" w:cs="Arial"/>
+                <w:i w:val="false"/>
+                <w:b w:val="false"/>
+                <w:u w:val="none"/>
+                <w:sz w:val="16"/>
+                <w:szCs w:val="16"/>
+                <w:color w:val="000000"/>
+              </w:rPr>
+            </w:pPr>
+            <w:r>
+              <w:rPr>
+                <w:rFonts w:ascii="Arial" w:hAnsi="Arial" w:eastAsia="Arial" w:cs="Arial"/>
+                <w:i w:val="false"/>
+                <w:b w:val="false"/>
+                <w:u w:val="none"/>
+                <w:sz w:val="16"/>
+                <w:szCs w:val="16"/>
+                <w:color w:val="000000"/>
+              </w:rPr>
+              <w:t xml:space="preserve">0.92 (0.79, 1.08)</w:t>
+            </w:r>
+          </w:p>
+        </w:tc>
+        <w:tc>
+          <w:tcPr>
+            <w:tcBorders>
+              <w:bottom w:val="none" w:sz="0" w:space="0" w:color="000000"/>
+              <w:top w:val="none" w:sz="0" w:space="0" w:color="000000"/>
+              <w:left w:val="none" w:sz="0" w:space="0" w:color="000000"/>
+              <w:right w:val="none" w:sz="0" w:space="0" w:color="000000"/>
+            </w:tcBorders>
+            <w:shd w:val="clear" w:color="auto" w:fill="FFFFFF"/>
+            <w:tcMar>
+              <w:top w:w="0" w:type="dxa"/>
+              <w:bottom w:w="0" w:type="dxa"/>
+              <w:left w:w="0" w:type="dxa"/>
+              <w:right w:w="0" w:type="dxa"/>
+            </w:tcMar>
+            <w:vAlign w:val="center"/>
+          </w:tcPr>
+          <w:p>
+            <w:pPr>
+              <w:jc w:val="left"/>
+              <w:pBdr>
+                <w:bottom w:val="none" w:sz="0" w:space="0" w:color="000000"/>
+                <w:top w:val="none" w:sz="0" w:space="0" w:color="000000"/>
+                <w:left w:val="none" w:sz="0" w:space="0" w:color="000000"/>
+                <w:right w:val="none" w:sz="0" w:space="0" w:color="000000"/>
+              </w:pBdr>
+              <w:spacing w:after="40" w:before="40" w:line="240"/>
+              <w:ind w:left="100" w:right="80" w:firstLine="0" w:firstLineChars="0"/>
+              <w:rPr>
+                <w:rFonts w:ascii="Arial" w:hAnsi="Arial" w:eastAsia="Arial" w:cs="Arial"/>
+                <w:i w:val="false"/>
+                <w:b w:val="false"/>
+                <w:u w:val="none"/>
+                <w:sz w:val="16"/>
+                <w:szCs w:val="16"/>
+                <w:color w:val="000000"/>
+              </w:rPr>
+            </w:pPr>
+            <w:r>
+              <w:rPr>
+                <w:rFonts w:ascii="Arial" w:hAnsi="Arial" w:eastAsia="Arial" w:cs="Arial"/>
+                <w:i w:val="false"/>
+                <w:b w:val="false"/>
+                <w:u w:val="none"/>
+                <w:sz w:val="16"/>
+                <w:szCs w:val="16"/>
+                <w:color w:val="000000"/>
+              </w:rPr>
+              <w:t xml:space="preserve">0.92 (0.74, 1.14)</w:t>
             </w:r>
           </w:p>
         </w:tc>
@@ -2121,163 +2121,163 @@
                 <w:szCs w:val="16"/>
                 <w:color w:val="000000"/>
               </w:rPr>
-              <w:t xml:space="preserve">0.74 (0.48, 1.15)</w:t>
-            </w:r>
-          </w:p>
-        </w:tc>
-        <w:tc>
-          <w:tcPr>
-            <w:tcBorders>
-              <w:bottom w:val="none" w:sz="0" w:space="0" w:color="000000"/>
-              <w:top w:val="none" w:sz="0" w:space="0" w:color="000000"/>
-              <w:left w:val="none" w:sz="0" w:space="0" w:color="000000"/>
-              <w:right w:val="none" w:sz="0" w:space="0" w:color="000000"/>
-            </w:tcBorders>
-            <w:shd w:val="clear" w:color="auto" w:fill="FFFFFF"/>
-            <w:tcMar>
-              <w:top w:w="0" w:type="dxa"/>
-              <w:bottom w:w="0" w:type="dxa"/>
-              <w:left w:w="0" w:type="dxa"/>
-              <w:right w:w="0" w:type="dxa"/>
-            </w:tcMar>
-            <w:vAlign w:val="center"/>
-          </w:tcPr>
-          <w:p>
-            <w:pPr>
-              <w:jc w:val="left"/>
-              <w:pBdr>
-                <w:bottom w:val="none" w:sz="0" w:space="0" w:color="000000"/>
-                <w:top w:val="none" w:sz="0" w:space="0" w:color="000000"/>
-                <w:left w:val="none" w:sz="0" w:space="0" w:color="000000"/>
-                <w:right w:val="none" w:sz="0" w:space="0" w:color="000000"/>
-              </w:pBdr>
-              <w:spacing w:after="40" w:before="40" w:line="240"/>
-              <w:ind w:left="100" w:right="80" w:firstLine="0" w:firstLineChars="0"/>
-              <w:rPr>
-                <w:rFonts w:ascii="Arial" w:hAnsi="Arial" w:eastAsia="Arial" w:cs="Arial"/>
-                <w:i w:val="false"/>
-                <w:b w:val="false"/>
-                <w:u w:val="none"/>
-                <w:sz w:val="16"/>
-                <w:szCs w:val="16"/>
-                <w:color w:val="000000"/>
-              </w:rPr>
-            </w:pPr>
-            <w:r>
-              <w:rPr>
-                <w:rFonts w:ascii="Arial" w:hAnsi="Arial" w:eastAsia="Arial" w:cs="Arial"/>
-                <w:i w:val="false"/>
-                <w:b w:val="false"/>
-                <w:u w:val="none"/>
-                <w:sz w:val="16"/>
-                <w:szCs w:val="16"/>
-                <w:color w:val="000000"/>
-              </w:rPr>
-              <w:t xml:space="preserve">0.94 (0.69, 1.28)</w:t>
-            </w:r>
-          </w:p>
-        </w:tc>
-        <w:tc>
-          <w:tcPr>
-            <w:tcBorders>
-              <w:bottom w:val="none" w:sz="0" w:space="0" w:color="000000"/>
-              <w:top w:val="none" w:sz="0" w:space="0" w:color="000000"/>
-              <w:left w:val="none" w:sz="0" w:space="0" w:color="000000"/>
-              <w:right w:val="none" w:sz="0" w:space="0" w:color="000000"/>
-            </w:tcBorders>
-            <w:shd w:val="clear" w:color="auto" w:fill="FFFFFF"/>
-            <w:tcMar>
-              <w:top w:w="0" w:type="dxa"/>
-              <w:bottom w:w="0" w:type="dxa"/>
-              <w:left w:w="0" w:type="dxa"/>
-              <w:right w:w="0" w:type="dxa"/>
-            </w:tcMar>
-            <w:vAlign w:val="center"/>
-          </w:tcPr>
-          <w:p>
-            <w:pPr>
-              <w:jc w:val="left"/>
-              <w:pBdr>
-                <w:bottom w:val="none" w:sz="0" w:space="0" w:color="000000"/>
-                <w:top w:val="none" w:sz="0" w:space="0" w:color="000000"/>
-                <w:left w:val="none" w:sz="0" w:space="0" w:color="000000"/>
-                <w:right w:val="none" w:sz="0" w:space="0" w:color="000000"/>
-              </w:pBdr>
-              <w:spacing w:after="40" w:before="40" w:line="240"/>
-              <w:ind w:left="100" w:right="80" w:firstLine="0" w:firstLineChars="0"/>
-              <w:rPr>
-                <w:rFonts w:ascii="Arial" w:hAnsi="Arial" w:eastAsia="Arial" w:cs="Arial"/>
-                <w:i w:val="false"/>
-                <w:b w:val="false"/>
-                <w:u w:val="none"/>
-                <w:sz w:val="16"/>
-                <w:szCs w:val="16"/>
-                <w:color w:val="000000"/>
-              </w:rPr>
-            </w:pPr>
-            <w:r>
-              <w:rPr>
-                <w:rFonts w:ascii="Arial" w:hAnsi="Arial" w:eastAsia="Arial" w:cs="Arial"/>
-                <w:i w:val="false"/>
-                <w:b w:val="false"/>
-                <w:u w:val="none"/>
-                <w:sz w:val="16"/>
-                <w:szCs w:val="16"/>
-                <w:color w:val="000000"/>
-              </w:rPr>
-              <w:t xml:space="preserve">1.13 (0.82, 1.56)</w:t>
-            </w:r>
-          </w:p>
-        </w:tc>
-        <w:tc>
-          <w:tcPr>
-            <w:tcBorders>
-              <w:bottom w:val="none" w:sz="0" w:space="0" w:color="000000"/>
-              <w:top w:val="none" w:sz="0" w:space="0" w:color="000000"/>
-              <w:left w:val="none" w:sz="0" w:space="0" w:color="000000"/>
-              <w:right w:val="none" w:sz="0" w:space="0" w:color="000000"/>
-            </w:tcBorders>
-            <w:shd w:val="clear" w:color="auto" w:fill="FFFFFF"/>
-            <w:tcMar>
-              <w:top w:w="0" w:type="dxa"/>
-              <w:bottom w:w="0" w:type="dxa"/>
-              <w:left w:w="0" w:type="dxa"/>
-              <w:right w:w="0" w:type="dxa"/>
-            </w:tcMar>
-            <w:vAlign w:val="center"/>
-          </w:tcPr>
-          <w:p>
-            <w:pPr>
-              <w:jc w:val="left"/>
-              <w:pBdr>
-                <w:bottom w:val="none" w:sz="0" w:space="0" w:color="000000"/>
-                <w:top w:val="none" w:sz="0" w:space="0" w:color="000000"/>
-                <w:left w:val="none" w:sz="0" w:space="0" w:color="000000"/>
-                <w:right w:val="none" w:sz="0" w:space="0" w:color="000000"/>
-              </w:pBdr>
-              <w:spacing w:after="40" w:before="40" w:line="240"/>
-              <w:ind w:left="100" w:right="80" w:firstLine="0" w:firstLineChars="0"/>
-              <w:rPr>
-                <w:rFonts w:ascii="Arial" w:hAnsi="Arial" w:eastAsia="Arial" w:cs="Arial"/>
-                <w:i w:val="false"/>
-                <w:b w:val="false"/>
-                <w:u w:val="none"/>
-                <w:sz w:val="16"/>
-                <w:szCs w:val="16"/>
-                <w:color w:val="000000"/>
-              </w:rPr>
-            </w:pPr>
-            <w:r>
-              <w:rPr>
-                <w:rFonts w:ascii="Arial" w:hAnsi="Arial" w:eastAsia="Arial" w:cs="Arial"/>
-                <w:i w:val="false"/>
-                <w:b w:val="false"/>
-                <w:u w:val="none"/>
-                <w:sz w:val="16"/>
-                <w:szCs w:val="16"/>
-                <w:color w:val="000000"/>
-              </w:rPr>
-              <w:t xml:space="preserve">1.36 (0.91, 2.04)</w:t>
+              <w:t xml:space="preserve">1.03 (0.68, 1.57)</w:t>
+            </w:r>
+          </w:p>
+        </w:tc>
+        <w:tc>
+          <w:tcPr>
+            <w:tcBorders>
+              <w:bottom w:val="none" w:sz="0" w:space="0" w:color="000000"/>
+              <w:top w:val="none" w:sz="0" w:space="0" w:color="000000"/>
+              <w:left w:val="none" w:sz="0" w:space="0" w:color="000000"/>
+              <w:right w:val="none" w:sz="0" w:space="0" w:color="000000"/>
+            </w:tcBorders>
+            <w:shd w:val="clear" w:color="auto" w:fill="FFFFFF"/>
+            <w:tcMar>
+              <w:top w:w="0" w:type="dxa"/>
+              <w:bottom w:w="0" w:type="dxa"/>
+              <w:left w:w="0" w:type="dxa"/>
+              <w:right w:w="0" w:type="dxa"/>
+            </w:tcMar>
+            <w:vAlign w:val="center"/>
+          </w:tcPr>
+          <w:p>
+            <w:pPr>
+              <w:jc w:val="left"/>
+              <w:pBdr>
+                <w:bottom w:val="none" w:sz="0" w:space="0" w:color="000000"/>
+                <w:top w:val="none" w:sz="0" w:space="0" w:color="000000"/>
+                <w:left w:val="none" w:sz="0" w:space="0" w:color="000000"/>
+                <w:right w:val="none" w:sz="0" w:space="0" w:color="000000"/>
+              </w:pBdr>
+              <w:spacing w:after="40" w:before="40" w:line="240"/>
+              <w:ind w:left="100" w:right="80" w:firstLine="0" w:firstLineChars="0"/>
+              <w:rPr>
+                <w:rFonts w:ascii="Arial" w:hAnsi="Arial" w:eastAsia="Arial" w:cs="Arial"/>
+                <w:i w:val="false"/>
+                <w:b w:val="false"/>
+                <w:u w:val="none"/>
+                <w:sz w:val="16"/>
+                <w:szCs w:val="16"/>
+                <w:color w:val="000000"/>
+              </w:rPr>
+            </w:pPr>
+            <w:r>
+              <w:rPr>
+                <w:rFonts w:ascii="Arial" w:hAnsi="Arial" w:eastAsia="Arial" w:cs="Arial"/>
+                <w:i w:val="false"/>
+                <w:b w:val="false"/>
+                <w:u w:val="none"/>
+                <w:sz w:val="16"/>
+                <w:szCs w:val="16"/>
+                <w:color w:val="000000"/>
+              </w:rPr>
+              <w:t xml:space="preserve">0.98 (0.72, 1.33)</w:t>
+            </w:r>
+          </w:p>
+        </w:tc>
+        <w:tc>
+          <w:tcPr>
+            <w:tcBorders>
+              <w:bottom w:val="none" w:sz="0" w:space="0" w:color="000000"/>
+              <w:top w:val="none" w:sz="0" w:space="0" w:color="000000"/>
+              <w:left w:val="none" w:sz="0" w:space="0" w:color="000000"/>
+              <w:right w:val="none" w:sz="0" w:space="0" w:color="000000"/>
+            </w:tcBorders>
+            <w:shd w:val="clear" w:color="auto" w:fill="FFFFFF"/>
+            <w:tcMar>
+              <w:top w:w="0" w:type="dxa"/>
+              <w:bottom w:w="0" w:type="dxa"/>
+              <w:left w:w="0" w:type="dxa"/>
+              <w:right w:w="0" w:type="dxa"/>
+            </w:tcMar>
+            <w:vAlign w:val="center"/>
+          </w:tcPr>
+          <w:p>
+            <w:pPr>
+              <w:jc w:val="left"/>
+              <w:pBdr>
+                <w:bottom w:val="none" w:sz="0" w:space="0" w:color="000000"/>
+                <w:top w:val="none" w:sz="0" w:space="0" w:color="000000"/>
+                <w:left w:val="none" w:sz="0" w:space="0" w:color="000000"/>
+                <w:right w:val="none" w:sz="0" w:space="0" w:color="000000"/>
+              </w:pBdr>
+              <w:spacing w:after="40" w:before="40" w:line="240"/>
+              <w:ind w:left="100" w:right="80" w:firstLine="0" w:firstLineChars="0"/>
+              <w:rPr>
+                <w:rFonts w:ascii="Arial" w:hAnsi="Arial" w:eastAsia="Arial" w:cs="Arial"/>
+                <w:i w:val="false"/>
+                <w:b w:val="false"/>
+                <w:u w:val="none"/>
+                <w:sz w:val="16"/>
+                <w:szCs w:val="16"/>
+                <w:color w:val="000000"/>
+              </w:rPr>
+            </w:pPr>
+            <w:r>
+              <w:rPr>
+                <w:rFonts w:ascii="Arial" w:hAnsi="Arial" w:eastAsia="Arial" w:cs="Arial"/>
+                <w:i w:val="false"/>
+                <w:b w:val="false"/>
+                <w:u w:val="none"/>
+                <w:sz w:val="16"/>
+                <w:szCs w:val="16"/>
+                <w:color w:val="000000"/>
+              </w:rPr>
+              <w:t xml:space="preserve">0.94 (0.68, 1.29)</w:t>
+            </w:r>
+          </w:p>
+        </w:tc>
+        <w:tc>
+          <w:tcPr>
+            <w:tcBorders>
+              <w:bottom w:val="none" w:sz="0" w:space="0" w:color="000000"/>
+              <w:top w:val="none" w:sz="0" w:space="0" w:color="000000"/>
+              <w:left w:val="none" w:sz="0" w:space="0" w:color="000000"/>
+              <w:right w:val="none" w:sz="0" w:space="0" w:color="000000"/>
+            </w:tcBorders>
+            <w:shd w:val="clear" w:color="auto" w:fill="FFFFFF"/>
+            <w:tcMar>
+              <w:top w:w="0" w:type="dxa"/>
+              <w:bottom w:w="0" w:type="dxa"/>
+              <w:left w:w="0" w:type="dxa"/>
+              <w:right w:w="0" w:type="dxa"/>
+            </w:tcMar>
+            <w:vAlign w:val="center"/>
+          </w:tcPr>
+          <w:p>
+            <w:pPr>
+              <w:jc w:val="left"/>
+              <w:pBdr>
+                <w:bottom w:val="none" w:sz="0" w:space="0" w:color="000000"/>
+                <w:top w:val="none" w:sz="0" w:space="0" w:color="000000"/>
+                <w:left w:val="none" w:sz="0" w:space="0" w:color="000000"/>
+                <w:right w:val="none" w:sz="0" w:space="0" w:color="000000"/>
+              </w:pBdr>
+              <w:spacing w:after="40" w:before="40" w:line="240"/>
+              <w:ind w:left="100" w:right="80" w:firstLine="0" w:firstLineChars="0"/>
+              <w:rPr>
+                <w:rFonts w:ascii="Arial" w:hAnsi="Arial" w:eastAsia="Arial" w:cs="Arial"/>
+                <w:i w:val="false"/>
+                <w:b w:val="false"/>
+                <w:u w:val="none"/>
+                <w:sz w:val="16"/>
+                <w:szCs w:val="16"/>
+                <w:color w:val="000000"/>
+              </w:rPr>
+            </w:pPr>
+            <w:r>
+              <w:rPr>
+                <w:rFonts w:ascii="Arial" w:hAnsi="Arial" w:eastAsia="Arial" w:cs="Arial"/>
+                <w:i w:val="false"/>
+                <w:b w:val="false"/>
+                <w:u w:val="none"/>
+                <w:sz w:val="16"/>
+                <w:szCs w:val="16"/>
+                <w:color w:val="000000"/>
+              </w:rPr>
+              <w:t xml:space="preserve">0.89 (0.60, 1.33)</w:t>
             </w:r>
           </w:p>
         </w:tc>
@@ -2653,163 +2653,163 @@
                 <w:szCs w:val="16"/>
                 <w:color w:val="000000"/>
               </w:rPr>
-              <w:t xml:space="preserve">0.96 (0.65, 1.42)</w:t>
-            </w:r>
-          </w:p>
-        </w:tc>
-        <w:tc>
-          <w:tcPr>
-            <w:tcBorders>
-              <w:bottom w:val="none" w:sz="0" w:space="0" w:color="000000"/>
-              <w:top w:val="none" w:sz="0" w:space="0" w:color="000000"/>
-              <w:left w:val="none" w:sz="0" w:space="0" w:color="000000"/>
-              <w:right w:val="none" w:sz="0" w:space="0" w:color="000000"/>
-            </w:tcBorders>
-            <w:shd w:val="clear" w:color="auto" w:fill="FFFFFF"/>
-            <w:tcMar>
-              <w:top w:w="0" w:type="dxa"/>
-              <w:bottom w:w="0" w:type="dxa"/>
-              <w:left w:w="0" w:type="dxa"/>
-              <w:right w:w="0" w:type="dxa"/>
-            </w:tcMar>
-            <w:vAlign w:val="center"/>
-          </w:tcPr>
-          <w:p>
-            <w:pPr>
-              <w:jc w:val="left"/>
-              <w:pBdr>
-                <w:bottom w:val="none" w:sz="0" w:space="0" w:color="000000"/>
-                <w:top w:val="none" w:sz="0" w:space="0" w:color="000000"/>
-                <w:left w:val="none" w:sz="0" w:space="0" w:color="000000"/>
-                <w:right w:val="none" w:sz="0" w:space="0" w:color="000000"/>
-              </w:pBdr>
-              <w:spacing w:after="40" w:before="40" w:line="240"/>
-              <w:ind w:left="100" w:right="80" w:firstLine="0" w:firstLineChars="0"/>
-              <w:rPr>
-                <w:rFonts w:ascii="Arial" w:hAnsi="Arial" w:eastAsia="Arial" w:cs="Arial"/>
-                <w:i w:val="false"/>
-                <w:b w:val="false"/>
-                <w:u w:val="none"/>
-                <w:sz w:val="16"/>
-                <w:szCs w:val="16"/>
-                <w:color w:val="000000"/>
-              </w:rPr>
-            </w:pPr>
-            <w:r>
-              <w:rPr>
-                <w:rFonts w:ascii="Arial" w:hAnsi="Arial" w:eastAsia="Arial" w:cs="Arial"/>
-                <w:i w:val="false"/>
-                <w:b w:val="false"/>
-                <w:u w:val="none"/>
-                <w:sz w:val="16"/>
-                <w:szCs w:val="16"/>
-                <w:color w:val="000000"/>
-              </w:rPr>
-              <w:t xml:space="preserve">0.91 (0.72, 1.17)</w:t>
-            </w:r>
-          </w:p>
-        </w:tc>
-        <w:tc>
-          <w:tcPr>
-            <w:tcBorders>
-              <w:bottom w:val="none" w:sz="0" w:space="0" w:color="000000"/>
-              <w:top w:val="none" w:sz="0" w:space="0" w:color="000000"/>
-              <w:left w:val="none" w:sz="0" w:space="0" w:color="000000"/>
-              <w:right w:val="none" w:sz="0" w:space="0" w:color="000000"/>
-            </w:tcBorders>
-            <w:shd w:val="clear" w:color="auto" w:fill="FFFFFF"/>
-            <w:tcMar>
-              <w:top w:w="0" w:type="dxa"/>
-              <w:bottom w:w="0" w:type="dxa"/>
-              <w:left w:w="0" w:type="dxa"/>
-              <w:right w:w="0" w:type="dxa"/>
-            </w:tcMar>
-            <w:vAlign w:val="center"/>
-          </w:tcPr>
-          <w:p>
-            <w:pPr>
-              <w:jc w:val="left"/>
-              <w:pBdr>
-                <w:bottom w:val="none" w:sz="0" w:space="0" w:color="000000"/>
-                <w:top w:val="none" w:sz="0" w:space="0" w:color="000000"/>
-                <w:left w:val="none" w:sz="0" w:space="0" w:color="000000"/>
-                <w:right w:val="none" w:sz="0" w:space="0" w:color="000000"/>
-              </w:pBdr>
-              <w:spacing w:after="40" w:before="40" w:line="240"/>
-              <w:ind w:left="100" w:right="80" w:firstLine="0" w:firstLineChars="0"/>
-              <w:rPr>
-                <w:rFonts w:ascii="Arial" w:hAnsi="Arial" w:eastAsia="Arial" w:cs="Arial"/>
-                <w:i w:val="false"/>
-                <w:b w:val="false"/>
-                <w:u w:val="none"/>
-                <w:sz w:val="16"/>
-                <w:szCs w:val="16"/>
-                <w:color w:val="000000"/>
-              </w:rPr>
-            </w:pPr>
-            <w:r>
-              <w:rPr>
-                <w:rFonts w:ascii="Arial" w:hAnsi="Arial" w:eastAsia="Arial" w:cs="Arial"/>
-                <w:i w:val="false"/>
-                <w:b w:val="false"/>
-                <w:u w:val="none"/>
-                <w:sz w:val="16"/>
-                <w:szCs w:val="16"/>
-                <w:color w:val="000000"/>
-              </w:rPr>
-              <w:t xml:space="preserve">0.87 (0.68, 1.11)</w:t>
-            </w:r>
-          </w:p>
-        </w:tc>
-        <w:tc>
-          <w:tcPr>
-            <w:tcBorders>
-              <w:bottom w:val="none" w:sz="0" w:space="0" w:color="000000"/>
-              <w:top w:val="none" w:sz="0" w:space="0" w:color="000000"/>
-              <w:left w:val="none" w:sz="0" w:space="0" w:color="000000"/>
-              <w:right w:val="none" w:sz="0" w:space="0" w:color="000000"/>
-            </w:tcBorders>
-            <w:shd w:val="clear" w:color="auto" w:fill="FFFFFF"/>
-            <w:tcMar>
-              <w:top w:w="0" w:type="dxa"/>
-              <w:bottom w:w="0" w:type="dxa"/>
-              <w:left w:w="0" w:type="dxa"/>
-              <w:right w:w="0" w:type="dxa"/>
-            </w:tcMar>
-            <w:vAlign w:val="center"/>
-          </w:tcPr>
-          <w:p>
-            <w:pPr>
-              <w:jc w:val="left"/>
-              <w:pBdr>
-                <w:bottom w:val="none" w:sz="0" w:space="0" w:color="000000"/>
-                <w:top w:val="none" w:sz="0" w:space="0" w:color="000000"/>
-                <w:left w:val="none" w:sz="0" w:space="0" w:color="000000"/>
-                <w:right w:val="none" w:sz="0" w:space="0" w:color="000000"/>
-              </w:pBdr>
-              <w:spacing w:after="40" w:before="40" w:line="240"/>
-              <w:ind w:left="100" w:right="80" w:firstLine="0" w:firstLineChars="0"/>
-              <w:rPr>
-                <w:rFonts w:ascii="Arial" w:hAnsi="Arial" w:eastAsia="Arial" w:cs="Arial"/>
-                <w:i w:val="false"/>
-                <w:b w:val="false"/>
-                <w:u w:val="none"/>
-                <w:sz w:val="16"/>
-                <w:szCs w:val="16"/>
-                <w:color w:val="000000"/>
-              </w:rPr>
-            </w:pPr>
-            <w:r>
-              <w:rPr>
-                <w:rFonts w:ascii="Arial" w:hAnsi="Arial" w:eastAsia="Arial" w:cs="Arial"/>
-                <w:i w:val="false"/>
-                <w:b w:val="false"/>
-                <w:u w:val="none"/>
-                <w:sz w:val="16"/>
-                <w:szCs w:val="16"/>
-                <w:color w:val="000000"/>
-              </w:rPr>
-              <w:t xml:space="preserve">0.82 (0.59, 1.15)</w:t>
+              <w:t xml:space="preserve">0.90 (0.64, 1.27)</w:t>
+            </w:r>
+          </w:p>
+        </w:tc>
+        <w:tc>
+          <w:tcPr>
+            <w:tcBorders>
+              <w:bottom w:val="none" w:sz="0" w:space="0" w:color="000000"/>
+              <w:top w:val="none" w:sz="0" w:space="0" w:color="000000"/>
+              <w:left w:val="none" w:sz="0" w:space="0" w:color="000000"/>
+              <w:right w:val="none" w:sz="0" w:space="0" w:color="000000"/>
+            </w:tcBorders>
+            <w:shd w:val="clear" w:color="auto" w:fill="FFFFFF"/>
+            <w:tcMar>
+              <w:top w:w="0" w:type="dxa"/>
+              <w:bottom w:w="0" w:type="dxa"/>
+              <w:left w:w="0" w:type="dxa"/>
+              <w:right w:w="0" w:type="dxa"/>
+            </w:tcMar>
+            <w:vAlign w:val="center"/>
+          </w:tcPr>
+          <w:p>
+            <w:pPr>
+              <w:jc w:val="left"/>
+              <w:pBdr>
+                <w:bottom w:val="none" w:sz="0" w:space="0" w:color="000000"/>
+                <w:top w:val="none" w:sz="0" w:space="0" w:color="000000"/>
+                <w:left w:val="none" w:sz="0" w:space="0" w:color="000000"/>
+                <w:right w:val="none" w:sz="0" w:space="0" w:color="000000"/>
+              </w:pBdr>
+              <w:spacing w:after="40" w:before="40" w:line="240"/>
+              <w:ind w:left="100" w:right="80" w:firstLine="0" w:firstLineChars="0"/>
+              <w:rPr>
+                <w:rFonts w:ascii="Arial" w:hAnsi="Arial" w:eastAsia="Arial" w:cs="Arial"/>
+                <w:i w:val="false"/>
+                <w:b w:val="false"/>
+                <w:u w:val="none"/>
+                <w:sz w:val="16"/>
+                <w:szCs w:val="16"/>
+                <w:color w:val="000000"/>
+              </w:rPr>
+            </w:pPr>
+            <w:r>
+              <w:rPr>
+                <w:rFonts w:ascii="Arial" w:hAnsi="Arial" w:eastAsia="Arial" w:cs="Arial"/>
+                <w:i w:val="false"/>
+                <w:b w:val="false"/>
+                <w:u w:val="none"/>
+                <w:sz w:val="16"/>
+                <w:szCs w:val="16"/>
+                <w:color w:val="000000"/>
+              </w:rPr>
+              <w:t xml:space="preserve">0.92 (0.75, 1.13)</w:t>
+            </w:r>
+          </w:p>
+        </w:tc>
+        <w:tc>
+          <w:tcPr>
+            <w:tcBorders>
+              <w:bottom w:val="none" w:sz="0" w:space="0" w:color="000000"/>
+              <w:top w:val="none" w:sz="0" w:space="0" w:color="000000"/>
+              <w:left w:val="none" w:sz="0" w:space="0" w:color="000000"/>
+              <w:right w:val="none" w:sz="0" w:space="0" w:color="000000"/>
+            </w:tcBorders>
+            <w:shd w:val="clear" w:color="auto" w:fill="FFFFFF"/>
+            <w:tcMar>
+              <w:top w:w="0" w:type="dxa"/>
+              <w:bottom w:w="0" w:type="dxa"/>
+              <w:left w:w="0" w:type="dxa"/>
+              <w:right w:w="0" w:type="dxa"/>
+            </w:tcMar>
+            <w:vAlign w:val="center"/>
+          </w:tcPr>
+          <w:p>
+            <w:pPr>
+              <w:jc w:val="left"/>
+              <w:pBdr>
+                <w:bottom w:val="none" w:sz="0" w:space="0" w:color="000000"/>
+                <w:top w:val="none" w:sz="0" w:space="0" w:color="000000"/>
+                <w:left w:val="none" w:sz="0" w:space="0" w:color="000000"/>
+                <w:right w:val="none" w:sz="0" w:space="0" w:color="000000"/>
+              </w:pBdr>
+              <w:spacing w:after="40" w:before="40" w:line="240"/>
+              <w:ind w:left="100" w:right="80" w:firstLine="0" w:firstLineChars="0"/>
+              <w:rPr>
+                <w:rFonts w:ascii="Arial" w:hAnsi="Arial" w:eastAsia="Arial" w:cs="Arial"/>
+                <w:i w:val="false"/>
+                <w:b w:val="false"/>
+                <w:u w:val="none"/>
+                <w:sz w:val="16"/>
+                <w:szCs w:val="16"/>
+                <w:color w:val="000000"/>
+              </w:rPr>
+            </w:pPr>
+            <w:r>
+              <w:rPr>
+                <w:rFonts w:ascii="Arial" w:hAnsi="Arial" w:eastAsia="Arial" w:cs="Arial"/>
+                <w:i w:val="false"/>
+                <w:b w:val="false"/>
+                <w:u w:val="none"/>
+                <w:sz w:val="16"/>
+                <w:szCs w:val="16"/>
+                <w:color w:val="000000"/>
+              </w:rPr>
+              <w:t xml:space="preserve">0.93 (0.78, 1.10)</w:t>
+            </w:r>
+          </w:p>
+        </w:tc>
+        <w:tc>
+          <w:tcPr>
+            <w:tcBorders>
+              <w:bottom w:val="none" w:sz="0" w:space="0" w:color="000000"/>
+              <w:top w:val="none" w:sz="0" w:space="0" w:color="000000"/>
+              <w:left w:val="none" w:sz="0" w:space="0" w:color="000000"/>
+              <w:right w:val="none" w:sz="0" w:space="0" w:color="000000"/>
+            </w:tcBorders>
+            <w:shd w:val="clear" w:color="auto" w:fill="FFFFFF"/>
+            <w:tcMar>
+              <w:top w:w="0" w:type="dxa"/>
+              <w:bottom w:w="0" w:type="dxa"/>
+              <w:left w:w="0" w:type="dxa"/>
+              <w:right w:w="0" w:type="dxa"/>
+            </w:tcMar>
+            <w:vAlign w:val="center"/>
+          </w:tcPr>
+          <w:p>
+            <w:pPr>
+              <w:jc w:val="left"/>
+              <w:pBdr>
+                <w:bottom w:val="none" w:sz="0" w:space="0" w:color="000000"/>
+                <w:top w:val="none" w:sz="0" w:space="0" w:color="000000"/>
+                <w:left w:val="none" w:sz="0" w:space="0" w:color="000000"/>
+                <w:right w:val="none" w:sz="0" w:space="0" w:color="000000"/>
+              </w:pBdr>
+              <w:spacing w:after="40" w:before="40" w:line="240"/>
+              <w:ind w:left="100" w:right="80" w:firstLine="0" w:firstLineChars="0"/>
+              <w:rPr>
+                <w:rFonts w:ascii="Arial" w:hAnsi="Arial" w:eastAsia="Arial" w:cs="Arial"/>
+                <w:i w:val="false"/>
+                <w:b w:val="false"/>
+                <w:u w:val="none"/>
+                <w:sz w:val="16"/>
+                <w:szCs w:val="16"/>
+                <w:color w:val="000000"/>
+              </w:rPr>
+            </w:pPr>
+            <w:r>
+              <w:rPr>
+                <w:rFonts w:ascii="Arial" w:hAnsi="Arial" w:eastAsia="Arial" w:cs="Arial"/>
+                <w:i w:val="false"/>
+                <w:b w:val="false"/>
+                <w:u w:val="none"/>
+                <w:sz w:val="16"/>
+                <w:szCs w:val="16"/>
+                <w:color w:val="000000"/>
+              </w:rPr>
+              <w:t xml:space="preserve">0.93 (0.74, 1.18)</w:t>
             </w:r>
           </w:p>
         </w:tc>
@@ -2919,163 +2919,163 @@
                 <w:szCs w:val="16"/>
                 <w:color w:val="000000"/>
               </w:rPr>
-              <w:t xml:space="preserve">1.20 (0.73, 1.97)</w:t>
-            </w:r>
-          </w:p>
-        </w:tc>
-        <w:tc>
-          <w:tcPr>
-            <w:tcBorders>
-              <w:bottom w:val="none" w:sz="0" w:space="0" w:color="000000"/>
-              <w:top w:val="none" w:sz="0" w:space="0" w:color="000000"/>
-              <w:left w:val="none" w:sz="0" w:space="0" w:color="000000"/>
-              <w:right w:val="none" w:sz="0" w:space="0" w:color="000000"/>
-            </w:tcBorders>
-            <w:shd w:val="clear" w:color="auto" w:fill="FFFFFF"/>
-            <w:tcMar>
-              <w:top w:w="0" w:type="dxa"/>
-              <w:bottom w:w="0" w:type="dxa"/>
-              <w:left w:w="0" w:type="dxa"/>
-              <w:right w:w="0" w:type="dxa"/>
-            </w:tcMar>
-            <w:vAlign w:val="center"/>
-          </w:tcPr>
-          <w:p>
-            <w:pPr>
-              <w:jc w:val="left"/>
-              <w:pBdr>
-                <w:bottom w:val="none" w:sz="0" w:space="0" w:color="000000"/>
-                <w:top w:val="none" w:sz="0" w:space="0" w:color="000000"/>
-                <w:left w:val="none" w:sz="0" w:space="0" w:color="000000"/>
-                <w:right w:val="none" w:sz="0" w:space="0" w:color="000000"/>
-              </w:pBdr>
-              <w:spacing w:after="40" w:before="40" w:line="240"/>
-              <w:ind w:left="100" w:right="80" w:firstLine="0" w:firstLineChars="0"/>
-              <w:rPr>
-                <w:rFonts w:ascii="Arial" w:hAnsi="Arial" w:eastAsia="Arial" w:cs="Arial"/>
-                <w:i w:val="false"/>
-                <w:b w:val="false"/>
-                <w:u w:val="none"/>
-                <w:sz w:val="16"/>
-                <w:szCs w:val="16"/>
-                <w:color w:val="000000"/>
-              </w:rPr>
-            </w:pPr>
-            <w:r>
-              <w:rPr>
-                <w:rFonts w:ascii="Arial" w:hAnsi="Arial" w:eastAsia="Arial" w:cs="Arial"/>
-                <w:i w:val="false"/>
-                <w:b w:val="false"/>
-                <w:u w:val="none"/>
-                <w:sz w:val="16"/>
-                <w:szCs w:val="16"/>
-                <w:color w:val="000000"/>
-              </w:rPr>
-              <w:t xml:space="preserve">1.06 (0.77, 1.46)</w:t>
-            </w:r>
-          </w:p>
-        </w:tc>
-        <w:tc>
-          <w:tcPr>
-            <w:tcBorders>
-              <w:bottom w:val="none" w:sz="0" w:space="0" w:color="000000"/>
-              <w:top w:val="none" w:sz="0" w:space="0" w:color="000000"/>
-              <w:left w:val="none" w:sz="0" w:space="0" w:color="000000"/>
-              <w:right w:val="none" w:sz="0" w:space="0" w:color="000000"/>
-            </w:tcBorders>
-            <w:shd w:val="clear" w:color="auto" w:fill="FFFFFF"/>
-            <w:tcMar>
-              <w:top w:w="0" w:type="dxa"/>
-              <w:bottom w:w="0" w:type="dxa"/>
-              <w:left w:w="0" w:type="dxa"/>
-              <w:right w:w="0" w:type="dxa"/>
-            </w:tcMar>
-            <w:vAlign w:val="center"/>
-          </w:tcPr>
-          <w:p>
-            <w:pPr>
-              <w:jc w:val="left"/>
-              <w:pBdr>
-                <w:bottom w:val="none" w:sz="0" w:space="0" w:color="000000"/>
-                <w:top w:val="none" w:sz="0" w:space="0" w:color="000000"/>
-                <w:left w:val="none" w:sz="0" w:space="0" w:color="000000"/>
-                <w:right w:val="none" w:sz="0" w:space="0" w:color="000000"/>
-              </w:pBdr>
-              <w:spacing w:after="40" w:before="40" w:line="240"/>
-              <w:ind w:left="100" w:right="80" w:firstLine="0" w:firstLineChars="0"/>
-              <w:rPr>
-                <w:rFonts w:ascii="Arial" w:hAnsi="Arial" w:eastAsia="Arial" w:cs="Arial"/>
-                <w:i w:val="false"/>
-                <w:b w:val="false"/>
-                <w:u w:val="none"/>
-                <w:sz w:val="16"/>
-                <w:szCs w:val="16"/>
-                <w:color w:val="000000"/>
-              </w:rPr>
-            </w:pPr>
-            <w:r>
-              <w:rPr>
-                <w:rFonts w:ascii="Arial" w:hAnsi="Arial" w:eastAsia="Arial" w:cs="Arial"/>
-                <w:i w:val="false"/>
-                <w:b w:val="false"/>
-                <w:u w:val="none"/>
-                <w:sz w:val="16"/>
-                <w:szCs w:val="16"/>
-                <w:color w:val="000000"/>
-              </w:rPr>
-              <w:t xml:space="preserve">0.97 (0.69, 1.36)</w:t>
-            </w:r>
-          </w:p>
-        </w:tc>
-        <w:tc>
-          <w:tcPr>
-            <w:tcBorders>
-              <w:bottom w:val="none" w:sz="0" w:space="0" w:color="000000"/>
-              <w:top w:val="none" w:sz="0" w:space="0" w:color="000000"/>
-              <w:left w:val="none" w:sz="0" w:space="0" w:color="000000"/>
-              <w:right w:val="none" w:sz="0" w:space="0" w:color="000000"/>
-            </w:tcBorders>
-            <w:shd w:val="clear" w:color="auto" w:fill="FFFFFF"/>
-            <w:tcMar>
-              <w:top w:w="0" w:type="dxa"/>
-              <w:bottom w:w="0" w:type="dxa"/>
-              <w:left w:w="0" w:type="dxa"/>
-              <w:right w:w="0" w:type="dxa"/>
-            </w:tcMar>
-            <w:vAlign w:val="center"/>
-          </w:tcPr>
-          <w:p>
-            <w:pPr>
-              <w:jc w:val="left"/>
-              <w:pBdr>
-                <w:bottom w:val="none" w:sz="0" w:space="0" w:color="000000"/>
-                <w:top w:val="none" w:sz="0" w:space="0" w:color="000000"/>
-                <w:left w:val="none" w:sz="0" w:space="0" w:color="000000"/>
-                <w:right w:val="none" w:sz="0" w:space="0" w:color="000000"/>
-              </w:pBdr>
-              <w:spacing w:after="40" w:before="40" w:line="240"/>
-              <w:ind w:left="100" w:right="80" w:firstLine="0" w:firstLineChars="0"/>
-              <w:rPr>
-                <w:rFonts w:ascii="Arial" w:hAnsi="Arial" w:eastAsia="Arial" w:cs="Arial"/>
-                <w:i w:val="false"/>
-                <w:b w:val="false"/>
-                <w:u w:val="none"/>
-                <w:sz w:val="16"/>
-                <w:szCs w:val="16"/>
-                <w:color w:val="000000"/>
-              </w:rPr>
-            </w:pPr>
-            <w:r>
-              <w:rPr>
-                <w:rFonts w:ascii="Arial" w:hAnsi="Arial" w:eastAsia="Arial" w:cs="Arial"/>
-                <w:i w:val="false"/>
-                <w:b w:val="false"/>
-                <w:u w:val="none"/>
-                <w:sz w:val="16"/>
-                <w:szCs w:val="16"/>
-                <w:color w:val="000000"/>
-              </w:rPr>
-              <w:t xml:space="preserve">0.88 (0.54, 1.42)</w:t>
+              <w:t xml:space="preserve">0.83 (0.63, 1.10)</w:t>
+            </w:r>
+          </w:p>
+        </w:tc>
+        <w:tc>
+          <w:tcPr>
+            <w:tcBorders>
+              <w:bottom w:val="none" w:sz="0" w:space="0" w:color="000000"/>
+              <w:top w:val="none" w:sz="0" w:space="0" w:color="000000"/>
+              <w:left w:val="none" w:sz="0" w:space="0" w:color="000000"/>
+              <w:right w:val="none" w:sz="0" w:space="0" w:color="000000"/>
+            </w:tcBorders>
+            <w:shd w:val="clear" w:color="auto" w:fill="FFFFFF"/>
+            <w:tcMar>
+              <w:top w:w="0" w:type="dxa"/>
+              <w:bottom w:w="0" w:type="dxa"/>
+              <w:left w:w="0" w:type="dxa"/>
+              <w:right w:w="0" w:type="dxa"/>
+            </w:tcMar>
+            <w:vAlign w:val="center"/>
+          </w:tcPr>
+          <w:p>
+            <w:pPr>
+              <w:jc w:val="left"/>
+              <w:pBdr>
+                <w:bottom w:val="none" w:sz="0" w:space="0" w:color="000000"/>
+                <w:top w:val="none" w:sz="0" w:space="0" w:color="000000"/>
+                <w:left w:val="none" w:sz="0" w:space="0" w:color="000000"/>
+                <w:right w:val="none" w:sz="0" w:space="0" w:color="000000"/>
+              </w:pBdr>
+              <w:spacing w:after="40" w:before="40" w:line="240"/>
+              <w:ind w:left="100" w:right="80" w:firstLine="0" w:firstLineChars="0"/>
+              <w:rPr>
+                <w:rFonts w:ascii="Arial" w:hAnsi="Arial" w:eastAsia="Arial" w:cs="Arial"/>
+                <w:i w:val="false"/>
+                <w:b w:val="false"/>
+                <w:u w:val="none"/>
+                <w:sz w:val="16"/>
+                <w:szCs w:val="16"/>
+                <w:color w:val="000000"/>
+              </w:rPr>
+            </w:pPr>
+            <w:r>
+              <w:rPr>
+                <w:rFonts w:ascii="Arial" w:hAnsi="Arial" w:eastAsia="Arial" w:cs="Arial"/>
+                <w:i w:val="false"/>
+                <w:b w:val="false"/>
+                <w:u w:val="none"/>
+                <w:sz w:val="16"/>
+                <w:szCs w:val="16"/>
+                <w:color w:val="000000"/>
+              </w:rPr>
+              <w:t xml:space="preserve">0.87 (0.73, 1.05)</w:t>
+            </w:r>
+          </w:p>
+        </w:tc>
+        <w:tc>
+          <w:tcPr>
+            <w:tcBorders>
+              <w:bottom w:val="none" w:sz="0" w:space="0" w:color="000000"/>
+              <w:top w:val="none" w:sz="0" w:space="0" w:color="000000"/>
+              <w:left w:val="none" w:sz="0" w:space="0" w:color="000000"/>
+              <w:right w:val="none" w:sz="0" w:space="0" w:color="000000"/>
+            </w:tcBorders>
+            <w:shd w:val="clear" w:color="auto" w:fill="FFFFFF"/>
+            <w:tcMar>
+              <w:top w:w="0" w:type="dxa"/>
+              <w:bottom w:w="0" w:type="dxa"/>
+              <w:left w:w="0" w:type="dxa"/>
+              <w:right w:w="0" w:type="dxa"/>
+            </w:tcMar>
+            <w:vAlign w:val="center"/>
+          </w:tcPr>
+          <w:p>
+            <w:pPr>
+              <w:jc w:val="left"/>
+              <w:pBdr>
+                <w:bottom w:val="none" w:sz="0" w:space="0" w:color="000000"/>
+                <w:top w:val="none" w:sz="0" w:space="0" w:color="000000"/>
+                <w:left w:val="none" w:sz="0" w:space="0" w:color="000000"/>
+                <w:right w:val="none" w:sz="0" w:space="0" w:color="000000"/>
+              </w:pBdr>
+              <w:spacing w:after="40" w:before="40" w:line="240"/>
+              <w:ind w:left="100" w:right="80" w:firstLine="0" w:firstLineChars="0"/>
+              <w:rPr>
+                <w:rFonts w:ascii="Arial" w:hAnsi="Arial" w:eastAsia="Arial" w:cs="Arial"/>
+                <w:i w:val="false"/>
+                <w:b w:val="false"/>
+                <w:u w:val="none"/>
+                <w:sz w:val="16"/>
+                <w:szCs w:val="16"/>
+                <w:color w:val="000000"/>
+              </w:rPr>
+            </w:pPr>
+            <w:r>
+              <w:rPr>
+                <w:rFonts w:ascii="Arial" w:hAnsi="Arial" w:eastAsia="Arial" w:cs="Arial"/>
+                <w:i w:val="false"/>
+                <w:b w:val="false"/>
+                <w:u w:val="none"/>
+                <w:sz w:val="16"/>
+                <w:szCs w:val="16"/>
+                <w:color w:val="000000"/>
+              </w:rPr>
+              <w:t xml:space="preserve">0.90 (0.73, 1.09)</w:t>
+            </w:r>
+          </w:p>
+        </w:tc>
+        <w:tc>
+          <w:tcPr>
+            <w:tcBorders>
+              <w:bottom w:val="none" w:sz="0" w:space="0" w:color="000000"/>
+              <w:top w:val="none" w:sz="0" w:space="0" w:color="000000"/>
+              <w:left w:val="none" w:sz="0" w:space="0" w:color="000000"/>
+              <w:right w:val="none" w:sz="0" w:space="0" w:color="000000"/>
+            </w:tcBorders>
+            <w:shd w:val="clear" w:color="auto" w:fill="FFFFFF"/>
+            <w:tcMar>
+              <w:top w:w="0" w:type="dxa"/>
+              <w:bottom w:w="0" w:type="dxa"/>
+              <w:left w:w="0" w:type="dxa"/>
+              <w:right w:w="0" w:type="dxa"/>
+            </w:tcMar>
+            <w:vAlign w:val="center"/>
+          </w:tcPr>
+          <w:p>
+            <w:pPr>
+              <w:jc w:val="left"/>
+              <w:pBdr>
+                <w:bottom w:val="none" w:sz="0" w:space="0" w:color="000000"/>
+                <w:top w:val="none" w:sz="0" w:space="0" w:color="000000"/>
+                <w:left w:val="none" w:sz="0" w:space="0" w:color="000000"/>
+                <w:right w:val="none" w:sz="0" w:space="0" w:color="000000"/>
+              </w:pBdr>
+              <w:spacing w:after="40" w:before="40" w:line="240"/>
+              <w:ind w:left="100" w:right="80" w:firstLine="0" w:firstLineChars="0"/>
+              <w:rPr>
+                <w:rFonts w:ascii="Arial" w:hAnsi="Arial" w:eastAsia="Arial" w:cs="Arial"/>
+                <w:i w:val="false"/>
+                <w:b w:val="false"/>
+                <w:u w:val="none"/>
+                <w:sz w:val="16"/>
+                <w:szCs w:val="16"/>
+                <w:color w:val="000000"/>
+              </w:rPr>
+            </w:pPr>
+            <w:r>
+              <w:rPr>
+                <w:rFonts w:ascii="Arial" w:hAnsi="Arial" w:eastAsia="Arial" w:cs="Arial"/>
+                <w:i w:val="false"/>
+                <w:b w:val="false"/>
+                <w:u w:val="none"/>
+                <w:sz w:val="16"/>
+                <w:szCs w:val="16"/>
+                <w:color w:val="000000"/>
+              </w:rPr>
+              <w:t xml:space="preserve">0.92 (0.70, 1.20)</w:t>
             </w:r>
           </w:p>
         </w:tc>
@@ -3451,163 +3451,163 @@
                 <w:szCs w:val="16"/>
                 <w:color w:val="000000"/>
               </w:rPr>
-              <w:t xml:space="preserve">1.20 (0.93, 1.55)</w:t>
-            </w:r>
-          </w:p>
-        </w:tc>
-        <w:tc>
-          <w:tcPr>
-            <w:tcBorders>
-              <w:bottom w:val="none" w:sz="0" w:space="0" w:color="000000"/>
-              <w:top w:val="none" w:sz="0" w:space="0" w:color="000000"/>
-              <w:left w:val="none" w:sz="0" w:space="0" w:color="000000"/>
-              <w:right w:val="none" w:sz="0" w:space="0" w:color="000000"/>
-            </w:tcBorders>
-            <w:shd w:val="clear" w:color="auto" w:fill="FFFFFF"/>
-            <w:tcMar>
-              <w:top w:w="0" w:type="dxa"/>
-              <w:bottom w:w="0" w:type="dxa"/>
-              <w:left w:w="0" w:type="dxa"/>
-              <w:right w:w="0" w:type="dxa"/>
-            </w:tcMar>
-            <w:vAlign w:val="center"/>
-          </w:tcPr>
-          <w:p>
-            <w:pPr>
-              <w:jc w:val="left"/>
-              <w:pBdr>
-                <w:bottom w:val="none" w:sz="0" w:space="0" w:color="000000"/>
-                <w:top w:val="none" w:sz="0" w:space="0" w:color="000000"/>
-                <w:left w:val="none" w:sz="0" w:space="0" w:color="000000"/>
-                <w:right w:val="none" w:sz="0" w:space="0" w:color="000000"/>
-              </w:pBdr>
-              <w:spacing w:after="40" w:before="40" w:line="240"/>
-              <w:ind w:left="100" w:right="80" w:firstLine="0" w:firstLineChars="0"/>
-              <w:rPr>
-                <w:rFonts w:ascii="Arial" w:hAnsi="Arial" w:eastAsia="Arial" w:cs="Arial"/>
-                <w:i w:val="false"/>
-                <w:b w:val="false"/>
-                <w:u w:val="none"/>
-                <w:sz w:val="16"/>
-                <w:szCs w:val="16"/>
-                <w:color w:val="000000"/>
-              </w:rPr>
-            </w:pPr>
-            <w:r>
-              <w:rPr>
-                <w:rFonts w:ascii="Arial" w:hAnsi="Arial" w:eastAsia="Arial" w:cs="Arial"/>
-                <w:i w:val="false"/>
-                <w:b w:val="false"/>
-                <w:u w:val="none"/>
-                <w:sz w:val="16"/>
-                <w:szCs w:val="16"/>
-                <w:color w:val="000000"/>
-              </w:rPr>
-              <w:t xml:space="preserve">1.15 (0.96, 1.38)</w:t>
-            </w:r>
-          </w:p>
-        </w:tc>
-        <w:tc>
-          <w:tcPr>
-            <w:tcBorders>
-              <w:bottom w:val="none" w:sz="0" w:space="0" w:color="000000"/>
-              <w:top w:val="none" w:sz="0" w:space="0" w:color="000000"/>
-              <w:left w:val="none" w:sz="0" w:space="0" w:color="000000"/>
-              <w:right w:val="none" w:sz="0" w:space="0" w:color="000000"/>
-            </w:tcBorders>
-            <w:shd w:val="clear" w:color="auto" w:fill="FFFFFF"/>
-            <w:tcMar>
-              <w:top w:w="0" w:type="dxa"/>
-              <w:bottom w:w="0" w:type="dxa"/>
-              <w:left w:w="0" w:type="dxa"/>
-              <w:right w:w="0" w:type="dxa"/>
-            </w:tcMar>
-            <w:vAlign w:val="center"/>
-          </w:tcPr>
-          <w:p>
-            <w:pPr>
-              <w:jc w:val="left"/>
-              <w:pBdr>
-                <w:bottom w:val="none" w:sz="0" w:space="0" w:color="000000"/>
-                <w:top w:val="none" w:sz="0" w:space="0" w:color="000000"/>
-                <w:left w:val="none" w:sz="0" w:space="0" w:color="000000"/>
-                <w:right w:val="none" w:sz="0" w:space="0" w:color="000000"/>
-              </w:pBdr>
-              <w:spacing w:after="40" w:before="40" w:line="240"/>
-              <w:ind w:left="100" w:right="80" w:firstLine="0" w:firstLineChars="0"/>
-              <w:rPr>
-                <w:rFonts w:ascii="Arial" w:hAnsi="Arial" w:eastAsia="Arial" w:cs="Arial"/>
-                <w:i w:val="false"/>
-                <w:b w:val="false"/>
-                <w:u w:val="none"/>
-                <w:sz w:val="16"/>
-                <w:szCs w:val="16"/>
-                <w:color w:val="000000"/>
-              </w:rPr>
-            </w:pPr>
-            <w:r>
-              <w:rPr>
-                <w:rFonts w:ascii="Arial" w:hAnsi="Arial" w:eastAsia="Arial" w:cs="Arial"/>
-                <w:i w:val="false"/>
-                <w:b w:val="false"/>
-                <w:u w:val="none"/>
-                <w:sz w:val="16"/>
-                <w:szCs w:val="16"/>
-                <w:color w:val="000000"/>
-              </w:rPr>
-              <w:t xml:space="preserve">1.13 (0.95, 1.36)</w:t>
-            </w:r>
-          </w:p>
-        </w:tc>
-        <w:tc>
-          <w:tcPr>
-            <w:tcBorders>
-              <w:bottom w:val="none" w:sz="0" w:space="0" w:color="000000"/>
-              <w:top w:val="none" w:sz="0" w:space="0" w:color="000000"/>
-              <w:left w:val="none" w:sz="0" w:space="0" w:color="000000"/>
-              <w:right w:val="none" w:sz="0" w:space="0" w:color="000000"/>
-            </w:tcBorders>
-            <w:shd w:val="clear" w:color="auto" w:fill="FFFFFF"/>
-            <w:tcMar>
-              <w:top w:w="0" w:type="dxa"/>
-              <w:bottom w:w="0" w:type="dxa"/>
-              <w:left w:w="0" w:type="dxa"/>
-              <w:right w:w="0" w:type="dxa"/>
-            </w:tcMar>
-            <w:vAlign w:val="center"/>
-          </w:tcPr>
-          <w:p>
-            <w:pPr>
-              <w:jc w:val="left"/>
-              <w:pBdr>
-                <w:bottom w:val="none" w:sz="0" w:space="0" w:color="000000"/>
-                <w:top w:val="none" w:sz="0" w:space="0" w:color="000000"/>
-                <w:left w:val="none" w:sz="0" w:space="0" w:color="000000"/>
-                <w:right w:val="none" w:sz="0" w:space="0" w:color="000000"/>
-              </w:pBdr>
-              <w:spacing w:after="40" w:before="40" w:line="240"/>
-              <w:ind w:left="100" w:right="80" w:firstLine="0" w:firstLineChars="0"/>
-              <w:rPr>
-                <w:rFonts w:ascii="Arial" w:hAnsi="Arial" w:eastAsia="Arial" w:cs="Arial"/>
-                <w:i w:val="false"/>
-                <w:b w:val="false"/>
-                <w:u w:val="none"/>
-                <w:sz w:val="16"/>
-                <w:szCs w:val="16"/>
-                <w:color w:val="000000"/>
-              </w:rPr>
-            </w:pPr>
-            <w:r>
-              <w:rPr>
-                <w:rFonts w:ascii="Arial" w:hAnsi="Arial" w:eastAsia="Arial" w:cs="Arial"/>
-                <w:i w:val="false"/>
-                <w:b w:val="false"/>
-                <w:u w:val="none"/>
-                <w:sz w:val="16"/>
-                <w:szCs w:val="16"/>
-                <w:color w:val="000000"/>
-              </w:rPr>
-              <w:t xml:space="preserve">1.12 (0.89, 1.40)</w:t>
+              <w:t xml:space="preserve">1.13 (0.88, 1.44)</w:t>
+            </w:r>
+          </w:p>
+        </w:tc>
+        <w:tc>
+          <w:tcPr>
+            <w:tcBorders>
+              <w:bottom w:val="none" w:sz="0" w:space="0" w:color="000000"/>
+              <w:top w:val="none" w:sz="0" w:space="0" w:color="000000"/>
+              <w:left w:val="none" w:sz="0" w:space="0" w:color="000000"/>
+              <w:right w:val="none" w:sz="0" w:space="0" w:color="000000"/>
+            </w:tcBorders>
+            <w:shd w:val="clear" w:color="auto" w:fill="FFFFFF"/>
+            <w:tcMar>
+              <w:top w:w="0" w:type="dxa"/>
+              <w:bottom w:w="0" w:type="dxa"/>
+              <w:left w:w="0" w:type="dxa"/>
+              <w:right w:w="0" w:type="dxa"/>
+            </w:tcMar>
+            <w:vAlign w:val="center"/>
+          </w:tcPr>
+          <w:p>
+            <w:pPr>
+              <w:jc w:val="left"/>
+              <w:pBdr>
+                <w:bottom w:val="none" w:sz="0" w:space="0" w:color="000000"/>
+                <w:top w:val="none" w:sz="0" w:space="0" w:color="000000"/>
+                <w:left w:val="none" w:sz="0" w:space="0" w:color="000000"/>
+                <w:right w:val="none" w:sz="0" w:space="0" w:color="000000"/>
+              </w:pBdr>
+              <w:spacing w:after="40" w:before="40" w:line="240"/>
+              <w:ind w:left="100" w:right="80" w:firstLine="0" w:firstLineChars="0"/>
+              <w:rPr>
+                <w:rFonts w:ascii="Arial" w:hAnsi="Arial" w:eastAsia="Arial" w:cs="Arial"/>
+                <w:i w:val="false"/>
+                <w:b w:val="false"/>
+                <w:u w:val="none"/>
+                <w:sz w:val="16"/>
+                <w:szCs w:val="16"/>
+                <w:color w:val="000000"/>
+              </w:rPr>
+            </w:pPr>
+            <w:r>
+              <w:rPr>
+                <w:rFonts w:ascii="Arial" w:hAnsi="Arial" w:eastAsia="Arial" w:cs="Arial"/>
+                <w:i w:val="false"/>
+                <w:b w:val="false"/>
+                <w:u w:val="none"/>
+                <w:sz w:val="16"/>
+                <w:szCs w:val="16"/>
+                <w:color w:val="000000"/>
+              </w:rPr>
+              <w:t xml:space="preserve">1.08 (0.92, 1.27)</w:t>
+            </w:r>
+          </w:p>
+        </w:tc>
+        <w:tc>
+          <w:tcPr>
+            <w:tcBorders>
+              <w:bottom w:val="none" w:sz="0" w:space="0" w:color="000000"/>
+              <w:top w:val="none" w:sz="0" w:space="0" w:color="000000"/>
+              <w:left w:val="none" w:sz="0" w:space="0" w:color="000000"/>
+              <w:right w:val="none" w:sz="0" w:space="0" w:color="000000"/>
+            </w:tcBorders>
+            <w:shd w:val="clear" w:color="auto" w:fill="FFFFFF"/>
+            <w:tcMar>
+              <w:top w:w="0" w:type="dxa"/>
+              <w:bottom w:w="0" w:type="dxa"/>
+              <w:left w:w="0" w:type="dxa"/>
+              <w:right w:w="0" w:type="dxa"/>
+            </w:tcMar>
+            <w:vAlign w:val="center"/>
+          </w:tcPr>
+          <w:p>
+            <w:pPr>
+              <w:jc w:val="left"/>
+              <w:pBdr>
+                <w:bottom w:val="none" w:sz="0" w:space="0" w:color="000000"/>
+                <w:top w:val="none" w:sz="0" w:space="0" w:color="000000"/>
+                <w:left w:val="none" w:sz="0" w:space="0" w:color="000000"/>
+                <w:right w:val="none" w:sz="0" w:space="0" w:color="000000"/>
+              </w:pBdr>
+              <w:spacing w:after="40" w:before="40" w:line="240"/>
+              <w:ind w:left="100" w:right="80" w:firstLine="0" w:firstLineChars="0"/>
+              <w:rPr>
+                <w:rFonts w:ascii="Arial" w:hAnsi="Arial" w:eastAsia="Arial" w:cs="Arial"/>
+                <w:i w:val="false"/>
+                <w:b w:val="false"/>
+                <w:u w:val="none"/>
+                <w:sz w:val="16"/>
+                <w:szCs w:val="16"/>
+                <w:color w:val="000000"/>
+              </w:rPr>
+            </w:pPr>
+            <w:r>
+              <w:rPr>
+                <w:rFonts w:ascii="Arial" w:hAnsi="Arial" w:eastAsia="Arial" w:cs="Arial"/>
+                <w:i w:val="false"/>
+                <w:b w:val="false"/>
+                <w:u w:val="none"/>
+                <w:sz w:val="16"/>
+                <w:szCs w:val="16"/>
+                <w:color w:val="000000"/>
+              </w:rPr>
+              <w:t xml:space="preserve">1.05 (0.90, 1.24)</w:t>
+            </w:r>
+          </w:p>
+        </w:tc>
+        <w:tc>
+          <w:tcPr>
+            <w:tcBorders>
+              <w:bottom w:val="none" w:sz="0" w:space="0" w:color="000000"/>
+              <w:top w:val="none" w:sz="0" w:space="0" w:color="000000"/>
+              <w:left w:val="none" w:sz="0" w:space="0" w:color="000000"/>
+              <w:right w:val="none" w:sz="0" w:space="0" w:color="000000"/>
+            </w:tcBorders>
+            <w:shd w:val="clear" w:color="auto" w:fill="FFFFFF"/>
+            <w:tcMar>
+              <w:top w:w="0" w:type="dxa"/>
+              <w:bottom w:w="0" w:type="dxa"/>
+              <w:left w:w="0" w:type="dxa"/>
+              <w:right w:w="0" w:type="dxa"/>
+            </w:tcMar>
+            <w:vAlign w:val="center"/>
+          </w:tcPr>
+          <w:p>
+            <w:pPr>
+              <w:jc w:val="left"/>
+              <w:pBdr>
+                <w:bottom w:val="none" w:sz="0" w:space="0" w:color="000000"/>
+                <w:top w:val="none" w:sz="0" w:space="0" w:color="000000"/>
+                <w:left w:val="none" w:sz="0" w:space="0" w:color="000000"/>
+                <w:right w:val="none" w:sz="0" w:space="0" w:color="000000"/>
+              </w:pBdr>
+              <w:spacing w:after="40" w:before="40" w:line="240"/>
+              <w:ind w:left="100" w:right="80" w:firstLine="0" w:firstLineChars="0"/>
+              <w:rPr>
+                <w:rFonts w:ascii="Arial" w:hAnsi="Arial" w:eastAsia="Arial" w:cs="Arial"/>
+                <w:i w:val="false"/>
+                <w:b w:val="false"/>
+                <w:u w:val="none"/>
+                <w:sz w:val="16"/>
+                <w:szCs w:val="16"/>
+                <w:color w:val="000000"/>
+              </w:rPr>
+            </w:pPr>
+            <w:r>
+              <w:rPr>
+                <w:rFonts w:ascii="Arial" w:hAnsi="Arial" w:eastAsia="Arial" w:cs="Arial"/>
+                <w:i w:val="false"/>
+                <w:b w:val="false"/>
+                <w:u w:val="none"/>
+                <w:sz w:val="16"/>
+                <w:szCs w:val="16"/>
+                <w:color w:val="000000"/>
+              </w:rPr>
+              <w:t xml:space="preserve">1.03 (0.83, 1.27)</w:t>
             </w:r>
           </w:p>
         </w:tc>
@@ -3717,163 +3717,163 @@
                 <w:szCs w:val="16"/>
                 <w:color w:val="000000"/>
               </w:rPr>
-              <w:t xml:space="preserve">0.84 (0.63, 1.10)</w:t>
-            </w:r>
-          </w:p>
-        </w:tc>
-        <w:tc>
-          <w:tcPr>
-            <w:tcBorders>
-              <w:bottom w:val="none" w:sz="0" w:space="0" w:color="000000"/>
-              <w:top w:val="none" w:sz="0" w:space="0" w:color="000000"/>
-              <w:left w:val="none" w:sz="0" w:space="0" w:color="000000"/>
-              <w:right w:val="none" w:sz="0" w:space="0" w:color="000000"/>
-            </w:tcBorders>
-            <w:shd w:val="clear" w:color="auto" w:fill="FFFFFF"/>
-            <w:tcMar>
-              <w:top w:w="0" w:type="dxa"/>
-              <w:bottom w:w="0" w:type="dxa"/>
-              <w:left w:w="0" w:type="dxa"/>
-              <w:right w:w="0" w:type="dxa"/>
-            </w:tcMar>
-            <w:vAlign w:val="center"/>
-          </w:tcPr>
-          <w:p>
-            <w:pPr>
-              <w:jc w:val="left"/>
-              <w:pBdr>
-                <w:bottom w:val="none" w:sz="0" w:space="0" w:color="000000"/>
-                <w:top w:val="none" w:sz="0" w:space="0" w:color="000000"/>
-                <w:left w:val="none" w:sz="0" w:space="0" w:color="000000"/>
-                <w:right w:val="none" w:sz="0" w:space="0" w:color="000000"/>
-              </w:pBdr>
-              <w:spacing w:after="40" w:before="40" w:line="240"/>
-              <w:ind w:left="100" w:right="80" w:firstLine="0" w:firstLineChars="0"/>
-              <w:rPr>
-                <w:rFonts w:ascii="Arial" w:hAnsi="Arial" w:eastAsia="Arial" w:cs="Arial"/>
-                <w:i w:val="false"/>
-                <w:b w:val="false"/>
-                <w:u w:val="none"/>
-                <w:sz w:val="16"/>
-                <w:szCs w:val="16"/>
-                <w:color w:val="000000"/>
-              </w:rPr>
-            </w:pPr>
-            <w:r>
-              <w:rPr>
-                <w:rFonts w:ascii="Arial" w:hAnsi="Arial" w:eastAsia="Arial" w:cs="Arial"/>
-                <w:i w:val="false"/>
-                <w:b w:val="false"/>
-                <w:u w:val="none"/>
-                <w:sz w:val="16"/>
-                <w:szCs w:val="16"/>
-                <w:color w:val="000000"/>
-              </w:rPr>
-              <w:t xml:space="preserve">0.90 (0.75, 1.07)</w:t>
-            </w:r>
-          </w:p>
-        </w:tc>
-        <w:tc>
-          <w:tcPr>
-            <w:tcBorders>
-              <w:bottom w:val="none" w:sz="0" w:space="0" w:color="000000"/>
-              <w:top w:val="none" w:sz="0" w:space="0" w:color="000000"/>
-              <w:left w:val="none" w:sz="0" w:space="0" w:color="000000"/>
-              <w:right w:val="none" w:sz="0" w:space="0" w:color="000000"/>
-            </w:tcBorders>
-            <w:shd w:val="clear" w:color="auto" w:fill="FFFFFF"/>
-            <w:tcMar>
-              <w:top w:w="0" w:type="dxa"/>
-              <w:bottom w:w="0" w:type="dxa"/>
-              <w:left w:w="0" w:type="dxa"/>
-              <w:right w:w="0" w:type="dxa"/>
-            </w:tcMar>
-            <w:vAlign w:val="center"/>
-          </w:tcPr>
-          <w:p>
-            <w:pPr>
-              <w:jc w:val="left"/>
-              <w:pBdr>
-                <w:bottom w:val="none" w:sz="0" w:space="0" w:color="000000"/>
-                <w:top w:val="none" w:sz="0" w:space="0" w:color="000000"/>
-                <w:left w:val="none" w:sz="0" w:space="0" w:color="000000"/>
-                <w:right w:val="none" w:sz="0" w:space="0" w:color="000000"/>
-              </w:pBdr>
-              <w:spacing w:after="40" w:before="40" w:line="240"/>
-              <w:ind w:left="100" w:right="80" w:firstLine="0" w:firstLineChars="0"/>
-              <w:rPr>
-                <w:rFonts w:ascii="Arial" w:hAnsi="Arial" w:eastAsia="Arial" w:cs="Arial"/>
-                <w:i w:val="false"/>
-                <w:b w:val="false"/>
-                <w:u w:val="none"/>
-                <w:sz w:val="16"/>
-                <w:szCs w:val="16"/>
-                <w:color w:val="000000"/>
-              </w:rPr>
-            </w:pPr>
-            <w:r>
-              <w:rPr>
-                <w:rFonts w:ascii="Arial" w:hAnsi="Arial" w:eastAsia="Arial" w:cs="Arial"/>
-                <w:i w:val="false"/>
-                <w:b w:val="false"/>
-                <w:u w:val="none"/>
-                <w:sz w:val="16"/>
-                <w:szCs w:val="16"/>
-                <w:color w:val="000000"/>
-              </w:rPr>
-              <w:t xml:space="preserve">0.94 (0.79, 1.13)</w:t>
-            </w:r>
-          </w:p>
-        </w:tc>
-        <w:tc>
-          <w:tcPr>
-            <w:tcBorders>
-              <w:bottom w:val="none" w:sz="0" w:space="0" w:color="000000"/>
-              <w:top w:val="none" w:sz="0" w:space="0" w:color="000000"/>
-              <w:left w:val="none" w:sz="0" w:space="0" w:color="000000"/>
-              <w:right w:val="none" w:sz="0" w:space="0" w:color="000000"/>
-            </w:tcBorders>
-            <w:shd w:val="clear" w:color="auto" w:fill="FFFFFF"/>
-            <w:tcMar>
-              <w:top w:w="0" w:type="dxa"/>
-              <w:bottom w:w="0" w:type="dxa"/>
-              <w:left w:w="0" w:type="dxa"/>
-              <w:right w:w="0" w:type="dxa"/>
-            </w:tcMar>
-            <w:vAlign w:val="center"/>
-          </w:tcPr>
-          <w:p>
-            <w:pPr>
-              <w:jc w:val="left"/>
-              <w:pBdr>
-                <w:bottom w:val="none" w:sz="0" w:space="0" w:color="000000"/>
-                <w:top w:val="none" w:sz="0" w:space="0" w:color="000000"/>
-                <w:left w:val="none" w:sz="0" w:space="0" w:color="000000"/>
-                <w:right w:val="none" w:sz="0" w:space="0" w:color="000000"/>
-              </w:pBdr>
-              <w:spacing w:after="40" w:before="40" w:line="240"/>
-              <w:ind w:left="100" w:right="80" w:firstLine="0" w:firstLineChars="0"/>
-              <w:rPr>
-                <w:rFonts w:ascii="Arial" w:hAnsi="Arial" w:eastAsia="Arial" w:cs="Arial"/>
-                <w:i w:val="false"/>
-                <w:b w:val="false"/>
-                <w:u w:val="none"/>
-                <w:sz w:val="16"/>
-                <w:szCs w:val="16"/>
-                <w:color w:val="000000"/>
-              </w:rPr>
-            </w:pPr>
-            <w:r>
-              <w:rPr>
-                <w:rFonts w:ascii="Arial" w:hAnsi="Arial" w:eastAsia="Arial" w:cs="Arial"/>
-                <w:i w:val="false"/>
-                <w:b w:val="false"/>
-                <w:u w:val="none"/>
-                <w:sz w:val="16"/>
-                <w:szCs w:val="16"/>
-                <w:color w:val="000000"/>
-              </w:rPr>
-              <w:t xml:space="preserve">0.99 (0.77, 1.27)</w:t>
+              <w:t xml:space="preserve">0.87 (0.65, 1.17)</w:t>
+            </w:r>
+          </w:p>
+        </w:tc>
+        <w:tc>
+          <w:tcPr>
+            <w:tcBorders>
+              <w:bottom w:val="none" w:sz="0" w:space="0" w:color="000000"/>
+              <w:top w:val="none" w:sz="0" w:space="0" w:color="000000"/>
+              <w:left w:val="none" w:sz="0" w:space="0" w:color="000000"/>
+              <w:right w:val="none" w:sz="0" w:space="0" w:color="000000"/>
+            </w:tcBorders>
+            <w:shd w:val="clear" w:color="auto" w:fill="FFFFFF"/>
+            <w:tcMar>
+              <w:top w:w="0" w:type="dxa"/>
+              <w:bottom w:w="0" w:type="dxa"/>
+              <w:left w:w="0" w:type="dxa"/>
+              <w:right w:w="0" w:type="dxa"/>
+            </w:tcMar>
+            <w:vAlign w:val="center"/>
+          </w:tcPr>
+          <w:p>
+            <w:pPr>
+              <w:jc w:val="left"/>
+              <w:pBdr>
+                <w:bottom w:val="none" w:sz="0" w:space="0" w:color="000000"/>
+                <w:top w:val="none" w:sz="0" w:space="0" w:color="000000"/>
+                <w:left w:val="none" w:sz="0" w:space="0" w:color="000000"/>
+                <w:right w:val="none" w:sz="0" w:space="0" w:color="000000"/>
+              </w:pBdr>
+              <w:spacing w:after="40" w:before="40" w:line="240"/>
+              <w:ind w:left="100" w:right="80" w:firstLine="0" w:firstLineChars="0"/>
+              <w:rPr>
+                <w:rFonts w:ascii="Arial" w:hAnsi="Arial" w:eastAsia="Arial" w:cs="Arial"/>
+                <w:i w:val="false"/>
+                <w:b w:val="false"/>
+                <w:u w:val="none"/>
+                <w:sz w:val="16"/>
+                <w:szCs w:val="16"/>
+                <w:color w:val="000000"/>
+              </w:rPr>
+            </w:pPr>
+            <w:r>
+              <w:rPr>
+                <w:rFonts w:ascii="Arial" w:hAnsi="Arial" w:eastAsia="Arial" w:cs="Arial"/>
+                <w:i w:val="false"/>
+                <w:b w:val="false"/>
+                <w:u w:val="none"/>
+                <w:sz w:val="16"/>
+                <w:szCs w:val="16"/>
+                <w:color w:val="000000"/>
+              </w:rPr>
+              <w:t xml:space="preserve">0.93 (0.78, 1.12)</w:t>
+            </w:r>
+          </w:p>
+        </w:tc>
+        <w:tc>
+          <w:tcPr>
+            <w:tcBorders>
+              <w:bottom w:val="none" w:sz="0" w:space="0" w:color="000000"/>
+              <w:top w:val="none" w:sz="0" w:space="0" w:color="000000"/>
+              <w:left w:val="none" w:sz="0" w:space="0" w:color="000000"/>
+              <w:right w:val="none" w:sz="0" w:space="0" w:color="000000"/>
+            </w:tcBorders>
+            <w:shd w:val="clear" w:color="auto" w:fill="FFFFFF"/>
+            <w:tcMar>
+              <w:top w:w="0" w:type="dxa"/>
+              <w:bottom w:w="0" w:type="dxa"/>
+              <w:left w:w="0" w:type="dxa"/>
+              <w:right w:w="0" w:type="dxa"/>
+            </w:tcMar>
+            <w:vAlign w:val="center"/>
+          </w:tcPr>
+          <w:p>
+            <w:pPr>
+              <w:jc w:val="left"/>
+              <w:pBdr>
+                <w:bottom w:val="none" w:sz="0" w:space="0" w:color="000000"/>
+                <w:top w:val="none" w:sz="0" w:space="0" w:color="000000"/>
+                <w:left w:val="none" w:sz="0" w:space="0" w:color="000000"/>
+                <w:right w:val="none" w:sz="0" w:space="0" w:color="000000"/>
+              </w:pBdr>
+              <w:spacing w:after="40" w:before="40" w:line="240"/>
+              <w:ind w:left="100" w:right="80" w:firstLine="0" w:firstLineChars="0"/>
+              <w:rPr>
+                <w:rFonts w:ascii="Arial" w:hAnsi="Arial" w:eastAsia="Arial" w:cs="Arial"/>
+                <w:i w:val="false"/>
+                <w:b w:val="false"/>
+                <w:u w:val="none"/>
+                <w:sz w:val="16"/>
+                <w:szCs w:val="16"/>
+                <w:color w:val="000000"/>
+              </w:rPr>
+            </w:pPr>
+            <w:r>
+              <w:rPr>
+                <w:rFonts w:ascii="Arial" w:hAnsi="Arial" w:eastAsia="Arial" w:cs="Arial"/>
+                <w:i w:val="false"/>
+                <w:b w:val="false"/>
+                <w:u w:val="none"/>
+                <w:sz w:val="16"/>
+                <w:szCs w:val="16"/>
+                <w:color w:val="000000"/>
+              </w:rPr>
+              <w:t xml:space="preserve">0.98 (0.81, 1.18)</w:t>
+            </w:r>
+          </w:p>
+        </w:tc>
+        <w:tc>
+          <w:tcPr>
+            <w:tcBorders>
+              <w:bottom w:val="none" w:sz="0" w:space="0" w:color="000000"/>
+              <w:top w:val="none" w:sz="0" w:space="0" w:color="000000"/>
+              <w:left w:val="none" w:sz="0" w:space="0" w:color="000000"/>
+              <w:right w:val="none" w:sz="0" w:space="0" w:color="000000"/>
+            </w:tcBorders>
+            <w:shd w:val="clear" w:color="auto" w:fill="FFFFFF"/>
+            <w:tcMar>
+              <w:top w:w="0" w:type="dxa"/>
+              <w:bottom w:w="0" w:type="dxa"/>
+              <w:left w:w="0" w:type="dxa"/>
+              <w:right w:w="0" w:type="dxa"/>
+            </w:tcMar>
+            <w:vAlign w:val="center"/>
+          </w:tcPr>
+          <w:p>
+            <w:pPr>
+              <w:jc w:val="left"/>
+              <w:pBdr>
+                <w:bottom w:val="none" w:sz="0" w:space="0" w:color="000000"/>
+                <w:top w:val="none" w:sz="0" w:space="0" w:color="000000"/>
+                <w:left w:val="none" w:sz="0" w:space="0" w:color="000000"/>
+                <w:right w:val="none" w:sz="0" w:space="0" w:color="000000"/>
+              </w:pBdr>
+              <w:spacing w:after="40" w:before="40" w:line="240"/>
+              <w:ind w:left="100" w:right="80" w:firstLine="0" w:firstLineChars="0"/>
+              <w:rPr>
+                <w:rFonts w:ascii="Arial" w:hAnsi="Arial" w:eastAsia="Arial" w:cs="Arial"/>
+                <w:i w:val="false"/>
+                <w:b w:val="false"/>
+                <w:u w:val="none"/>
+                <w:sz w:val="16"/>
+                <w:szCs w:val="16"/>
+                <w:color w:val="000000"/>
+              </w:rPr>
+            </w:pPr>
+            <w:r>
+              <w:rPr>
+                <w:rFonts w:ascii="Arial" w:hAnsi="Arial" w:eastAsia="Arial" w:cs="Arial"/>
+                <w:i w:val="false"/>
+                <w:b w:val="false"/>
+                <w:u w:val="none"/>
+                <w:sz w:val="16"/>
+                <w:szCs w:val="16"/>
+                <w:color w:val="000000"/>
+              </w:rPr>
+              <w:t xml:space="preserve">1.03 (0.80, 1.32)</w:t>
             </w:r>
           </w:p>
         </w:tc>
@@ -4249,163 +4249,163 @@
                 <w:szCs w:val="16"/>
                 <w:color w:val="000000"/>
               </w:rPr>
-              <w:t xml:space="preserve">0.93 (0.65, 1.32)</w:t>
-            </w:r>
-          </w:p>
-        </w:tc>
-        <w:tc>
-          <w:tcPr>
-            <w:tcBorders>
-              <w:bottom w:val="none" w:sz="0" w:space="0" w:color="000000"/>
-              <w:top w:val="none" w:sz="0" w:space="0" w:color="000000"/>
-              <w:left w:val="none" w:sz="0" w:space="0" w:color="000000"/>
-              <w:right w:val="none" w:sz="0" w:space="0" w:color="000000"/>
-            </w:tcBorders>
-            <w:shd w:val="clear" w:color="auto" w:fill="FFFFFF"/>
-            <w:tcMar>
-              <w:top w:w="0" w:type="dxa"/>
-              <w:bottom w:w="0" w:type="dxa"/>
-              <w:left w:w="0" w:type="dxa"/>
-              <w:right w:w="0" w:type="dxa"/>
-            </w:tcMar>
-            <w:vAlign w:val="center"/>
-          </w:tcPr>
-          <w:p>
-            <w:pPr>
-              <w:jc w:val="left"/>
-              <w:pBdr>
-                <w:bottom w:val="none" w:sz="0" w:space="0" w:color="000000"/>
-                <w:top w:val="none" w:sz="0" w:space="0" w:color="000000"/>
-                <w:left w:val="none" w:sz="0" w:space="0" w:color="000000"/>
-                <w:right w:val="none" w:sz="0" w:space="0" w:color="000000"/>
-              </w:pBdr>
-              <w:spacing w:after="40" w:before="40" w:line="240"/>
-              <w:ind w:left="100" w:right="80" w:firstLine="0" w:firstLineChars="0"/>
-              <w:rPr>
-                <w:rFonts w:ascii="Arial" w:hAnsi="Arial" w:eastAsia="Arial" w:cs="Arial"/>
-                <w:i w:val="false"/>
-                <w:b w:val="false"/>
-                <w:u w:val="none"/>
-                <w:sz w:val="16"/>
-                <w:szCs w:val="16"/>
-                <w:color w:val="000000"/>
-              </w:rPr>
-            </w:pPr>
-            <w:r>
-              <w:rPr>
-                <w:rFonts w:ascii="Arial" w:hAnsi="Arial" w:eastAsia="Arial" w:cs="Arial"/>
-                <w:i w:val="false"/>
-                <w:b w:val="false"/>
-                <w:u w:val="none"/>
-                <w:sz w:val="16"/>
-                <w:szCs w:val="16"/>
-                <w:color w:val="000000"/>
-              </w:rPr>
-              <w:t xml:space="preserve">1.00 (0.80, 1.24)</w:t>
-            </w:r>
-          </w:p>
-        </w:tc>
-        <w:tc>
-          <w:tcPr>
-            <w:tcBorders>
-              <w:bottom w:val="none" w:sz="0" w:space="0" w:color="000000"/>
-              <w:top w:val="none" w:sz="0" w:space="0" w:color="000000"/>
-              <w:left w:val="none" w:sz="0" w:space="0" w:color="000000"/>
-              <w:right w:val="none" w:sz="0" w:space="0" w:color="000000"/>
-            </w:tcBorders>
-            <w:shd w:val="clear" w:color="auto" w:fill="FFFFFF"/>
-            <w:tcMar>
-              <w:top w:w="0" w:type="dxa"/>
-              <w:bottom w:w="0" w:type="dxa"/>
-              <w:left w:w="0" w:type="dxa"/>
-              <w:right w:w="0" w:type="dxa"/>
-            </w:tcMar>
-            <w:vAlign w:val="center"/>
-          </w:tcPr>
-          <w:p>
-            <w:pPr>
-              <w:jc w:val="left"/>
-              <w:pBdr>
-                <w:bottom w:val="none" w:sz="0" w:space="0" w:color="000000"/>
-                <w:top w:val="none" w:sz="0" w:space="0" w:color="000000"/>
-                <w:left w:val="none" w:sz="0" w:space="0" w:color="000000"/>
-                <w:right w:val="none" w:sz="0" w:space="0" w:color="000000"/>
-              </w:pBdr>
-              <w:spacing w:after="40" w:before="40" w:line="240"/>
-              <w:ind w:left="100" w:right="80" w:firstLine="0" w:firstLineChars="0"/>
-              <w:rPr>
-                <w:rFonts w:ascii="Arial" w:hAnsi="Arial" w:eastAsia="Arial" w:cs="Arial"/>
-                <w:i w:val="false"/>
-                <w:b w:val="false"/>
-                <w:u w:val="none"/>
-                <w:sz w:val="16"/>
-                <w:szCs w:val="16"/>
-                <w:color w:val="000000"/>
-              </w:rPr>
-            </w:pPr>
-            <w:r>
-              <w:rPr>
-                <w:rFonts w:ascii="Arial" w:hAnsi="Arial" w:eastAsia="Arial" w:cs="Arial"/>
-                <w:i w:val="false"/>
-                <w:b w:val="false"/>
-                <w:u w:val="none"/>
-                <w:sz w:val="16"/>
-                <w:szCs w:val="16"/>
-                <w:color w:val="000000"/>
-              </w:rPr>
-              <w:t xml:space="preserve">1.06 (0.87, 1.30)</w:t>
-            </w:r>
-          </w:p>
-        </w:tc>
-        <w:tc>
-          <w:tcPr>
-            <w:tcBorders>
-              <w:bottom w:val="none" w:sz="0" w:space="0" w:color="000000"/>
-              <w:top w:val="none" w:sz="0" w:space="0" w:color="000000"/>
-              <w:left w:val="none" w:sz="0" w:space="0" w:color="000000"/>
-              <w:right w:val="none" w:sz="0" w:space="0" w:color="000000"/>
-            </w:tcBorders>
-            <w:shd w:val="clear" w:color="auto" w:fill="FFFFFF"/>
-            <w:tcMar>
-              <w:top w:w="0" w:type="dxa"/>
-              <w:bottom w:w="0" w:type="dxa"/>
-              <w:left w:w="0" w:type="dxa"/>
-              <w:right w:w="0" w:type="dxa"/>
-            </w:tcMar>
-            <w:vAlign w:val="center"/>
-          </w:tcPr>
-          <w:p>
-            <w:pPr>
-              <w:jc w:val="left"/>
-              <w:pBdr>
-                <w:bottom w:val="none" w:sz="0" w:space="0" w:color="000000"/>
-                <w:top w:val="none" w:sz="0" w:space="0" w:color="000000"/>
-                <w:left w:val="none" w:sz="0" w:space="0" w:color="000000"/>
-                <w:right w:val="none" w:sz="0" w:space="0" w:color="000000"/>
-              </w:pBdr>
-              <w:spacing w:after="40" w:before="40" w:line="240"/>
-              <w:ind w:left="100" w:right="80" w:firstLine="0" w:firstLineChars="0"/>
-              <w:rPr>
-                <w:rFonts w:ascii="Arial" w:hAnsi="Arial" w:eastAsia="Arial" w:cs="Arial"/>
-                <w:i w:val="false"/>
-                <w:b w:val="false"/>
-                <w:u w:val="none"/>
-                <w:sz w:val="16"/>
-                <w:szCs w:val="16"/>
-                <w:color w:val="000000"/>
-              </w:rPr>
-            </w:pPr>
-            <w:r>
-              <w:rPr>
-                <w:rFonts w:ascii="Arial" w:hAnsi="Arial" w:eastAsia="Arial" w:cs="Arial"/>
-                <w:i w:val="false"/>
-                <w:b w:val="false"/>
-                <w:u w:val="none"/>
-                <w:sz w:val="16"/>
-                <w:szCs w:val="16"/>
-                <w:color w:val="000000"/>
-              </w:rPr>
-              <w:t xml:space="preserve">1.13 (0.86, 1.47)</w:t>
+              <w:t xml:space="preserve">0.96 (0.72, 1.28)</w:t>
+            </w:r>
+          </w:p>
+        </w:tc>
+        <w:tc>
+          <w:tcPr>
+            <w:tcBorders>
+              <w:bottom w:val="none" w:sz="0" w:space="0" w:color="000000"/>
+              <w:top w:val="none" w:sz="0" w:space="0" w:color="000000"/>
+              <w:left w:val="none" w:sz="0" w:space="0" w:color="000000"/>
+              <w:right w:val="none" w:sz="0" w:space="0" w:color="000000"/>
+            </w:tcBorders>
+            <w:shd w:val="clear" w:color="auto" w:fill="FFFFFF"/>
+            <w:tcMar>
+              <w:top w:w="0" w:type="dxa"/>
+              <w:bottom w:w="0" w:type="dxa"/>
+              <w:left w:w="0" w:type="dxa"/>
+              <w:right w:w="0" w:type="dxa"/>
+            </w:tcMar>
+            <w:vAlign w:val="center"/>
+          </w:tcPr>
+          <w:p>
+            <w:pPr>
+              <w:jc w:val="left"/>
+              <w:pBdr>
+                <w:bottom w:val="none" w:sz="0" w:space="0" w:color="000000"/>
+                <w:top w:val="none" w:sz="0" w:space="0" w:color="000000"/>
+                <w:left w:val="none" w:sz="0" w:space="0" w:color="000000"/>
+                <w:right w:val="none" w:sz="0" w:space="0" w:color="000000"/>
+              </w:pBdr>
+              <w:spacing w:after="40" w:before="40" w:line="240"/>
+              <w:ind w:left="100" w:right="80" w:firstLine="0" w:firstLineChars="0"/>
+              <w:rPr>
+                <w:rFonts w:ascii="Arial" w:hAnsi="Arial" w:eastAsia="Arial" w:cs="Arial"/>
+                <w:i w:val="false"/>
+                <w:b w:val="false"/>
+                <w:u w:val="none"/>
+                <w:sz w:val="16"/>
+                <w:szCs w:val="16"/>
+                <w:color w:val="000000"/>
+              </w:rPr>
+            </w:pPr>
+            <w:r>
+              <w:rPr>
+                <w:rFonts w:ascii="Arial" w:hAnsi="Arial" w:eastAsia="Arial" w:cs="Arial"/>
+                <w:i w:val="false"/>
+                <w:b w:val="false"/>
+                <w:u w:val="none"/>
+                <w:sz w:val="16"/>
+                <w:szCs w:val="16"/>
+                <w:color w:val="000000"/>
+              </w:rPr>
+              <w:t xml:space="preserve">0.99 (0.82, 1.20)</w:t>
+            </w:r>
+          </w:p>
+        </w:tc>
+        <w:tc>
+          <w:tcPr>
+            <w:tcBorders>
+              <w:bottom w:val="none" w:sz="0" w:space="0" w:color="000000"/>
+              <w:top w:val="none" w:sz="0" w:space="0" w:color="000000"/>
+              <w:left w:val="none" w:sz="0" w:space="0" w:color="000000"/>
+              <w:right w:val="none" w:sz="0" w:space="0" w:color="000000"/>
+            </w:tcBorders>
+            <w:shd w:val="clear" w:color="auto" w:fill="FFFFFF"/>
+            <w:tcMar>
+              <w:top w:w="0" w:type="dxa"/>
+              <w:bottom w:w="0" w:type="dxa"/>
+              <w:left w:w="0" w:type="dxa"/>
+              <w:right w:w="0" w:type="dxa"/>
+            </w:tcMar>
+            <w:vAlign w:val="center"/>
+          </w:tcPr>
+          <w:p>
+            <w:pPr>
+              <w:jc w:val="left"/>
+              <w:pBdr>
+                <w:bottom w:val="none" w:sz="0" w:space="0" w:color="000000"/>
+                <w:top w:val="none" w:sz="0" w:space="0" w:color="000000"/>
+                <w:left w:val="none" w:sz="0" w:space="0" w:color="000000"/>
+                <w:right w:val="none" w:sz="0" w:space="0" w:color="000000"/>
+              </w:pBdr>
+              <w:spacing w:after="40" w:before="40" w:line="240"/>
+              <w:ind w:left="100" w:right="80" w:firstLine="0" w:firstLineChars="0"/>
+              <w:rPr>
+                <w:rFonts w:ascii="Arial" w:hAnsi="Arial" w:eastAsia="Arial" w:cs="Arial"/>
+                <w:i w:val="false"/>
+                <w:b w:val="false"/>
+                <w:u w:val="none"/>
+                <w:sz w:val="16"/>
+                <w:szCs w:val="16"/>
+                <w:color w:val="000000"/>
+              </w:rPr>
+            </w:pPr>
+            <w:r>
+              <w:rPr>
+                <w:rFonts w:ascii="Arial" w:hAnsi="Arial" w:eastAsia="Arial" w:cs="Arial"/>
+                <w:i w:val="false"/>
+                <w:b w:val="false"/>
+                <w:u w:val="none"/>
+                <w:sz w:val="16"/>
+                <w:szCs w:val="16"/>
+                <w:color w:val="000000"/>
+              </w:rPr>
+              <w:t xml:space="preserve">1.02 (0.84, 1.25)</w:t>
+            </w:r>
+          </w:p>
+        </w:tc>
+        <w:tc>
+          <w:tcPr>
+            <w:tcBorders>
+              <w:bottom w:val="none" w:sz="0" w:space="0" w:color="000000"/>
+              <w:top w:val="none" w:sz="0" w:space="0" w:color="000000"/>
+              <w:left w:val="none" w:sz="0" w:space="0" w:color="000000"/>
+              <w:right w:val="none" w:sz="0" w:space="0" w:color="000000"/>
+            </w:tcBorders>
+            <w:shd w:val="clear" w:color="auto" w:fill="FFFFFF"/>
+            <w:tcMar>
+              <w:top w:w="0" w:type="dxa"/>
+              <w:bottom w:w="0" w:type="dxa"/>
+              <w:left w:w="0" w:type="dxa"/>
+              <w:right w:w="0" w:type="dxa"/>
+            </w:tcMar>
+            <w:vAlign w:val="center"/>
+          </w:tcPr>
+          <w:p>
+            <w:pPr>
+              <w:jc w:val="left"/>
+              <w:pBdr>
+                <w:bottom w:val="none" w:sz="0" w:space="0" w:color="000000"/>
+                <w:top w:val="none" w:sz="0" w:space="0" w:color="000000"/>
+                <w:left w:val="none" w:sz="0" w:space="0" w:color="000000"/>
+                <w:right w:val="none" w:sz="0" w:space="0" w:color="000000"/>
+              </w:pBdr>
+              <w:spacing w:after="40" w:before="40" w:line="240"/>
+              <w:ind w:left="100" w:right="80" w:firstLine="0" w:firstLineChars="0"/>
+              <w:rPr>
+                <w:rFonts w:ascii="Arial" w:hAnsi="Arial" w:eastAsia="Arial" w:cs="Arial"/>
+                <w:i w:val="false"/>
+                <w:b w:val="false"/>
+                <w:u w:val="none"/>
+                <w:sz w:val="16"/>
+                <w:szCs w:val="16"/>
+                <w:color w:val="000000"/>
+              </w:rPr>
+            </w:pPr>
+            <w:r>
+              <w:rPr>
+                <w:rFonts w:ascii="Arial" w:hAnsi="Arial" w:eastAsia="Arial" w:cs="Arial"/>
+                <w:i w:val="false"/>
+                <w:b w:val="false"/>
+                <w:u w:val="none"/>
+                <w:sz w:val="16"/>
+                <w:szCs w:val="16"/>
+                <w:color w:val="000000"/>
+              </w:rPr>
+              <w:t xml:space="preserve">1.05 (0.80, 1.37)</w:t>
             </w:r>
           </w:p>
         </w:tc>
@@ -4515,163 +4515,163 @@
                 <w:szCs w:val="16"/>
                 <w:color w:val="000000"/>
               </w:rPr>
-              <w:t xml:space="preserve">1.05 (0.58, 1.90)</w:t>
-            </w:r>
-          </w:p>
-        </w:tc>
-        <w:tc>
-          <w:tcPr>
-            <w:tcBorders>
-              <w:bottom w:val="none" w:sz="0" w:space="0" w:color="000000"/>
-              <w:top w:val="none" w:sz="0" w:space="0" w:color="000000"/>
-              <w:left w:val="none" w:sz="0" w:space="0" w:color="000000"/>
-              <w:right w:val="none" w:sz="0" w:space="0" w:color="000000"/>
-            </w:tcBorders>
-            <w:shd w:val="clear" w:color="auto" w:fill="FFFFFF"/>
-            <w:tcMar>
-              <w:top w:w="0" w:type="dxa"/>
-              <w:bottom w:w="0" w:type="dxa"/>
-              <w:left w:w="0" w:type="dxa"/>
-              <w:right w:w="0" w:type="dxa"/>
-            </w:tcMar>
-            <w:vAlign w:val="center"/>
-          </w:tcPr>
-          <w:p>
-            <w:pPr>
-              <w:jc w:val="left"/>
-              <w:pBdr>
-                <w:bottom w:val="none" w:sz="0" w:space="0" w:color="000000"/>
-                <w:top w:val="none" w:sz="0" w:space="0" w:color="000000"/>
-                <w:left w:val="none" w:sz="0" w:space="0" w:color="000000"/>
-                <w:right w:val="none" w:sz="0" w:space="0" w:color="000000"/>
-              </w:pBdr>
-              <w:spacing w:after="40" w:before="40" w:line="240"/>
-              <w:ind w:left="100" w:right="80" w:firstLine="0" w:firstLineChars="0"/>
-              <w:rPr>
-                <w:rFonts w:ascii="Arial" w:hAnsi="Arial" w:eastAsia="Arial" w:cs="Arial"/>
-                <w:i w:val="false"/>
-                <w:b w:val="false"/>
-                <w:u w:val="none"/>
-                <w:sz w:val="16"/>
-                <w:szCs w:val="16"/>
-                <w:color w:val="000000"/>
-              </w:rPr>
-            </w:pPr>
-            <w:r>
-              <w:rPr>
-                <w:rFonts w:ascii="Arial" w:hAnsi="Arial" w:eastAsia="Arial" w:cs="Arial"/>
-                <w:i w:val="false"/>
-                <w:b w:val="false"/>
-                <w:u w:val="none"/>
-                <w:sz w:val="16"/>
-                <w:szCs w:val="16"/>
-                <w:color w:val="000000"/>
-              </w:rPr>
-              <w:t xml:space="preserve">1.03 (0.70, 1.51)</w:t>
-            </w:r>
-          </w:p>
-        </w:tc>
-        <w:tc>
-          <w:tcPr>
-            <w:tcBorders>
-              <w:bottom w:val="none" w:sz="0" w:space="0" w:color="000000"/>
-              <w:top w:val="none" w:sz="0" w:space="0" w:color="000000"/>
-              <w:left w:val="none" w:sz="0" w:space="0" w:color="000000"/>
-              <w:right w:val="none" w:sz="0" w:space="0" w:color="000000"/>
-            </w:tcBorders>
-            <w:shd w:val="clear" w:color="auto" w:fill="FFFFFF"/>
-            <w:tcMar>
-              <w:top w:w="0" w:type="dxa"/>
-              <w:bottom w:w="0" w:type="dxa"/>
-              <w:left w:w="0" w:type="dxa"/>
-              <w:right w:w="0" w:type="dxa"/>
-            </w:tcMar>
-            <w:vAlign w:val="center"/>
-          </w:tcPr>
-          <w:p>
-            <w:pPr>
-              <w:jc w:val="left"/>
-              <w:pBdr>
-                <w:bottom w:val="none" w:sz="0" w:space="0" w:color="000000"/>
-                <w:top w:val="none" w:sz="0" w:space="0" w:color="000000"/>
-                <w:left w:val="none" w:sz="0" w:space="0" w:color="000000"/>
-                <w:right w:val="none" w:sz="0" w:space="0" w:color="000000"/>
-              </w:pBdr>
-              <w:spacing w:after="40" w:before="40" w:line="240"/>
-              <w:ind w:left="100" w:right="80" w:firstLine="0" w:firstLineChars="0"/>
-              <w:rPr>
-                <w:rFonts w:ascii="Arial" w:hAnsi="Arial" w:eastAsia="Arial" w:cs="Arial"/>
-                <w:i w:val="false"/>
-                <w:b w:val="false"/>
-                <w:u w:val="none"/>
-                <w:sz w:val="16"/>
-                <w:szCs w:val="16"/>
-                <w:color w:val="000000"/>
-              </w:rPr>
-            </w:pPr>
-            <w:r>
-              <w:rPr>
-                <w:rFonts w:ascii="Arial" w:hAnsi="Arial" w:eastAsia="Arial" w:cs="Arial"/>
-                <w:i w:val="false"/>
-                <w:b w:val="false"/>
-                <w:u w:val="none"/>
-                <w:sz w:val="16"/>
-                <w:szCs w:val="16"/>
-                <w:color w:val="000000"/>
-              </w:rPr>
-              <w:t xml:space="preserve">1.01 (0.68, 1.51)</w:t>
-            </w:r>
-          </w:p>
-        </w:tc>
-        <w:tc>
-          <w:tcPr>
-            <w:tcBorders>
-              <w:bottom w:val="none" w:sz="0" w:space="0" w:color="000000"/>
-              <w:top w:val="none" w:sz="0" w:space="0" w:color="000000"/>
-              <w:left w:val="none" w:sz="0" w:space="0" w:color="000000"/>
-              <w:right w:val="none" w:sz="0" w:space="0" w:color="000000"/>
-            </w:tcBorders>
-            <w:shd w:val="clear" w:color="auto" w:fill="FFFFFF"/>
-            <w:tcMar>
-              <w:top w:w="0" w:type="dxa"/>
-              <w:bottom w:w="0" w:type="dxa"/>
-              <w:left w:w="0" w:type="dxa"/>
-              <w:right w:w="0" w:type="dxa"/>
-            </w:tcMar>
-            <w:vAlign w:val="center"/>
-          </w:tcPr>
-          <w:p>
-            <w:pPr>
-              <w:jc w:val="left"/>
-              <w:pBdr>
-                <w:bottom w:val="none" w:sz="0" w:space="0" w:color="000000"/>
-                <w:top w:val="none" w:sz="0" w:space="0" w:color="000000"/>
-                <w:left w:val="none" w:sz="0" w:space="0" w:color="000000"/>
-                <w:right w:val="none" w:sz="0" w:space="0" w:color="000000"/>
-              </w:pBdr>
-              <w:spacing w:after="40" w:before="40" w:line="240"/>
-              <w:ind w:left="100" w:right="80" w:firstLine="0" w:firstLineChars="0"/>
-              <w:rPr>
-                <w:rFonts w:ascii="Arial" w:hAnsi="Arial" w:eastAsia="Arial" w:cs="Arial"/>
-                <w:i w:val="false"/>
-                <w:b w:val="false"/>
-                <w:u w:val="none"/>
-                <w:sz w:val="16"/>
-                <w:szCs w:val="16"/>
-                <w:color w:val="000000"/>
-              </w:rPr>
-            </w:pPr>
-            <w:r>
-              <w:rPr>
-                <w:rFonts w:ascii="Arial" w:hAnsi="Arial" w:eastAsia="Arial" w:cs="Arial"/>
-                <w:i w:val="false"/>
-                <w:b w:val="false"/>
-                <w:u w:val="none"/>
-                <w:sz w:val="16"/>
-                <w:szCs w:val="16"/>
-                <w:color w:val="000000"/>
-              </w:rPr>
-              <w:t xml:space="preserve">0.99 (0.58, 1.71)</w:t>
+              <w:t xml:space="preserve">0.92 (0.56, 1.49)</w:t>
+            </w:r>
+          </w:p>
+        </w:tc>
+        <w:tc>
+          <w:tcPr>
+            <w:tcBorders>
+              <w:bottom w:val="none" w:sz="0" w:space="0" w:color="000000"/>
+              <w:top w:val="none" w:sz="0" w:space="0" w:color="000000"/>
+              <w:left w:val="none" w:sz="0" w:space="0" w:color="000000"/>
+              <w:right w:val="none" w:sz="0" w:space="0" w:color="000000"/>
+            </w:tcBorders>
+            <w:shd w:val="clear" w:color="auto" w:fill="FFFFFF"/>
+            <w:tcMar>
+              <w:top w:w="0" w:type="dxa"/>
+              <w:bottom w:w="0" w:type="dxa"/>
+              <w:left w:w="0" w:type="dxa"/>
+              <w:right w:w="0" w:type="dxa"/>
+            </w:tcMar>
+            <w:vAlign w:val="center"/>
+          </w:tcPr>
+          <w:p>
+            <w:pPr>
+              <w:jc w:val="left"/>
+              <w:pBdr>
+                <w:bottom w:val="none" w:sz="0" w:space="0" w:color="000000"/>
+                <w:top w:val="none" w:sz="0" w:space="0" w:color="000000"/>
+                <w:left w:val="none" w:sz="0" w:space="0" w:color="000000"/>
+                <w:right w:val="none" w:sz="0" w:space="0" w:color="000000"/>
+              </w:pBdr>
+              <w:spacing w:after="40" w:before="40" w:line="240"/>
+              <w:ind w:left="100" w:right="80" w:firstLine="0" w:firstLineChars="0"/>
+              <w:rPr>
+                <w:rFonts w:ascii="Arial" w:hAnsi="Arial" w:eastAsia="Arial" w:cs="Arial"/>
+                <w:i w:val="false"/>
+                <w:b w:val="false"/>
+                <w:u w:val="none"/>
+                <w:sz w:val="16"/>
+                <w:szCs w:val="16"/>
+                <w:color w:val="000000"/>
+              </w:rPr>
+            </w:pPr>
+            <w:r>
+              <w:rPr>
+                <w:rFonts w:ascii="Arial" w:hAnsi="Arial" w:eastAsia="Arial" w:cs="Arial"/>
+                <w:i w:val="false"/>
+                <w:b w:val="false"/>
+                <w:u w:val="none"/>
+                <w:sz w:val="16"/>
+                <w:szCs w:val="16"/>
+                <w:color w:val="000000"/>
+              </w:rPr>
+              <w:t xml:space="preserve">0.86 (0.61, 1.21)</w:t>
+            </w:r>
+          </w:p>
+        </w:tc>
+        <w:tc>
+          <w:tcPr>
+            <w:tcBorders>
+              <w:bottom w:val="none" w:sz="0" w:space="0" w:color="000000"/>
+              <w:top w:val="none" w:sz="0" w:space="0" w:color="000000"/>
+              <w:left w:val="none" w:sz="0" w:space="0" w:color="000000"/>
+              <w:right w:val="none" w:sz="0" w:space="0" w:color="000000"/>
+            </w:tcBorders>
+            <w:shd w:val="clear" w:color="auto" w:fill="FFFFFF"/>
+            <w:tcMar>
+              <w:top w:w="0" w:type="dxa"/>
+              <w:bottom w:w="0" w:type="dxa"/>
+              <w:left w:w="0" w:type="dxa"/>
+              <w:right w:w="0" w:type="dxa"/>
+            </w:tcMar>
+            <w:vAlign w:val="center"/>
+          </w:tcPr>
+          <w:p>
+            <w:pPr>
+              <w:jc w:val="left"/>
+              <w:pBdr>
+                <w:bottom w:val="none" w:sz="0" w:space="0" w:color="000000"/>
+                <w:top w:val="none" w:sz="0" w:space="0" w:color="000000"/>
+                <w:left w:val="none" w:sz="0" w:space="0" w:color="000000"/>
+                <w:right w:val="none" w:sz="0" w:space="0" w:color="000000"/>
+              </w:pBdr>
+              <w:spacing w:after="40" w:before="40" w:line="240"/>
+              <w:ind w:left="100" w:right="80" w:firstLine="0" w:firstLineChars="0"/>
+              <w:rPr>
+                <w:rFonts w:ascii="Arial" w:hAnsi="Arial" w:eastAsia="Arial" w:cs="Arial"/>
+                <w:i w:val="false"/>
+                <w:b w:val="false"/>
+                <w:u w:val="none"/>
+                <w:sz w:val="16"/>
+                <w:szCs w:val="16"/>
+                <w:color w:val="000000"/>
+              </w:rPr>
+            </w:pPr>
+            <w:r>
+              <w:rPr>
+                <w:rFonts w:ascii="Arial" w:hAnsi="Arial" w:eastAsia="Arial" w:cs="Arial"/>
+                <w:i w:val="false"/>
+                <w:b w:val="false"/>
+                <w:u w:val="none"/>
+                <w:sz w:val="16"/>
+                <w:szCs w:val="16"/>
+                <w:color w:val="000000"/>
+              </w:rPr>
+              <w:t xml:space="preserve">0.80 (0.56, 1.14)</w:t>
+            </w:r>
+          </w:p>
+        </w:tc>
+        <w:tc>
+          <w:tcPr>
+            <w:tcBorders>
+              <w:bottom w:val="none" w:sz="0" w:space="0" w:color="000000"/>
+              <w:top w:val="none" w:sz="0" w:space="0" w:color="000000"/>
+              <w:left w:val="none" w:sz="0" w:space="0" w:color="000000"/>
+              <w:right w:val="none" w:sz="0" w:space="0" w:color="000000"/>
+            </w:tcBorders>
+            <w:shd w:val="clear" w:color="auto" w:fill="FFFFFF"/>
+            <w:tcMar>
+              <w:top w:w="0" w:type="dxa"/>
+              <w:bottom w:w="0" w:type="dxa"/>
+              <w:left w:w="0" w:type="dxa"/>
+              <w:right w:w="0" w:type="dxa"/>
+            </w:tcMar>
+            <w:vAlign w:val="center"/>
+          </w:tcPr>
+          <w:p>
+            <w:pPr>
+              <w:jc w:val="left"/>
+              <w:pBdr>
+                <w:bottom w:val="none" w:sz="0" w:space="0" w:color="000000"/>
+                <w:top w:val="none" w:sz="0" w:space="0" w:color="000000"/>
+                <w:left w:val="none" w:sz="0" w:space="0" w:color="000000"/>
+                <w:right w:val="none" w:sz="0" w:space="0" w:color="000000"/>
+              </w:pBdr>
+              <w:spacing w:after="40" w:before="40" w:line="240"/>
+              <w:ind w:left="100" w:right="80" w:firstLine="0" w:firstLineChars="0"/>
+              <w:rPr>
+                <w:rFonts w:ascii="Arial" w:hAnsi="Arial" w:eastAsia="Arial" w:cs="Arial"/>
+                <w:i w:val="false"/>
+                <w:b w:val="false"/>
+                <w:u w:val="none"/>
+                <w:sz w:val="16"/>
+                <w:szCs w:val="16"/>
+                <w:color w:val="000000"/>
+              </w:rPr>
+            </w:pPr>
+            <w:r>
+              <w:rPr>
+                <w:rFonts w:ascii="Arial" w:hAnsi="Arial" w:eastAsia="Arial" w:cs="Arial"/>
+                <w:i w:val="false"/>
+                <w:b w:val="false"/>
+                <w:u w:val="none"/>
+                <w:sz w:val="16"/>
+                <w:szCs w:val="16"/>
+                <w:color w:val="000000"/>
+              </w:rPr>
+              <w:t xml:space="preserve">0.75 (0.49, 1.15)</w:t>
             </w:r>
           </w:p>
         </w:tc>
@@ -5047,59 +5047,59 @@
                 <w:szCs w:val="16"/>
                 <w:color w:val="000000"/>
               </w:rPr>
-              <w:t xml:space="preserve">1.02 (0.79, 1.32)</w:t>
-            </w:r>
-          </w:p>
-        </w:tc>
-        <w:tc>
-          <w:tcPr>
-            <w:tcBorders>
-              <w:bottom w:val="none" w:sz="0" w:space="0" w:color="000000"/>
-              <w:top w:val="none" w:sz="0" w:space="0" w:color="000000"/>
-              <w:left w:val="none" w:sz="0" w:space="0" w:color="000000"/>
-              <w:right w:val="none" w:sz="0" w:space="0" w:color="000000"/>
-            </w:tcBorders>
-            <w:shd w:val="clear" w:color="auto" w:fill="FFFFFF"/>
-            <w:tcMar>
-              <w:top w:w="0" w:type="dxa"/>
-              <w:bottom w:w="0" w:type="dxa"/>
-              <w:left w:w="0" w:type="dxa"/>
-              <w:right w:w="0" w:type="dxa"/>
-            </w:tcMar>
-            <w:vAlign w:val="center"/>
-          </w:tcPr>
-          <w:p>
-            <w:pPr>
-              <w:jc w:val="left"/>
-              <w:pBdr>
-                <w:bottom w:val="none" w:sz="0" w:space="0" w:color="000000"/>
-                <w:top w:val="none" w:sz="0" w:space="0" w:color="000000"/>
-                <w:left w:val="none" w:sz="0" w:space="0" w:color="000000"/>
-                <w:right w:val="none" w:sz="0" w:space="0" w:color="000000"/>
-              </w:pBdr>
-              <w:spacing w:after="40" w:before="40" w:line="240"/>
-              <w:ind w:left="100" w:right="80" w:firstLine="0" w:firstLineChars="0"/>
-              <w:rPr>
-                <w:rFonts w:ascii="Arial" w:hAnsi="Arial" w:eastAsia="Arial" w:cs="Arial"/>
-                <w:i w:val="false"/>
-                <w:b w:val="false"/>
-                <w:u w:val="none"/>
-                <w:sz w:val="16"/>
-                <w:szCs w:val="16"/>
-                <w:color w:val="000000"/>
-              </w:rPr>
-            </w:pPr>
-            <w:r>
-              <w:rPr>
-                <w:rFonts w:ascii="Arial" w:hAnsi="Arial" w:eastAsia="Arial" w:cs="Arial"/>
-                <w:i w:val="false"/>
-                <w:b w:val="false"/>
-                <w:u w:val="none"/>
-                <w:sz w:val="16"/>
-                <w:szCs w:val="16"/>
-                <w:color w:val="000000"/>
-              </w:rPr>
-              <w:t xml:space="preserve">1.15 (1.00, 1.32)</w:t>
+              <w:t xml:space="preserve">0.82 (0.50, 1.35)</w:t>
+            </w:r>
+          </w:p>
+        </w:tc>
+        <w:tc>
+          <w:tcPr>
+            <w:tcBorders>
+              <w:bottom w:val="none" w:sz="0" w:space="0" w:color="000000"/>
+              <w:top w:val="none" w:sz="0" w:space="0" w:color="000000"/>
+              <w:left w:val="none" w:sz="0" w:space="0" w:color="000000"/>
+              <w:right w:val="none" w:sz="0" w:space="0" w:color="000000"/>
+            </w:tcBorders>
+            <w:shd w:val="clear" w:color="auto" w:fill="FFFFFF"/>
+            <w:tcMar>
+              <w:top w:w="0" w:type="dxa"/>
+              <w:bottom w:w="0" w:type="dxa"/>
+              <w:left w:w="0" w:type="dxa"/>
+              <w:right w:w="0" w:type="dxa"/>
+            </w:tcMar>
+            <w:vAlign w:val="center"/>
+          </w:tcPr>
+          <w:p>
+            <w:pPr>
+              <w:jc w:val="left"/>
+              <w:pBdr>
+                <w:bottom w:val="none" w:sz="0" w:space="0" w:color="000000"/>
+                <w:top w:val="none" w:sz="0" w:space="0" w:color="000000"/>
+                <w:left w:val="none" w:sz="0" w:space="0" w:color="000000"/>
+                <w:right w:val="none" w:sz="0" w:space="0" w:color="000000"/>
+              </w:pBdr>
+              <w:spacing w:after="40" w:before="40" w:line="240"/>
+              <w:ind w:left="100" w:right="80" w:firstLine="0" w:firstLineChars="0"/>
+              <w:rPr>
+                <w:rFonts w:ascii="Arial" w:hAnsi="Arial" w:eastAsia="Arial" w:cs="Arial"/>
+                <w:i w:val="false"/>
+                <w:b w:val="false"/>
+                <w:u w:val="none"/>
+                <w:sz w:val="16"/>
+                <w:szCs w:val="16"/>
+                <w:color w:val="000000"/>
+              </w:rPr>
+            </w:pPr>
+            <w:r>
+              <w:rPr>
+                <w:rFonts w:ascii="Arial" w:hAnsi="Arial" w:eastAsia="Arial" w:cs="Arial"/>
+                <w:i w:val="false"/>
+                <w:b w:val="false"/>
+                <w:u w:val="none"/>
+                <w:sz w:val="16"/>
+                <w:szCs w:val="16"/>
+                <w:color w:val="000000"/>
+              </w:rPr>
+              <w:t xml:space="preserve">1.18 (0.96, 1.46)</w:t>
             </w:r>
           </w:p>
         </w:tc>
@@ -5151,7 +5151,7 @@
                 <w:szCs w:val="16"/>
                 <w:color w:val="000000"/>
               </w:rPr>
-              <w:t xml:space="preserve">1.28 (1.11, 1.48)</w:t>
+              <w:t xml:space="preserve">1.63 (1.23, 2.15)</w:t>
             </w:r>
           </w:p>
         </w:tc>
@@ -5203,7 +5203,7 @@
                 <w:szCs w:val="16"/>
                 <w:color w:val="000000"/>
               </w:rPr>
-              <w:t xml:space="preserve">1.43 (1.14, 1.80)</w:t>
+              <w:t xml:space="preserve">2.24 (1.32, 3.80)</w:t>
             </w:r>
           </w:p>
         </w:tc>
@@ -5313,7 +5313,7 @@
                 <w:szCs w:val="16"/>
                 <w:color w:val="000000"/>
               </w:rPr>
-              <w:t xml:space="preserve">1.07 (0.75, 1.54)</w:t>
+              <w:t xml:space="preserve">0.78 (0.34, 1.80)</w:t>
             </w:r>
           </w:p>
         </w:tc>
@@ -5365,7 +5365,7 @@
                 <w:szCs w:val="16"/>
                 <w:color w:val="000000"/>
               </w:rPr>
-              <w:t xml:space="preserve">1.03 (0.84, 1.25)</w:t>
+              <w:t xml:space="preserve">1.15 (0.76, 1.74)</w:t>
             </w:r>
           </w:p>
         </w:tc>
@@ -5417,7 +5417,7 @@
                 <w:szCs w:val="16"/>
                 <w:color w:val="000000"/>
               </w:rPr>
-              <w:t xml:space="preserve">0.99 (0.77, 1.27)</w:t>
+              <w:t xml:space="preserve">1.61 (0.99, 2.62)</w:t>
             </w:r>
           </w:p>
         </w:tc>
@@ -5469,14 +5469,14 @@
                 <w:szCs w:val="16"/>
                 <w:color w:val="000000"/>
               </w:rPr>
-              <w:t xml:space="preserve">0.95 (0.64, 1.43)</w:t>
+              <w:t xml:space="preserve">2.25 (0.98, 5.16)</w:t>
             </w:r>
           </w:p>
         </w:tc>
       </w:tr>
       <w:tr>
         <w:trPr>
-          <w:trHeight w:val="399" w:hRule="auto"/>
+          <w:trHeight w:val="367" w:hRule="auto"/>
         </w:trPr>
         body20
         <w:tc>
@@ -5527,7 +5527,7 @@
                 <w:szCs w:val="16"/>
                 <w:color w:val="000000"/>
               </w:rPr>
-              <w:t xml:space="preserve">90-day shock</w:t>
+              <w:t xml:space="preserve">Absolute conditions</w:t>
             </w:r>
           </w:p>
         </w:tc>
@@ -6111,163 +6111,163 @@
                 <w:szCs w:val="16"/>
                 <w:color w:val="000000"/>
               </w:rPr>
-              <w:t xml:space="preserve">1.16 (0.80, 1.67)</w:t>
-            </w:r>
-          </w:p>
-        </w:tc>
-        <w:tc>
-          <w:tcPr>
-            <w:tcBorders>
-              <w:bottom w:val="none" w:sz="0" w:space="0" w:color="000000"/>
-              <w:top w:val="none" w:sz="0" w:space="0" w:color="000000"/>
-              <w:left w:val="none" w:sz="0" w:space="0" w:color="000000"/>
-              <w:right w:val="none" w:sz="0" w:space="0" w:color="000000"/>
-            </w:tcBorders>
-            <w:shd w:val="clear" w:color="auto" w:fill="FFFFFF"/>
-            <w:tcMar>
-              <w:top w:w="0" w:type="dxa"/>
-              <w:bottom w:w="0" w:type="dxa"/>
-              <w:left w:w="0" w:type="dxa"/>
-              <w:right w:w="0" w:type="dxa"/>
-            </w:tcMar>
-            <w:vAlign w:val="center"/>
-          </w:tcPr>
-          <w:p>
-            <w:pPr>
-              <w:jc w:val="left"/>
-              <w:pBdr>
-                <w:bottom w:val="none" w:sz="0" w:space="0" w:color="000000"/>
-                <w:top w:val="none" w:sz="0" w:space="0" w:color="000000"/>
-                <w:left w:val="none" w:sz="0" w:space="0" w:color="000000"/>
-                <w:right w:val="none" w:sz="0" w:space="0" w:color="000000"/>
-              </w:pBdr>
-              <w:spacing w:after="40" w:before="40" w:line="240"/>
-              <w:ind w:left="100" w:right="80" w:firstLine="0" w:firstLineChars="0"/>
-              <w:rPr>
-                <w:rFonts w:ascii="Arial" w:hAnsi="Arial" w:eastAsia="Arial" w:cs="Arial"/>
-                <w:i w:val="false"/>
-                <w:b w:val="false"/>
-                <w:u w:val="none"/>
-                <w:sz w:val="16"/>
-                <w:szCs w:val="16"/>
-                <w:color w:val="000000"/>
-              </w:rPr>
-            </w:pPr>
-            <w:r>
-              <w:rPr>
-                <w:rFonts w:ascii="Arial" w:hAnsi="Arial" w:eastAsia="Arial" w:cs="Arial"/>
-                <w:i w:val="false"/>
-                <w:b w:val="false"/>
-                <w:u w:val="none"/>
-                <w:sz w:val="16"/>
-                <w:szCs w:val="16"/>
-                <w:color w:val="000000"/>
-              </w:rPr>
-              <w:t xml:space="preserve">1.21 (0.98, 1.49)</w:t>
-            </w:r>
-          </w:p>
-        </w:tc>
-        <w:tc>
-          <w:tcPr>
-            <w:tcBorders>
-              <w:bottom w:val="none" w:sz="0" w:space="0" w:color="000000"/>
-              <w:top w:val="none" w:sz="0" w:space="0" w:color="000000"/>
-              <w:left w:val="none" w:sz="0" w:space="0" w:color="000000"/>
-              <w:right w:val="none" w:sz="0" w:space="0" w:color="000000"/>
-            </w:tcBorders>
-            <w:shd w:val="clear" w:color="auto" w:fill="FFFFFF"/>
-            <w:tcMar>
-              <w:top w:w="0" w:type="dxa"/>
-              <w:bottom w:w="0" w:type="dxa"/>
-              <w:left w:w="0" w:type="dxa"/>
-              <w:right w:w="0" w:type="dxa"/>
-            </w:tcMar>
-            <w:vAlign w:val="center"/>
-          </w:tcPr>
-          <w:p>
-            <w:pPr>
-              <w:jc w:val="left"/>
-              <w:pBdr>
-                <w:bottom w:val="none" w:sz="0" w:space="0" w:color="000000"/>
-                <w:top w:val="none" w:sz="0" w:space="0" w:color="000000"/>
-                <w:left w:val="none" w:sz="0" w:space="0" w:color="000000"/>
-                <w:right w:val="none" w:sz="0" w:space="0" w:color="000000"/>
-              </w:pBdr>
-              <w:spacing w:after="40" w:before="40" w:line="240"/>
-              <w:ind w:left="100" w:right="80" w:firstLine="0" w:firstLineChars="0"/>
-              <w:rPr>
-                <w:rFonts w:ascii="Arial" w:hAnsi="Arial" w:eastAsia="Arial" w:cs="Arial"/>
-                <w:i w:val="false"/>
-                <w:b w:val="true"/>
-                <w:u w:val="none"/>
-                <w:sz w:val="16"/>
-                <w:szCs w:val="16"/>
-                <w:color w:val="000000"/>
-              </w:rPr>
-            </w:pPr>
-            <w:r>
-              <w:rPr>
-                <w:rFonts w:ascii="Arial" w:hAnsi="Arial" w:eastAsia="Arial" w:cs="Arial"/>
-                <w:i w:val="false"/>
-                <w:b w:val="true"/>
-                <w:u w:val="none"/>
-                <w:sz w:val="16"/>
-                <w:szCs w:val="16"/>
-                <w:color w:val="000000"/>
-              </w:rPr>
-              <w:t xml:space="preserve">1.28 (1.05, 1.57)</w:t>
-            </w:r>
-          </w:p>
-        </w:tc>
-        <w:tc>
-          <w:tcPr>
-            <w:tcBorders>
-              <w:bottom w:val="none" w:sz="0" w:space="0" w:color="000000"/>
-              <w:top w:val="none" w:sz="0" w:space="0" w:color="000000"/>
-              <w:left w:val="none" w:sz="0" w:space="0" w:color="000000"/>
-              <w:right w:val="none" w:sz="0" w:space="0" w:color="000000"/>
-            </w:tcBorders>
-            <w:shd w:val="clear" w:color="auto" w:fill="FFFFFF"/>
-            <w:tcMar>
-              <w:top w:w="0" w:type="dxa"/>
-              <w:bottom w:w="0" w:type="dxa"/>
-              <w:left w:w="0" w:type="dxa"/>
-              <w:right w:w="0" w:type="dxa"/>
-            </w:tcMar>
-            <w:vAlign w:val="center"/>
-          </w:tcPr>
-          <w:p>
-            <w:pPr>
-              <w:jc w:val="left"/>
-              <w:pBdr>
-                <w:bottom w:val="none" w:sz="0" w:space="0" w:color="000000"/>
-                <w:top w:val="none" w:sz="0" w:space="0" w:color="000000"/>
-                <w:left w:val="none" w:sz="0" w:space="0" w:color="000000"/>
-                <w:right w:val="none" w:sz="0" w:space="0" w:color="000000"/>
-              </w:pBdr>
-              <w:spacing w:after="40" w:before="40" w:line="240"/>
-              <w:ind w:left="100" w:right="80" w:firstLine="0" w:firstLineChars="0"/>
-              <w:rPr>
-                <w:rFonts w:ascii="Arial" w:hAnsi="Arial" w:eastAsia="Arial" w:cs="Arial"/>
-                <w:i w:val="false"/>
-                <w:b w:val="true"/>
-                <w:u w:val="none"/>
-                <w:sz w:val="16"/>
-                <w:szCs w:val="16"/>
-                <w:color w:val="000000"/>
-              </w:rPr>
-            </w:pPr>
-            <w:r>
-              <w:rPr>
-                <w:rFonts w:ascii="Arial" w:hAnsi="Arial" w:eastAsia="Arial" w:cs="Arial"/>
-                <w:i w:val="false"/>
-                <w:b w:val="true"/>
-                <w:u w:val="none"/>
-                <w:sz w:val="16"/>
-                <w:szCs w:val="16"/>
-                <w:color w:val="000000"/>
-              </w:rPr>
-              <w:t xml:space="preserve">1.36 (1.01, 1.83)</w:t>
+              <w:t xml:space="preserve">1.37 (0.65, 2.88)</w:t>
+            </w:r>
+          </w:p>
+        </w:tc>
+        <w:tc>
+          <w:tcPr>
+            <w:tcBorders>
+              <w:bottom w:val="none" w:sz="0" w:space="0" w:color="000000"/>
+              <w:top w:val="none" w:sz="0" w:space="0" w:color="000000"/>
+              <w:left w:val="none" w:sz="0" w:space="0" w:color="000000"/>
+              <w:right w:val="none" w:sz="0" w:space="0" w:color="000000"/>
+            </w:tcBorders>
+            <w:shd w:val="clear" w:color="auto" w:fill="FFFFFF"/>
+            <w:tcMar>
+              <w:top w:w="0" w:type="dxa"/>
+              <w:bottom w:w="0" w:type="dxa"/>
+              <w:left w:w="0" w:type="dxa"/>
+              <w:right w:w="0" w:type="dxa"/>
+            </w:tcMar>
+            <w:vAlign w:val="center"/>
+          </w:tcPr>
+          <w:p>
+            <w:pPr>
+              <w:jc w:val="left"/>
+              <w:pBdr>
+                <w:bottom w:val="none" w:sz="0" w:space="0" w:color="000000"/>
+                <w:top w:val="none" w:sz="0" w:space="0" w:color="000000"/>
+                <w:left w:val="none" w:sz="0" w:space="0" w:color="000000"/>
+                <w:right w:val="none" w:sz="0" w:space="0" w:color="000000"/>
+              </w:pBdr>
+              <w:spacing w:after="40" w:before="40" w:line="240"/>
+              <w:ind w:left="100" w:right="80" w:firstLine="0" w:firstLineChars="0"/>
+              <w:rPr>
+                <w:rFonts w:ascii="Arial" w:hAnsi="Arial" w:eastAsia="Arial" w:cs="Arial"/>
+                <w:i w:val="false"/>
+                <w:b w:val="false"/>
+                <w:u w:val="none"/>
+                <w:sz w:val="16"/>
+                <w:szCs w:val="16"/>
+                <w:color w:val="000000"/>
+              </w:rPr>
+            </w:pPr>
+            <w:r>
+              <w:rPr>
+                <w:rFonts w:ascii="Arial" w:hAnsi="Arial" w:eastAsia="Arial" w:cs="Arial"/>
+                <w:i w:val="false"/>
+                <w:b w:val="false"/>
+                <w:u w:val="none"/>
+                <w:sz w:val="16"/>
+                <w:szCs w:val="16"/>
+                <w:color w:val="000000"/>
+              </w:rPr>
+              <w:t xml:space="preserve">1.14 (0.75, 1.75)</w:t>
+            </w:r>
+          </w:p>
+        </w:tc>
+        <w:tc>
+          <w:tcPr>
+            <w:tcBorders>
+              <w:bottom w:val="none" w:sz="0" w:space="0" w:color="000000"/>
+              <w:top w:val="none" w:sz="0" w:space="0" w:color="000000"/>
+              <w:left w:val="none" w:sz="0" w:space="0" w:color="000000"/>
+              <w:right w:val="none" w:sz="0" w:space="0" w:color="000000"/>
+            </w:tcBorders>
+            <w:shd w:val="clear" w:color="auto" w:fill="FFFFFF"/>
+            <w:tcMar>
+              <w:top w:w="0" w:type="dxa"/>
+              <w:bottom w:w="0" w:type="dxa"/>
+              <w:left w:w="0" w:type="dxa"/>
+              <w:right w:w="0" w:type="dxa"/>
+            </w:tcMar>
+            <w:vAlign w:val="center"/>
+          </w:tcPr>
+          <w:p>
+            <w:pPr>
+              <w:jc w:val="left"/>
+              <w:pBdr>
+                <w:bottom w:val="none" w:sz="0" w:space="0" w:color="000000"/>
+                <w:top w:val="none" w:sz="0" w:space="0" w:color="000000"/>
+                <w:left w:val="none" w:sz="0" w:space="0" w:color="000000"/>
+                <w:right w:val="none" w:sz="0" w:space="0" w:color="000000"/>
+              </w:pBdr>
+              <w:spacing w:after="40" w:before="40" w:line="240"/>
+              <w:ind w:left="100" w:right="80" w:firstLine="0" w:firstLineChars="0"/>
+              <w:rPr>
+                <w:rFonts w:ascii="Arial" w:hAnsi="Arial" w:eastAsia="Arial" w:cs="Arial"/>
+                <w:i w:val="false"/>
+                <w:b w:val="false"/>
+                <w:u w:val="none"/>
+                <w:sz w:val="16"/>
+                <w:szCs w:val="16"/>
+                <w:color w:val="000000"/>
+              </w:rPr>
+            </w:pPr>
+            <w:r>
+              <w:rPr>
+                <w:rFonts w:ascii="Arial" w:hAnsi="Arial" w:eastAsia="Arial" w:cs="Arial"/>
+                <w:i w:val="false"/>
+                <w:b w:val="false"/>
+                <w:u w:val="none"/>
+                <w:sz w:val="16"/>
+                <w:szCs w:val="16"/>
+                <w:color w:val="000000"/>
+              </w:rPr>
+              <w:t xml:space="preserve">1.00 (0.59, 1.69)</w:t>
+            </w:r>
+          </w:p>
+        </w:tc>
+        <w:tc>
+          <w:tcPr>
+            <w:tcBorders>
+              <w:bottom w:val="none" w:sz="0" w:space="0" w:color="000000"/>
+              <w:top w:val="none" w:sz="0" w:space="0" w:color="000000"/>
+              <w:left w:val="none" w:sz="0" w:space="0" w:color="000000"/>
+              <w:right w:val="none" w:sz="0" w:space="0" w:color="000000"/>
+            </w:tcBorders>
+            <w:shd w:val="clear" w:color="auto" w:fill="FFFFFF"/>
+            <w:tcMar>
+              <w:top w:w="0" w:type="dxa"/>
+              <w:bottom w:w="0" w:type="dxa"/>
+              <w:left w:w="0" w:type="dxa"/>
+              <w:right w:w="0" w:type="dxa"/>
+            </w:tcMar>
+            <w:vAlign w:val="center"/>
+          </w:tcPr>
+          <w:p>
+            <w:pPr>
+              <w:jc w:val="left"/>
+              <w:pBdr>
+                <w:bottom w:val="none" w:sz="0" w:space="0" w:color="000000"/>
+                <w:top w:val="none" w:sz="0" w:space="0" w:color="000000"/>
+                <w:left w:val="none" w:sz="0" w:space="0" w:color="000000"/>
+                <w:right w:val="none" w:sz="0" w:space="0" w:color="000000"/>
+              </w:pBdr>
+              <w:spacing w:after="40" w:before="40" w:line="240"/>
+              <w:ind w:left="100" w:right="80" w:firstLine="0" w:firstLineChars="0"/>
+              <w:rPr>
+                <w:rFonts w:ascii="Arial" w:hAnsi="Arial" w:eastAsia="Arial" w:cs="Arial"/>
+                <w:i w:val="false"/>
+                <w:b w:val="false"/>
+                <w:u w:val="none"/>
+                <w:sz w:val="16"/>
+                <w:szCs w:val="16"/>
+                <w:color w:val="000000"/>
+              </w:rPr>
+            </w:pPr>
+            <w:r>
+              <w:rPr>
+                <w:rFonts w:ascii="Arial" w:hAnsi="Arial" w:eastAsia="Arial" w:cs="Arial"/>
+                <w:i w:val="false"/>
+                <w:b w:val="false"/>
+                <w:u w:val="none"/>
+                <w:sz w:val="16"/>
+                <w:szCs w:val="16"/>
+                <w:color w:val="000000"/>
+              </w:rPr>
+              <w:t xml:space="preserve">0.88 (0.39, 2.01)</w:t>
             </w:r>
           </w:p>
         </w:tc>
@@ -6377,163 +6377,163 @@
                 <w:szCs w:val="16"/>
                 <w:color w:val="000000"/>
               </w:rPr>
-              <w:t xml:space="preserve">1.15 (0.45, 2.97)</w:t>
-            </w:r>
-          </w:p>
-        </w:tc>
-        <w:tc>
-          <w:tcPr>
-            <w:tcBorders>
-              <w:bottom w:val="none" w:sz="0" w:space="0" w:color="000000"/>
-              <w:top w:val="none" w:sz="0" w:space="0" w:color="000000"/>
-              <w:left w:val="none" w:sz="0" w:space="0" w:color="000000"/>
-              <w:right w:val="none" w:sz="0" w:space="0" w:color="000000"/>
-            </w:tcBorders>
-            <w:shd w:val="clear" w:color="auto" w:fill="FFFFFF"/>
-            <w:tcMar>
-              <w:top w:w="0" w:type="dxa"/>
-              <w:bottom w:w="0" w:type="dxa"/>
-              <w:left w:w="0" w:type="dxa"/>
-              <w:right w:w="0" w:type="dxa"/>
-            </w:tcMar>
-            <w:vAlign w:val="center"/>
-          </w:tcPr>
-          <w:p>
-            <w:pPr>
-              <w:jc w:val="left"/>
-              <w:pBdr>
-                <w:bottom w:val="none" w:sz="0" w:space="0" w:color="000000"/>
-                <w:top w:val="none" w:sz="0" w:space="0" w:color="000000"/>
-                <w:left w:val="none" w:sz="0" w:space="0" w:color="000000"/>
-                <w:right w:val="none" w:sz="0" w:space="0" w:color="000000"/>
-              </w:pBdr>
-              <w:spacing w:after="40" w:before="40" w:line="240"/>
-              <w:ind w:left="100" w:right="80" w:firstLine="0" w:firstLineChars="0"/>
-              <w:rPr>
-                <w:rFonts w:ascii="Arial" w:hAnsi="Arial" w:eastAsia="Arial" w:cs="Arial"/>
-                <w:i w:val="false"/>
-                <w:b w:val="false"/>
-                <w:u w:val="none"/>
-                <w:sz w:val="16"/>
-                <w:szCs w:val="16"/>
-                <w:color w:val="000000"/>
-              </w:rPr>
-            </w:pPr>
-            <w:r>
-              <w:rPr>
-                <w:rFonts w:ascii="Arial" w:hAnsi="Arial" w:eastAsia="Arial" w:cs="Arial"/>
-                <w:i w:val="false"/>
-                <w:b w:val="false"/>
-                <w:u w:val="none"/>
-                <w:sz w:val="16"/>
-                <w:szCs w:val="16"/>
-                <w:color w:val="000000"/>
-              </w:rPr>
-              <w:t xml:space="preserve">1.11 (0.64, 1.93)</w:t>
-            </w:r>
-          </w:p>
-        </w:tc>
-        <w:tc>
-          <w:tcPr>
-            <w:tcBorders>
-              <w:bottom w:val="none" w:sz="0" w:space="0" w:color="000000"/>
-              <w:top w:val="none" w:sz="0" w:space="0" w:color="000000"/>
-              <w:left w:val="none" w:sz="0" w:space="0" w:color="000000"/>
-              <w:right w:val="none" w:sz="0" w:space="0" w:color="000000"/>
-            </w:tcBorders>
-            <w:shd w:val="clear" w:color="auto" w:fill="FFFFFF"/>
-            <w:tcMar>
-              <w:top w:w="0" w:type="dxa"/>
-              <w:bottom w:w="0" w:type="dxa"/>
-              <w:left w:w="0" w:type="dxa"/>
-              <w:right w:w="0" w:type="dxa"/>
-            </w:tcMar>
-            <w:vAlign w:val="center"/>
-          </w:tcPr>
-          <w:p>
-            <w:pPr>
-              <w:jc w:val="left"/>
-              <w:pBdr>
-                <w:bottom w:val="none" w:sz="0" w:space="0" w:color="000000"/>
-                <w:top w:val="none" w:sz="0" w:space="0" w:color="000000"/>
-                <w:left w:val="none" w:sz="0" w:space="0" w:color="000000"/>
-                <w:right w:val="none" w:sz="0" w:space="0" w:color="000000"/>
-              </w:pBdr>
-              <w:spacing w:after="40" w:before="40" w:line="240"/>
-              <w:ind w:left="100" w:right="80" w:firstLine="0" w:firstLineChars="0"/>
-              <w:rPr>
-                <w:rFonts w:ascii="Arial" w:hAnsi="Arial" w:eastAsia="Arial" w:cs="Arial"/>
-                <w:i w:val="false"/>
-                <w:b w:val="false"/>
-                <w:u w:val="none"/>
-                <w:sz w:val="16"/>
-                <w:szCs w:val="16"/>
-                <w:color w:val="000000"/>
-              </w:rPr>
-            </w:pPr>
-            <w:r>
-              <w:rPr>
-                <w:rFonts w:ascii="Arial" w:hAnsi="Arial" w:eastAsia="Arial" w:cs="Arial"/>
-                <w:i w:val="false"/>
-                <w:b w:val="false"/>
-                <w:u w:val="none"/>
-                <w:sz w:val="16"/>
-                <w:szCs w:val="16"/>
-                <w:color w:val="000000"/>
-              </w:rPr>
-              <w:t xml:space="preserve">1.09 (0.64, 1.85)</w:t>
-            </w:r>
-          </w:p>
-        </w:tc>
-        <w:tc>
-          <w:tcPr>
-            <w:tcBorders>
-              <w:bottom w:val="none" w:sz="0" w:space="0" w:color="000000"/>
-              <w:top w:val="none" w:sz="0" w:space="0" w:color="000000"/>
-              <w:left w:val="none" w:sz="0" w:space="0" w:color="000000"/>
-              <w:right w:val="none" w:sz="0" w:space="0" w:color="000000"/>
-            </w:tcBorders>
-            <w:shd w:val="clear" w:color="auto" w:fill="FFFFFF"/>
-            <w:tcMar>
-              <w:top w:w="0" w:type="dxa"/>
-              <w:bottom w:w="0" w:type="dxa"/>
-              <w:left w:w="0" w:type="dxa"/>
-              <w:right w:w="0" w:type="dxa"/>
-            </w:tcMar>
-            <w:vAlign w:val="center"/>
-          </w:tcPr>
-          <w:p>
-            <w:pPr>
-              <w:jc w:val="left"/>
-              <w:pBdr>
-                <w:bottom w:val="none" w:sz="0" w:space="0" w:color="000000"/>
-                <w:top w:val="none" w:sz="0" w:space="0" w:color="000000"/>
-                <w:left w:val="none" w:sz="0" w:space="0" w:color="000000"/>
-                <w:right w:val="none" w:sz="0" w:space="0" w:color="000000"/>
-              </w:pBdr>
-              <w:spacing w:after="40" w:before="40" w:line="240"/>
-              <w:ind w:left="100" w:right="80" w:firstLine="0" w:firstLineChars="0"/>
-              <w:rPr>
-                <w:rFonts w:ascii="Arial" w:hAnsi="Arial" w:eastAsia="Arial" w:cs="Arial"/>
-                <w:i w:val="false"/>
-                <w:b w:val="false"/>
-                <w:u w:val="none"/>
-                <w:sz w:val="16"/>
-                <w:szCs w:val="16"/>
-                <w:color w:val="000000"/>
-              </w:rPr>
-            </w:pPr>
-            <w:r>
-              <w:rPr>
-                <w:rFonts w:ascii="Arial" w:hAnsi="Arial" w:eastAsia="Arial" w:cs="Arial"/>
-                <w:i w:val="false"/>
-                <w:b w:val="false"/>
-                <w:u w:val="none"/>
-                <w:sz w:val="16"/>
-                <w:szCs w:val="16"/>
-                <w:color w:val="000000"/>
-              </w:rPr>
-              <w:t xml:space="preserve">1.07 (0.50, 2.29)</w:t>
+              <w:t xml:space="preserve">1.04 (0.75, 1.44)</w:t>
+            </w:r>
+          </w:p>
+        </w:tc>
+        <w:tc>
+          <w:tcPr>
+            <w:tcBorders>
+              <w:bottom w:val="none" w:sz="0" w:space="0" w:color="000000"/>
+              <w:top w:val="none" w:sz="0" w:space="0" w:color="000000"/>
+              <w:left w:val="none" w:sz="0" w:space="0" w:color="000000"/>
+              <w:right w:val="none" w:sz="0" w:space="0" w:color="000000"/>
+            </w:tcBorders>
+            <w:shd w:val="clear" w:color="auto" w:fill="FFFFFF"/>
+            <w:tcMar>
+              <w:top w:w="0" w:type="dxa"/>
+              <w:bottom w:w="0" w:type="dxa"/>
+              <w:left w:w="0" w:type="dxa"/>
+              <w:right w:w="0" w:type="dxa"/>
+            </w:tcMar>
+            <w:vAlign w:val="center"/>
+          </w:tcPr>
+          <w:p>
+            <w:pPr>
+              <w:jc w:val="left"/>
+              <w:pBdr>
+                <w:bottom w:val="none" w:sz="0" w:space="0" w:color="000000"/>
+                <w:top w:val="none" w:sz="0" w:space="0" w:color="000000"/>
+                <w:left w:val="none" w:sz="0" w:space="0" w:color="000000"/>
+                <w:right w:val="none" w:sz="0" w:space="0" w:color="000000"/>
+              </w:pBdr>
+              <w:spacing w:after="40" w:before="40" w:line="240"/>
+              <w:ind w:left="100" w:right="80" w:firstLine="0" w:firstLineChars="0"/>
+              <w:rPr>
+                <w:rFonts w:ascii="Arial" w:hAnsi="Arial" w:eastAsia="Arial" w:cs="Arial"/>
+                <w:i w:val="false"/>
+                <w:b w:val="false"/>
+                <w:u w:val="none"/>
+                <w:sz w:val="16"/>
+                <w:szCs w:val="16"/>
+                <w:color w:val="000000"/>
+              </w:rPr>
+            </w:pPr>
+            <w:r>
+              <w:rPr>
+                <w:rFonts w:ascii="Arial" w:hAnsi="Arial" w:eastAsia="Arial" w:cs="Arial"/>
+                <w:i w:val="false"/>
+                <w:b w:val="false"/>
+                <w:u w:val="none"/>
+                <w:sz w:val="16"/>
+                <w:szCs w:val="16"/>
+                <w:color w:val="000000"/>
+              </w:rPr>
+              <w:t xml:space="preserve">0.97 (0.81, 1.16)</w:t>
+            </w:r>
+          </w:p>
+        </w:tc>
+        <w:tc>
+          <w:tcPr>
+            <w:tcBorders>
+              <w:bottom w:val="none" w:sz="0" w:space="0" w:color="000000"/>
+              <w:top w:val="none" w:sz="0" w:space="0" w:color="000000"/>
+              <w:left w:val="none" w:sz="0" w:space="0" w:color="000000"/>
+              <w:right w:val="none" w:sz="0" w:space="0" w:color="000000"/>
+            </w:tcBorders>
+            <w:shd w:val="clear" w:color="auto" w:fill="FFFFFF"/>
+            <w:tcMar>
+              <w:top w:w="0" w:type="dxa"/>
+              <w:bottom w:w="0" w:type="dxa"/>
+              <w:left w:w="0" w:type="dxa"/>
+              <w:right w:w="0" w:type="dxa"/>
+            </w:tcMar>
+            <w:vAlign w:val="center"/>
+          </w:tcPr>
+          <w:p>
+            <w:pPr>
+              <w:jc w:val="left"/>
+              <w:pBdr>
+                <w:bottom w:val="none" w:sz="0" w:space="0" w:color="000000"/>
+                <w:top w:val="none" w:sz="0" w:space="0" w:color="000000"/>
+                <w:left w:val="none" w:sz="0" w:space="0" w:color="000000"/>
+                <w:right w:val="none" w:sz="0" w:space="0" w:color="000000"/>
+              </w:pBdr>
+              <w:spacing w:after="40" w:before="40" w:line="240"/>
+              <w:ind w:left="100" w:right="80" w:firstLine="0" w:firstLineChars="0"/>
+              <w:rPr>
+                <w:rFonts w:ascii="Arial" w:hAnsi="Arial" w:eastAsia="Arial" w:cs="Arial"/>
+                <w:i w:val="false"/>
+                <w:b w:val="false"/>
+                <w:u w:val="none"/>
+                <w:sz w:val="16"/>
+                <w:szCs w:val="16"/>
+                <w:color w:val="000000"/>
+              </w:rPr>
+            </w:pPr>
+            <w:r>
+              <w:rPr>
+                <w:rFonts w:ascii="Arial" w:hAnsi="Arial" w:eastAsia="Arial" w:cs="Arial"/>
+                <w:i w:val="false"/>
+                <w:b w:val="false"/>
+                <w:u w:val="none"/>
+                <w:sz w:val="16"/>
+                <w:szCs w:val="16"/>
+                <w:color w:val="000000"/>
+              </w:rPr>
+              <w:t xml:space="preserve">0.91 (0.74, 1.13)</w:t>
+            </w:r>
+          </w:p>
+        </w:tc>
+        <w:tc>
+          <w:tcPr>
+            <w:tcBorders>
+              <w:bottom w:val="none" w:sz="0" w:space="0" w:color="000000"/>
+              <w:top w:val="none" w:sz="0" w:space="0" w:color="000000"/>
+              <w:left w:val="none" w:sz="0" w:space="0" w:color="000000"/>
+              <w:right w:val="none" w:sz="0" w:space="0" w:color="000000"/>
+            </w:tcBorders>
+            <w:shd w:val="clear" w:color="auto" w:fill="FFFFFF"/>
+            <w:tcMar>
+              <w:top w:w="0" w:type="dxa"/>
+              <w:bottom w:w="0" w:type="dxa"/>
+              <w:left w:w="0" w:type="dxa"/>
+              <w:right w:w="0" w:type="dxa"/>
+            </w:tcMar>
+            <w:vAlign w:val="center"/>
+          </w:tcPr>
+          <w:p>
+            <w:pPr>
+              <w:jc w:val="left"/>
+              <w:pBdr>
+                <w:bottom w:val="none" w:sz="0" w:space="0" w:color="000000"/>
+                <w:top w:val="none" w:sz="0" w:space="0" w:color="000000"/>
+                <w:left w:val="none" w:sz="0" w:space="0" w:color="000000"/>
+                <w:right w:val="none" w:sz="0" w:space="0" w:color="000000"/>
+              </w:pBdr>
+              <w:spacing w:after="40" w:before="40" w:line="240"/>
+              <w:ind w:left="100" w:right="80" w:firstLine="0" w:firstLineChars="0"/>
+              <w:rPr>
+                <w:rFonts w:ascii="Arial" w:hAnsi="Arial" w:eastAsia="Arial" w:cs="Arial"/>
+                <w:i w:val="false"/>
+                <w:b w:val="false"/>
+                <w:u w:val="none"/>
+                <w:sz w:val="16"/>
+                <w:szCs w:val="16"/>
+                <w:color w:val="000000"/>
+              </w:rPr>
+            </w:pPr>
+            <w:r>
+              <w:rPr>
+                <w:rFonts w:ascii="Arial" w:hAnsi="Arial" w:eastAsia="Arial" w:cs="Arial"/>
+                <w:i w:val="false"/>
+                <w:b w:val="false"/>
+                <w:u w:val="none"/>
+                <w:sz w:val="16"/>
+                <w:szCs w:val="16"/>
+                <w:color w:val="000000"/>
+              </w:rPr>
+              <w:t xml:space="preserve">0.86 (0.61, 1.20)</w:t>
             </w:r>
           </w:p>
         </w:tc>
@@ -6909,163 +6909,163 @@
                 <w:szCs w:val="16"/>
                 <w:color w:val="000000"/>
               </w:rPr>
-              <w:t xml:space="preserve">0.91 (0.75, 1.12)</w:t>
-            </w:r>
-          </w:p>
-        </w:tc>
-        <w:tc>
-          <w:tcPr>
-            <w:tcBorders>
-              <w:bottom w:val="none" w:sz="0" w:space="0" w:color="000000"/>
-              <w:top w:val="none" w:sz="0" w:space="0" w:color="000000"/>
-              <w:left w:val="none" w:sz="0" w:space="0" w:color="000000"/>
-              <w:right w:val="none" w:sz="0" w:space="0" w:color="000000"/>
-            </w:tcBorders>
-            <w:shd w:val="clear" w:color="auto" w:fill="FFFFFF"/>
-            <w:tcMar>
-              <w:top w:w="0" w:type="dxa"/>
-              <w:bottom w:w="0" w:type="dxa"/>
-              <w:left w:w="0" w:type="dxa"/>
-              <w:right w:w="0" w:type="dxa"/>
-            </w:tcMar>
-            <w:vAlign w:val="center"/>
-          </w:tcPr>
-          <w:p>
-            <w:pPr>
-              <w:jc w:val="left"/>
-              <w:pBdr>
-                <w:bottom w:val="none" w:sz="0" w:space="0" w:color="000000"/>
-                <w:top w:val="none" w:sz="0" w:space="0" w:color="000000"/>
-                <w:left w:val="none" w:sz="0" w:space="0" w:color="000000"/>
-                <w:right w:val="none" w:sz="0" w:space="0" w:color="000000"/>
-              </w:pBdr>
-              <w:spacing w:after="40" w:before="40" w:line="240"/>
-              <w:ind w:left="100" w:right="80" w:firstLine="0" w:firstLineChars="0"/>
-              <w:rPr>
-                <w:rFonts w:ascii="Arial" w:hAnsi="Arial" w:eastAsia="Arial" w:cs="Arial"/>
-                <w:i w:val="false"/>
-                <w:b w:val="false"/>
-                <w:u w:val="none"/>
-                <w:sz w:val="16"/>
-                <w:szCs w:val="16"/>
-                <w:color w:val="000000"/>
-              </w:rPr>
-            </w:pPr>
-            <w:r>
-              <w:rPr>
-                <w:rFonts w:ascii="Arial" w:hAnsi="Arial" w:eastAsia="Arial" w:cs="Arial"/>
-                <w:i w:val="false"/>
-                <w:b w:val="false"/>
-                <w:u w:val="none"/>
-                <w:sz w:val="16"/>
-                <w:szCs w:val="16"/>
-                <w:color w:val="000000"/>
-              </w:rPr>
-              <w:t xml:space="preserve">0.92 (0.81, 1.05)</w:t>
-            </w:r>
-          </w:p>
-        </w:tc>
-        <w:tc>
-          <w:tcPr>
-            <w:tcBorders>
-              <w:bottom w:val="none" w:sz="0" w:space="0" w:color="000000"/>
-              <w:top w:val="none" w:sz="0" w:space="0" w:color="000000"/>
-              <w:left w:val="none" w:sz="0" w:space="0" w:color="000000"/>
-              <w:right w:val="none" w:sz="0" w:space="0" w:color="000000"/>
-            </w:tcBorders>
-            <w:shd w:val="clear" w:color="auto" w:fill="FFFFFF"/>
-            <w:tcMar>
-              <w:top w:w="0" w:type="dxa"/>
-              <w:bottom w:w="0" w:type="dxa"/>
-              <w:left w:w="0" w:type="dxa"/>
-              <w:right w:w="0" w:type="dxa"/>
-            </w:tcMar>
-            <w:vAlign w:val="center"/>
-          </w:tcPr>
-          <w:p>
-            <w:pPr>
-              <w:jc w:val="left"/>
-              <w:pBdr>
-                <w:bottom w:val="none" w:sz="0" w:space="0" w:color="000000"/>
-                <w:top w:val="none" w:sz="0" w:space="0" w:color="000000"/>
-                <w:left w:val="none" w:sz="0" w:space="0" w:color="000000"/>
-                <w:right w:val="none" w:sz="0" w:space="0" w:color="000000"/>
-              </w:pBdr>
-              <w:spacing w:after="40" w:before="40" w:line="240"/>
-              <w:ind w:left="100" w:right="80" w:firstLine="0" w:firstLineChars="0"/>
-              <w:rPr>
-                <w:rFonts w:ascii="Arial" w:hAnsi="Arial" w:eastAsia="Arial" w:cs="Arial"/>
-                <w:i w:val="false"/>
-                <w:b w:val="false"/>
-                <w:u w:val="none"/>
-                <w:sz w:val="16"/>
-                <w:szCs w:val="16"/>
-                <w:color w:val="000000"/>
-              </w:rPr>
-            </w:pPr>
-            <w:r>
-              <w:rPr>
-                <w:rFonts w:ascii="Arial" w:hAnsi="Arial" w:eastAsia="Arial" w:cs="Arial"/>
-                <w:i w:val="false"/>
-                <w:b w:val="false"/>
-                <w:u w:val="none"/>
-                <w:sz w:val="16"/>
-                <w:szCs w:val="16"/>
-                <w:color w:val="000000"/>
-              </w:rPr>
-              <w:t xml:space="preserve">0.92 (0.82, 1.04)</w:t>
-            </w:r>
-          </w:p>
-        </w:tc>
-        <w:tc>
-          <w:tcPr>
-            <w:tcBorders>
-              <w:bottom w:val="none" w:sz="0" w:space="0" w:color="000000"/>
-              <w:top w:val="none" w:sz="0" w:space="0" w:color="000000"/>
-              <w:left w:val="none" w:sz="0" w:space="0" w:color="000000"/>
-              <w:right w:val="none" w:sz="0" w:space="0" w:color="000000"/>
-            </w:tcBorders>
-            <w:shd w:val="clear" w:color="auto" w:fill="FFFFFF"/>
-            <w:tcMar>
-              <w:top w:w="0" w:type="dxa"/>
-              <w:bottom w:w="0" w:type="dxa"/>
-              <w:left w:w="0" w:type="dxa"/>
-              <w:right w:w="0" w:type="dxa"/>
-            </w:tcMar>
-            <w:vAlign w:val="center"/>
-          </w:tcPr>
-          <w:p>
-            <w:pPr>
-              <w:jc w:val="left"/>
-              <w:pBdr>
-                <w:bottom w:val="none" w:sz="0" w:space="0" w:color="000000"/>
-                <w:top w:val="none" w:sz="0" w:space="0" w:color="000000"/>
-                <w:left w:val="none" w:sz="0" w:space="0" w:color="000000"/>
-                <w:right w:val="none" w:sz="0" w:space="0" w:color="000000"/>
-              </w:pBdr>
-              <w:spacing w:after="40" w:before="40" w:line="240"/>
-              <w:ind w:left="100" w:right="80" w:firstLine="0" w:firstLineChars="0"/>
-              <w:rPr>
-                <w:rFonts w:ascii="Arial" w:hAnsi="Arial" w:eastAsia="Arial" w:cs="Arial"/>
-                <w:i w:val="false"/>
-                <w:b w:val="false"/>
-                <w:u w:val="none"/>
-                <w:sz w:val="16"/>
-                <w:szCs w:val="16"/>
-                <w:color w:val="000000"/>
-              </w:rPr>
-            </w:pPr>
-            <w:r>
-              <w:rPr>
-                <w:rFonts w:ascii="Arial" w:hAnsi="Arial" w:eastAsia="Arial" w:cs="Arial"/>
-                <w:i w:val="false"/>
-                <w:b w:val="false"/>
-                <w:u w:val="none"/>
-                <w:sz w:val="16"/>
-                <w:szCs w:val="16"/>
-                <w:color w:val="000000"/>
-              </w:rPr>
-              <w:t xml:space="preserve">0.92 (0.78, 1.08)</w:t>
+              <w:t xml:space="preserve">0.82 (0.52, 1.29)</w:t>
+            </w:r>
+          </w:p>
+        </w:tc>
+        <w:tc>
+          <w:tcPr>
+            <w:tcBorders>
+              <w:bottom w:val="none" w:sz="0" w:space="0" w:color="000000"/>
+              <w:top w:val="none" w:sz="0" w:space="0" w:color="000000"/>
+              <w:left w:val="none" w:sz="0" w:space="0" w:color="000000"/>
+              <w:right w:val="none" w:sz="0" w:space="0" w:color="000000"/>
+            </w:tcBorders>
+            <w:shd w:val="clear" w:color="auto" w:fill="FFFFFF"/>
+            <w:tcMar>
+              <w:top w:w="0" w:type="dxa"/>
+              <w:bottom w:w="0" w:type="dxa"/>
+              <w:left w:w="0" w:type="dxa"/>
+              <w:right w:w="0" w:type="dxa"/>
+            </w:tcMar>
+            <w:vAlign w:val="center"/>
+          </w:tcPr>
+          <w:p>
+            <w:pPr>
+              <w:jc w:val="left"/>
+              <w:pBdr>
+                <w:bottom w:val="none" w:sz="0" w:space="0" w:color="000000"/>
+                <w:top w:val="none" w:sz="0" w:space="0" w:color="000000"/>
+                <w:left w:val="none" w:sz="0" w:space="0" w:color="000000"/>
+                <w:right w:val="none" w:sz="0" w:space="0" w:color="000000"/>
+              </w:pBdr>
+              <w:spacing w:after="40" w:before="40" w:line="240"/>
+              <w:ind w:left="100" w:right="80" w:firstLine="0" w:firstLineChars="0"/>
+              <w:rPr>
+                <w:rFonts w:ascii="Arial" w:hAnsi="Arial" w:eastAsia="Arial" w:cs="Arial"/>
+                <w:i w:val="false"/>
+                <w:b w:val="false"/>
+                <w:u w:val="none"/>
+                <w:sz w:val="16"/>
+                <w:szCs w:val="16"/>
+                <w:color w:val="000000"/>
+              </w:rPr>
+            </w:pPr>
+            <w:r>
+              <w:rPr>
+                <w:rFonts w:ascii="Arial" w:hAnsi="Arial" w:eastAsia="Arial" w:cs="Arial"/>
+                <w:i w:val="false"/>
+                <w:b w:val="false"/>
+                <w:u w:val="none"/>
+                <w:sz w:val="16"/>
+                <w:szCs w:val="16"/>
+                <w:color w:val="000000"/>
+              </w:rPr>
+              <w:t xml:space="preserve">0.83 (0.62, 1.12)</w:t>
+            </w:r>
+          </w:p>
+        </w:tc>
+        <w:tc>
+          <w:tcPr>
+            <w:tcBorders>
+              <w:bottom w:val="none" w:sz="0" w:space="0" w:color="000000"/>
+              <w:top w:val="none" w:sz="0" w:space="0" w:color="000000"/>
+              <w:left w:val="none" w:sz="0" w:space="0" w:color="000000"/>
+              <w:right w:val="none" w:sz="0" w:space="0" w:color="000000"/>
+            </w:tcBorders>
+            <w:shd w:val="clear" w:color="auto" w:fill="FFFFFF"/>
+            <w:tcMar>
+              <w:top w:w="0" w:type="dxa"/>
+              <w:bottom w:w="0" w:type="dxa"/>
+              <w:left w:w="0" w:type="dxa"/>
+              <w:right w:w="0" w:type="dxa"/>
+            </w:tcMar>
+            <w:vAlign w:val="center"/>
+          </w:tcPr>
+          <w:p>
+            <w:pPr>
+              <w:jc w:val="left"/>
+              <w:pBdr>
+                <w:bottom w:val="none" w:sz="0" w:space="0" w:color="000000"/>
+                <w:top w:val="none" w:sz="0" w:space="0" w:color="000000"/>
+                <w:left w:val="none" w:sz="0" w:space="0" w:color="000000"/>
+                <w:right w:val="none" w:sz="0" w:space="0" w:color="000000"/>
+              </w:pBdr>
+              <w:spacing w:after="40" w:before="40" w:line="240"/>
+              <w:ind w:left="100" w:right="80" w:firstLine="0" w:firstLineChars="0"/>
+              <w:rPr>
+                <w:rFonts w:ascii="Arial" w:hAnsi="Arial" w:eastAsia="Arial" w:cs="Arial"/>
+                <w:i w:val="false"/>
+                <w:b w:val="false"/>
+                <w:u w:val="none"/>
+                <w:sz w:val="16"/>
+                <w:szCs w:val="16"/>
+                <w:color w:val="000000"/>
+              </w:rPr>
+            </w:pPr>
+            <w:r>
+              <w:rPr>
+                <w:rFonts w:ascii="Arial" w:hAnsi="Arial" w:eastAsia="Arial" w:cs="Arial"/>
+                <w:i w:val="false"/>
+                <w:b w:val="false"/>
+                <w:u w:val="none"/>
+                <w:sz w:val="16"/>
+                <w:szCs w:val="16"/>
+                <w:color w:val="000000"/>
+              </w:rPr>
+              <w:t xml:space="preserve">0.82 (0.62, 1.09)</w:t>
+            </w:r>
+          </w:p>
+        </w:tc>
+        <w:tc>
+          <w:tcPr>
+            <w:tcBorders>
+              <w:bottom w:val="none" w:sz="0" w:space="0" w:color="000000"/>
+              <w:top w:val="none" w:sz="0" w:space="0" w:color="000000"/>
+              <w:left w:val="none" w:sz="0" w:space="0" w:color="000000"/>
+              <w:right w:val="none" w:sz="0" w:space="0" w:color="000000"/>
+            </w:tcBorders>
+            <w:shd w:val="clear" w:color="auto" w:fill="FFFFFF"/>
+            <w:tcMar>
+              <w:top w:w="0" w:type="dxa"/>
+              <w:bottom w:w="0" w:type="dxa"/>
+              <w:left w:w="0" w:type="dxa"/>
+              <w:right w:w="0" w:type="dxa"/>
+            </w:tcMar>
+            <w:vAlign w:val="center"/>
+          </w:tcPr>
+          <w:p>
+            <w:pPr>
+              <w:jc w:val="left"/>
+              <w:pBdr>
+                <w:bottom w:val="none" w:sz="0" w:space="0" w:color="000000"/>
+                <w:top w:val="none" w:sz="0" w:space="0" w:color="000000"/>
+                <w:left w:val="none" w:sz="0" w:space="0" w:color="000000"/>
+                <w:right w:val="none" w:sz="0" w:space="0" w:color="000000"/>
+              </w:pBdr>
+              <w:spacing w:after="40" w:before="40" w:line="240"/>
+              <w:ind w:left="100" w:right="80" w:firstLine="0" w:firstLineChars="0"/>
+              <w:rPr>
+                <w:rFonts w:ascii="Arial" w:hAnsi="Arial" w:eastAsia="Arial" w:cs="Arial"/>
+                <w:i w:val="false"/>
+                <w:b w:val="false"/>
+                <w:u w:val="none"/>
+                <w:sz w:val="16"/>
+                <w:szCs w:val="16"/>
+                <w:color w:val="000000"/>
+              </w:rPr>
+            </w:pPr>
+            <w:r>
+              <w:rPr>
+                <w:rFonts w:ascii="Arial" w:hAnsi="Arial" w:eastAsia="Arial" w:cs="Arial"/>
+                <w:i w:val="false"/>
+                <w:b w:val="false"/>
+                <w:u w:val="none"/>
+                <w:sz w:val="16"/>
+                <w:szCs w:val="16"/>
+                <w:color w:val="000000"/>
+              </w:rPr>
+              <w:t xml:space="preserve">0.81 (0.56, 1.17)</w:t>
             </w:r>
           </w:p>
         </w:tc>
@@ -7175,163 +7175,163 @@
                 <w:szCs w:val="16"/>
                 <w:color w:val="000000"/>
               </w:rPr>
-              <w:t xml:space="preserve">1.05 (0.74, 1.50)</w:t>
-            </w:r>
-          </w:p>
-        </w:tc>
-        <w:tc>
-          <w:tcPr>
-            <w:tcBorders>
-              <w:bottom w:val="none" w:sz="0" w:space="0" w:color="000000"/>
-              <w:top w:val="none" w:sz="0" w:space="0" w:color="000000"/>
-              <w:left w:val="none" w:sz="0" w:space="0" w:color="000000"/>
-              <w:right w:val="none" w:sz="0" w:space="0" w:color="000000"/>
-            </w:tcBorders>
-            <w:shd w:val="clear" w:color="auto" w:fill="FFFFFF"/>
-            <w:tcMar>
-              <w:top w:w="0" w:type="dxa"/>
-              <w:bottom w:w="0" w:type="dxa"/>
-              <w:left w:w="0" w:type="dxa"/>
-              <w:right w:w="0" w:type="dxa"/>
-            </w:tcMar>
-            <w:vAlign w:val="center"/>
-          </w:tcPr>
-          <w:p>
-            <w:pPr>
-              <w:jc w:val="left"/>
-              <w:pBdr>
-                <w:bottom w:val="none" w:sz="0" w:space="0" w:color="000000"/>
-                <w:top w:val="none" w:sz="0" w:space="0" w:color="000000"/>
-                <w:left w:val="none" w:sz="0" w:space="0" w:color="000000"/>
-                <w:right w:val="none" w:sz="0" w:space="0" w:color="000000"/>
-              </w:pBdr>
-              <w:spacing w:after="40" w:before="40" w:line="240"/>
-              <w:ind w:left="100" w:right="80" w:firstLine="0" w:firstLineChars="0"/>
-              <w:rPr>
-                <w:rFonts w:ascii="Arial" w:hAnsi="Arial" w:eastAsia="Arial" w:cs="Arial"/>
-                <w:i w:val="false"/>
-                <w:b w:val="false"/>
-                <w:u w:val="none"/>
-                <w:sz w:val="16"/>
-                <w:szCs w:val="16"/>
-                <w:color w:val="000000"/>
-              </w:rPr>
-            </w:pPr>
-            <w:r>
-              <w:rPr>
-                <w:rFonts w:ascii="Arial" w:hAnsi="Arial" w:eastAsia="Arial" w:cs="Arial"/>
-                <w:i w:val="false"/>
-                <w:b w:val="false"/>
-                <w:u w:val="none"/>
-                <w:sz w:val="16"/>
-                <w:szCs w:val="16"/>
-                <w:color w:val="000000"/>
-              </w:rPr>
-              <w:t xml:space="preserve">1.05 (0.81, 1.35)</w:t>
-            </w:r>
-          </w:p>
-        </w:tc>
-        <w:tc>
-          <w:tcPr>
-            <w:tcBorders>
-              <w:bottom w:val="none" w:sz="0" w:space="0" w:color="000000"/>
-              <w:top w:val="none" w:sz="0" w:space="0" w:color="000000"/>
-              <w:left w:val="none" w:sz="0" w:space="0" w:color="000000"/>
-              <w:right w:val="none" w:sz="0" w:space="0" w:color="000000"/>
-            </w:tcBorders>
-            <w:shd w:val="clear" w:color="auto" w:fill="FFFFFF"/>
-            <w:tcMar>
-              <w:top w:w="0" w:type="dxa"/>
-              <w:bottom w:w="0" w:type="dxa"/>
-              <w:left w:w="0" w:type="dxa"/>
-              <w:right w:w="0" w:type="dxa"/>
-            </w:tcMar>
-            <w:vAlign w:val="center"/>
-          </w:tcPr>
-          <w:p>
-            <w:pPr>
-              <w:jc w:val="left"/>
-              <w:pBdr>
-                <w:bottom w:val="none" w:sz="0" w:space="0" w:color="000000"/>
-                <w:top w:val="none" w:sz="0" w:space="0" w:color="000000"/>
-                <w:left w:val="none" w:sz="0" w:space="0" w:color="000000"/>
-                <w:right w:val="none" w:sz="0" w:space="0" w:color="000000"/>
-              </w:pBdr>
-              <w:spacing w:after="40" w:before="40" w:line="240"/>
-              <w:ind w:left="100" w:right="80" w:firstLine="0" w:firstLineChars="0"/>
-              <w:rPr>
-                <w:rFonts w:ascii="Arial" w:hAnsi="Arial" w:eastAsia="Arial" w:cs="Arial"/>
-                <w:i w:val="false"/>
-                <w:b w:val="false"/>
-                <w:u w:val="none"/>
-                <w:sz w:val="16"/>
-                <w:szCs w:val="16"/>
-                <w:color w:val="000000"/>
-              </w:rPr>
-            </w:pPr>
-            <w:r>
-              <w:rPr>
-                <w:rFonts w:ascii="Arial" w:hAnsi="Arial" w:eastAsia="Arial" w:cs="Arial"/>
-                <w:i w:val="false"/>
-                <w:b w:val="false"/>
-                <w:u w:val="none"/>
-                <w:sz w:val="16"/>
-                <w:szCs w:val="16"/>
-                <w:color w:val="000000"/>
-              </w:rPr>
-              <w:t xml:space="preserve">1.05 (0.81, 1.36)</w:t>
-            </w:r>
-          </w:p>
-        </w:tc>
-        <w:tc>
-          <w:tcPr>
-            <w:tcBorders>
-              <w:bottom w:val="none" w:sz="0" w:space="0" w:color="000000"/>
-              <w:top w:val="none" w:sz="0" w:space="0" w:color="000000"/>
-              <w:left w:val="none" w:sz="0" w:space="0" w:color="000000"/>
-              <w:right w:val="none" w:sz="0" w:space="0" w:color="000000"/>
-            </w:tcBorders>
-            <w:shd w:val="clear" w:color="auto" w:fill="FFFFFF"/>
-            <w:tcMar>
-              <w:top w:w="0" w:type="dxa"/>
-              <w:bottom w:w="0" w:type="dxa"/>
-              <w:left w:w="0" w:type="dxa"/>
-              <w:right w:w="0" w:type="dxa"/>
-            </w:tcMar>
-            <w:vAlign w:val="center"/>
-          </w:tcPr>
-          <w:p>
-            <w:pPr>
-              <w:jc w:val="left"/>
-              <w:pBdr>
-                <w:bottom w:val="none" w:sz="0" w:space="0" w:color="000000"/>
-                <w:top w:val="none" w:sz="0" w:space="0" w:color="000000"/>
-                <w:left w:val="none" w:sz="0" w:space="0" w:color="000000"/>
-                <w:right w:val="none" w:sz="0" w:space="0" w:color="000000"/>
-              </w:pBdr>
-              <w:spacing w:after="40" w:before="40" w:line="240"/>
-              <w:ind w:left="100" w:right="80" w:firstLine="0" w:firstLineChars="0"/>
-              <w:rPr>
-                <w:rFonts w:ascii="Arial" w:hAnsi="Arial" w:eastAsia="Arial" w:cs="Arial"/>
-                <w:i w:val="false"/>
-                <w:b w:val="false"/>
-                <w:u w:val="none"/>
-                <w:sz w:val="16"/>
-                <w:szCs w:val="16"/>
-                <w:color w:val="000000"/>
-              </w:rPr>
-            </w:pPr>
-            <w:r>
-              <w:rPr>
-                <w:rFonts w:ascii="Arial" w:hAnsi="Arial" w:eastAsia="Arial" w:cs="Arial"/>
-                <w:i w:val="false"/>
-                <w:b w:val="false"/>
-                <w:u w:val="none"/>
-                <w:sz w:val="16"/>
-                <w:szCs w:val="16"/>
-                <w:color w:val="000000"/>
-              </w:rPr>
-              <w:t xml:space="preserve">1.05 (0.76, 1.44)</w:t>
+              <w:t xml:space="preserve">0.80 (0.48, 1.34)</w:t>
+            </w:r>
+          </w:p>
+        </w:tc>
+        <w:tc>
+          <w:tcPr>
+            <w:tcBorders>
+              <w:bottom w:val="none" w:sz="0" w:space="0" w:color="000000"/>
+              <w:top w:val="none" w:sz="0" w:space="0" w:color="000000"/>
+              <w:left w:val="none" w:sz="0" w:space="0" w:color="000000"/>
+              <w:right w:val="none" w:sz="0" w:space="0" w:color="000000"/>
+            </w:tcBorders>
+            <w:shd w:val="clear" w:color="auto" w:fill="FFFFFF"/>
+            <w:tcMar>
+              <w:top w:w="0" w:type="dxa"/>
+              <w:bottom w:w="0" w:type="dxa"/>
+              <w:left w:w="0" w:type="dxa"/>
+              <w:right w:w="0" w:type="dxa"/>
+            </w:tcMar>
+            <w:vAlign w:val="center"/>
+          </w:tcPr>
+          <w:p>
+            <w:pPr>
+              <w:jc w:val="left"/>
+              <w:pBdr>
+                <w:bottom w:val="none" w:sz="0" w:space="0" w:color="000000"/>
+                <w:top w:val="none" w:sz="0" w:space="0" w:color="000000"/>
+                <w:left w:val="none" w:sz="0" w:space="0" w:color="000000"/>
+                <w:right w:val="none" w:sz="0" w:space="0" w:color="000000"/>
+              </w:pBdr>
+              <w:spacing w:after="40" w:before="40" w:line="240"/>
+              <w:ind w:left="100" w:right="80" w:firstLine="0" w:firstLineChars="0"/>
+              <w:rPr>
+                <w:rFonts w:ascii="Arial" w:hAnsi="Arial" w:eastAsia="Arial" w:cs="Arial"/>
+                <w:i w:val="false"/>
+                <w:b w:val="false"/>
+                <w:u w:val="none"/>
+                <w:sz w:val="16"/>
+                <w:szCs w:val="16"/>
+                <w:color w:val="000000"/>
+              </w:rPr>
+            </w:pPr>
+            <w:r>
+              <w:rPr>
+                <w:rFonts w:ascii="Arial" w:hAnsi="Arial" w:eastAsia="Arial" w:cs="Arial"/>
+                <w:i w:val="false"/>
+                <w:b w:val="false"/>
+                <w:u w:val="none"/>
+                <w:sz w:val="16"/>
+                <w:szCs w:val="16"/>
+                <w:color w:val="000000"/>
+              </w:rPr>
+              <w:t xml:space="preserve">0.91 (0.64, 1.31)</w:t>
+            </w:r>
+          </w:p>
+        </w:tc>
+        <w:tc>
+          <w:tcPr>
+            <w:tcBorders>
+              <w:bottom w:val="none" w:sz="0" w:space="0" w:color="000000"/>
+              <w:top w:val="none" w:sz="0" w:space="0" w:color="000000"/>
+              <w:left w:val="none" w:sz="0" w:space="0" w:color="000000"/>
+              <w:right w:val="none" w:sz="0" w:space="0" w:color="000000"/>
+            </w:tcBorders>
+            <w:shd w:val="clear" w:color="auto" w:fill="FFFFFF"/>
+            <w:tcMar>
+              <w:top w:w="0" w:type="dxa"/>
+              <w:bottom w:w="0" w:type="dxa"/>
+              <w:left w:w="0" w:type="dxa"/>
+              <w:right w:w="0" w:type="dxa"/>
+            </w:tcMar>
+            <w:vAlign w:val="center"/>
+          </w:tcPr>
+          <w:p>
+            <w:pPr>
+              <w:jc w:val="left"/>
+              <w:pBdr>
+                <w:bottom w:val="none" w:sz="0" w:space="0" w:color="000000"/>
+                <w:top w:val="none" w:sz="0" w:space="0" w:color="000000"/>
+                <w:left w:val="none" w:sz="0" w:space="0" w:color="000000"/>
+                <w:right w:val="none" w:sz="0" w:space="0" w:color="000000"/>
+              </w:pBdr>
+              <w:spacing w:after="40" w:before="40" w:line="240"/>
+              <w:ind w:left="100" w:right="80" w:firstLine="0" w:firstLineChars="0"/>
+              <w:rPr>
+                <w:rFonts w:ascii="Arial" w:hAnsi="Arial" w:eastAsia="Arial" w:cs="Arial"/>
+                <w:i w:val="false"/>
+                <w:b w:val="false"/>
+                <w:u w:val="none"/>
+                <w:sz w:val="16"/>
+                <w:szCs w:val="16"/>
+                <w:color w:val="000000"/>
+              </w:rPr>
+            </w:pPr>
+            <w:r>
+              <w:rPr>
+                <w:rFonts w:ascii="Arial" w:hAnsi="Arial" w:eastAsia="Arial" w:cs="Arial"/>
+                <w:i w:val="false"/>
+                <w:b w:val="false"/>
+                <w:u w:val="none"/>
+                <w:sz w:val="16"/>
+                <w:szCs w:val="16"/>
+                <w:color w:val="000000"/>
+              </w:rPr>
+              <w:t xml:space="preserve">1.01 (0.69, 1.46)</w:t>
+            </w:r>
+          </w:p>
+        </w:tc>
+        <w:tc>
+          <w:tcPr>
+            <w:tcBorders>
+              <w:bottom w:val="none" w:sz="0" w:space="0" w:color="000000"/>
+              <w:top w:val="none" w:sz="0" w:space="0" w:color="000000"/>
+              <w:left w:val="none" w:sz="0" w:space="0" w:color="000000"/>
+              <w:right w:val="none" w:sz="0" w:space="0" w:color="000000"/>
+            </w:tcBorders>
+            <w:shd w:val="clear" w:color="auto" w:fill="FFFFFF"/>
+            <w:tcMar>
+              <w:top w:w="0" w:type="dxa"/>
+              <w:bottom w:w="0" w:type="dxa"/>
+              <w:left w:w="0" w:type="dxa"/>
+              <w:right w:w="0" w:type="dxa"/>
+            </w:tcMar>
+            <w:vAlign w:val="center"/>
+          </w:tcPr>
+          <w:p>
+            <w:pPr>
+              <w:jc w:val="left"/>
+              <w:pBdr>
+                <w:bottom w:val="none" w:sz="0" w:space="0" w:color="000000"/>
+                <w:top w:val="none" w:sz="0" w:space="0" w:color="000000"/>
+                <w:left w:val="none" w:sz="0" w:space="0" w:color="000000"/>
+                <w:right w:val="none" w:sz="0" w:space="0" w:color="000000"/>
+              </w:pBdr>
+              <w:spacing w:after="40" w:before="40" w:line="240"/>
+              <w:ind w:left="100" w:right="80" w:firstLine="0" w:firstLineChars="0"/>
+              <w:rPr>
+                <w:rFonts w:ascii="Arial" w:hAnsi="Arial" w:eastAsia="Arial" w:cs="Arial"/>
+                <w:i w:val="false"/>
+                <w:b w:val="false"/>
+                <w:u w:val="none"/>
+                <w:sz w:val="16"/>
+                <w:szCs w:val="16"/>
+                <w:color w:val="000000"/>
+              </w:rPr>
+            </w:pPr>
+            <w:r>
+              <w:rPr>
+                <w:rFonts w:ascii="Arial" w:hAnsi="Arial" w:eastAsia="Arial" w:cs="Arial"/>
+                <w:i w:val="false"/>
+                <w:b w:val="false"/>
+                <w:u w:val="none"/>
+                <w:sz w:val="16"/>
+                <w:szCs w:val="16"/>
+                <w:color w:val="000000"/>
+              </w:rPr>
+              <w:t xml:space="preserve">1.11 (0.69, 1.78)</w:t>
             </w:r>
           </w:p>
         </w:tc>
@@ -7707,163 +7707,163 @@
                 <w:szCs w:val="16"/>
                 <w:color w:val="000000"/>
               </w:rPr>
-              <w:t xml:space="preserve">0.88 (0.68, 1.14)</w:t>
-            </w:r>
-          </w:p>
-        </w:tc>
-        <w:tc>
-          <w:tcPr>
-            <w:tcBorders>
-              <w:bottom w:val="none" w:sz="0" w:space="0" w:color="000000"/>
-              <w:top w:val="none" w:sz="0" w:space="0" w:color="000000"/>
-              <w:left w:val="none" w:sz="0" w:space="0" w:color="000000"/>
-              <w:right w:val="none" w:sz="0" w:space="0" w:color="000000"/>
-            </w:tcBorders>
-            <w:shd w:val="clear" w:color="auto" w:fill="FFFFFF"/>
-            <w:tcMar>
-              <w:top w:w="0" w:type="dxa"/>
-              <w:bottom w:w="0" w:type="dxa"/>
-              <w:left w:w="0" w:type="dxa"/>
-              <w:right w:w="0" w:type="dxa"/>
-            </w:tcMar>
-            <w:vAlign w:val="center"/>
-          </w:tcPr>
-          <w:p>
-            <w:pPr>
-              <w:jc w:val="left"/>
-              <w:pBdr>
-                <w:bottom w:val="none" w:sz="0" w:space="0" w:color="000000"/>
-                <w:top w:val="none" w:sz="0" w:space="0" w:color="000000"/>
-                <w:left w:val="none" w:sz="0" w:space="0" w:color="000000"/>
-                <w:right w:val="none" w:sz="0" w:space="0" w:color="000000"/>
-              </w:pBdr>
-              <w:spacing w:after="40" w:before="40" w:line="240"/>
-              <w:ind w:left="100" w:right="80" w:firstLine="0" w:firstLineChars="0"/>
-              <w:rPr>
-                <w:rFonts w:ascii="Arial" w:hAnsi="Arial" w:eastAsia="Arial" w:cs="Arial"/>
-                <w:i w:val="false"/>
-                <w:b w:val="false"/>
-                <w:u w:val="none"/>
-                <w:sz w:val="16"/>
-                <w:szCs w:val="16"/>
-                <w:color w:val="000000"/>
-              </w:rPr>
-            </w:pPr>
-            <w:r>
-              <w:rPr>
-                <w:rFonts w:ascii="Arial" w:hAnsi="Arial" w:eastAsia="Arial" w:cs="Arial"/>
-                <w:i w:val="false"/>
-                <w:b w:val="false"/>
-                <w:u w:val="none"/>
-                <w:sz w:val="16"/>
-                <w:szCs w:val="16"/>
-                <w:color w:val="000000"/>
-              </w:rPr>
-              <w:t xml:space="preserve">0.93 (0.80, 1.09)</w:t>
-            </w:r>
-          </w:p>
-        </w:tc>
-        <w:tc>
-          <w:tcPr>
-            <w:tcBorders>
-              <w:bottom w:val="none" w:sz="0" w:space="0" w:color="000000"/>
-              <w:top w:val="none" w:sz="0" w:space="0" w:color="000000"/>
-              <w:left w:val="none" w:sz="0" w:space="0" w:color="000000"/>
-              <w:right w:val="none" w:sz="0" w:space="0" w:color="000000"/>
-            </w:tcBorders>
-            <w:shd w:val="clear" w:color="auto" w:fill="FFFFFF"/>
-            <w:tcMar>
-              <w:top w:w="0" w:type="dxa"/>
-              <w:bottom w:w="0" w:type="dxa"/>
-              <w:left w:w="0" w:type="dxa"/>
-              <w:right w:w="0" w:type="dxa"/>
-            </w:tcMar>
-            <w:vAlign w:val="center"/>
-          </w:tcPr>
-          <w:p>
-            <w:pPr>
-              <w:jc w:val="left"/>
-              <w:pBdr>
-                <w:bottom w:val="none" w:sz="0" w:space="0" w:color="000000"/>
-                <w:top w:val="none" w:sz="0" w:space="0" w:color="000000"/>
-                <w:left w:val="none" w:sz="0" w:space="0" w:color="000000"/>
-                <w:right w:val="none" w:sz="0" w:space="0" w:color="000000"/>
-              </w:pBdr>
-              <w:spacing w:after="40" w:before="40" w:line="240"/>
-              <w:ind w:left="100" w:right="80" w:firstLine="0" w:firstLineChars="0"/>
-              <w:rPr>
-                <w:rFonts w:ascii="Arial" w:hAnsi="Arial" w:eastAsia="Arial" w:cs="Arial"/>
-                <w:i w:val="false"/>
-                <w:b w:val="false"/>
-                <w:u w:val="none"/>
-                <w:sz w:val="16"/>
-                <w:szCs w:val="16"/>
-                <w:color w:val="000000"/>
-              </w:rPr>
-            </w:pPr>
-            <w:r>
-              <w:rPr>
-                <w:rFonts w:ascii="Arial" w:hAnsi="Arial" w:eastAsia="Arial" w:cs="Arial"/>
-                <w:i w:val="false"/>
-                <w:b w:val="false"/>
-                <w:u w:val="none"/>
-                <w:sz w:val="16"/>
-                <w:szCs w:val="16"/>
-                <w:color w:val="000000"/>
-              </w:rPr>
-              <w:t xml:space="preserve">0.97 (0.84, 1.11)</w:t>
-            </w:r>
-          </w:p>
-        </w:tc>
-        <w:tc>
-          <w:tcPr>
-            <w:tcBorders>
-              <w:bottom w:val="none" w:sz="0" w:space="0" w:color="000000"/>
-              <w:top w:val="none" w:sz="0" w:space="0" w:color="000000"/>
-              <w:left w:val="none" w:sz="0" w:space="0" w:color="000000"/>
-              <w:right w:val="none" w:sz="0" w:space="0" w:color="000000"/>
-            </w:tcBorders>
-            <w:shd w:val="clear" w:color="auto" w:fill="FFFFFF"/>
-            <w:tcMar>
-              <w:top w:w="0" w:type="dxa"/>
-              <w:bottom w:w="0" w:type="dxa"/>
-              <w:left w:w="0" w:type="dxa"/>
-              <w:right w:w="0" w:type="dxa"/>
-            </w:tcMar>
-            <w:vAlign w:val="center"/>
-          </w:tcPr>
-          <w:p>
-            <w:pPr>
-              <w:jc w:val="left"/>
-              <w:pBdr>
-                <w:bottom w:val="none" w:sz="0" w:space="0" w:color="000000"/>
-                <w:top w:val="none" w:sz="0" w:space="0" w:color="000000"/>
-                <w:left w:val="none" w:sz="0" w:space="0" w:color="000000"/>
-                <w:right w:val="none" w:sz="0" w:space="0" w:color="000000"/>
-              </w:pBdr>
-              <w:spacing w:after="40" w:before="40" w:line="240"/>
-              <w:ind w:left="100" w:right="80" w:firstLine="0" w:firstLineChars="0"/>
-              <w:rPr>
-                <w:rFonts w:ascii="Arial" w:hAnsi="Arial" w:eastAsia="Arial" w:cs="Arial"/>
-                <w:i w:val="false"/>
-                <w:b w:val="false"/>
-                <w:u w:val="none"/>
-                <w:sz w:val="16"/>
-                <w:szCs w:val="16"/>
-                <w:color w:val="000000"/>
-              </w:rPr>
-            </w:pPr>
-            <w:r>
-              <w:rPr>
-                <w:rFonts w:ascii="Arial" w:hAnsi="Arial" w:eastAsia="Arial" w:cs="Arial"/>
-                <w:i w:val="false"/>
-                <w:b w:val="false"/>
-                <w:u w:val="none"/>
-                <w:sz w:val="16"/>
-                <w:szCs w:val="16"/>
-                <w:color w:val="000000"/>
-              </w:rPr>
-              <w:t xml:space="preserve">1.00 (0.83, 1.22)</w:t>
+              <w:t xml:space="preserve">0.94 (0.58, 1.53)</w:t>
+            </w:r>
+          </w:p>
+        </w:tc>
+        <w:tc>
+          <w:tcPr>
+            <w:tcBorders>
+              <w:bottom w:val="none" w:sz="0" w:space="0" w:color="000000"/>
+              <w:top w:val="none" w:sz="0" w:space="0" w:color="000000"/>
+              <w:left w:val="none" w:sz="0" w:space="0" w:color="000000"/>
+              <w:right w:val="none" w:sz="0" w:space="0" w:color="000000"/>
+            </w:tcBorders>
+            <w:shd w:val="clear" w:color="auto" w:fill="FFFFFF"/>
+            <w:tcMar>
+              <w:top w:w="0" w:type="dxa"/>
+              <w:bottom w:w="0" w:type="dxa"/>
+              <w:left w:w="0" w:type="dxa"/>
+              <w:right w:w="0" w:type="dxa"/>
+            </w:tcMar>
+            <w:vAlign w:val="center"/>
+          </w:tcPr>
+          <w:p>
+            <w:pPr>
+              <w:jc w:val="left"/>
+              <w:pBdr>
+                <w:bottom w:val="none" w:sz="0" w:space="0" w:color="000000"/>
+                <w:top w:val="none" w:sz="0" w:space="0" w:color="000000"/>
+                <w:left w:val="none" w:sz="0" w:space="0" w:color="000000"/>
+                <w:right w:val="none" w:sz="0" w:space="0" w:color="000000"/>
+              </w:pBdr>
+              <w:spacing w:after="40" w:before="40" w:line="240"/>
+              <w:ind w:left="100" w:right="80" w:firstLine="0" w:firstLineChars="0"/>
+              <w:rPr>
+                <w:rFonts w:ascii="Arial" w:hAnsi="Arial" w:eastAsia="Arial" w:cs="Arial"/>
+                <w:i w:val="false"/>
+                <w:b w:val="false"/>
+                <w:u w:val="none"/>
+                <w:sz w:val="16"/>
+                <w:szCs w:val="16"/>
+                <w:color w:val="000000"/>
+              </w:rPr>
+            </w:pPr>
+            <w:r>
+              <w:rPr>
+                <w:rFonts w:ascii="Arial" w:hAnsi="Arial" w:eastAsia="Arial" w:cs="Arial"/>
+                <w:i w:val="false"/>
+                <w:b w:val="false"/>
+                <w:u w:val="none"/>
+                <w:sz w:val="16"/>
+                <w:szCs w:val="16"/>
+                <w:color w:val="000000"/>
+              </w:rPr>
+              <w:t xml:space="preserve">0.86 (0.63, 1.17)</w:t>
+            </w:r>
+          </w:p>
+        </w:tc>
+        <w:tc>
+          <w:tcPr>
+            <w:tcBorders>
+              <w:bottom w:val="none" w:sz="0" w:space="0" w:color="000000"/>
+              <w:top w:val="none" w:sz="0" w:space="0" w:color="000000"/>
+              <w:left w:val="none" w:sz="0" w:space="0" w:color="000000"/>
+              <w:right w:val="none" w:sz="0" w:space="0" w:color="000000"/>
+            </w:tcBorders>
+            <w:shd w:val="clear" w:color="auto" w:fill="FFFFFF"/>
+            <w:tcMar>
+              <w:top w:w="0" w:type="dxa"/>
+              <w:bottom w:w="0" w:type="dxa"/>
+              <w:left w:w="0" w:type="dxa"/>
+              <w:right w:w="0" w:type="dxa"/>
+            </w:tcMar>
+            <w:vAlign w:val="center"/>
+          </w:tcPr>
+          <w:p>
+            <w:pPr>
+              <w:jc w:val="left"/>
+              <w:pBdr>
+                <w:bottom w:val="none" w:sz="0" w:space="0" w:color="000000"/>
+                <w:top w:val="none" w:sz="0" w:space="0" w:color="000000"/>
+                <w:left w:val="none" w:sz="0" w:space="0" w:color="000000"/>
+                <w:right w:val="none" w:sz="0" w:space="0" w:color="000000"/>
+              </w:pBdr>
+              <w:spacing w:after="40" w:before="40" w:line="240"/>
+              <w:ind w:left="100" w:right="80" w:firstLine="0" w:firstLineChars="0"/>
+              <w:rPr>
+                <w:rFonts w:ascii="Arial" w:hAnsi="Arial" w:eastAsia="Arial" w:cs="Arial"/>
+                <w:i w:val="false"/>
+                <w:b w:val="false"/>
+                <w:u w:val="none"/>
+                <w:sz w:val="16"/>
+                <w:szCs w:val="16"/>
+                <w:color w:val="000000"/>
+              </w:rPr>
+            </w:pPr>
+            <w:r>
+              <w:rPr>
+                <w:rFonts w:ascii="Arial" w:hAnsi="Arial" w:eastAsia="Arial" w:cs="Arial"/>
+                <w:i w:val="false"/>
+                <w:b w:val="false"/>
+                <w:u w:val="none"/>
+                <w:sz w:val="16"/>
+                <w:szCs w:val="16"/>
+                <w:color w:val="000000"/>
+              </w:rPr>
+              <w:t xml:space="preserve">0.79 (0.59, 1.06)</w:t>
+            </w:r>
+          </w:p>
+        </w:tc>
+        <w:tc>
+          <w:tcPr>
+            <w:tcBorders>
+              <w:bottom w:val="none" w:sz="0" w:space="0" w:color="000000"/>
+              <w:top w:val="none" w:sz="0" w:space="0" w:color="000000"/>
+              <w:left w:val="none" w:sz="0" w:space="0" w:color="000000"/>
+              <w:right w:val="none" w:sz="0" w:space="0" w:color="000000"/>
+            </w:tcBorders>
+            <w:shd w:val="clear" w:color="auto" w:fill="FFFFFF"/>
+            <w:tcMar>
+              <w:top w:w="0" w:type="dxa"/>
+              <w:bottom w:w="0" w:type="dxa"/>
+              <w:left w:w="0" w:type="dxa"/>
+              <w:right w:w="0" w:type="dxa"/>
+            </w:tcMar>
+            <w:vAlign w:val="center"/>
+          </w:tcPr>
+          <w:p>
+            <w:pPr>
+              <w:jc w:val="left"/>
+              <w:pBdr>
+                <w:bottom w:val="none" w:sz="0" w:space="0" w:color="000000"/>
+                <w:top w:val="none" w:sz="0" w:space="0" w:color="000000"/>
+                <w:left w:val="none" w:sz="0" w:space="0" w:color="000000"/>
+                <w:right w:val="none" w:sz="0" w:space="0" w:color="000000"/>
+              </w:pBdr>
+              <w:spacing w:after="40" w:before="40" w:line="240"/>
+              <w:ind w:left="100" w:right="80" w:firstLine="0" w:firstLineChars="0"/>
+              <w:rPr>
+                <w:rFonts w:ascii="Arial" w:hAnsi="Arial" w:eastAsia="Arial" w:cs="Arial"/>
+                <w:i w:val="false"/>
+                <w:b w:val="false"/>
+                <w:u w:val="none"/>
+                <w:sz w:val="16"/>
+                <w:szCs w:val="16"/>
+                <w:color w:val="000000"/>
+              </w:rPr>
+            </w:pPr>
+            <w:r>
+              <w:rPr>
+                <w:rFonts w:ascii="Arial" w:hAnsi="Arial" w:eastAsia="Arial" w:cs="Arial"/>
+                <w:i w:val="false"/>
+                <w:b w:val="false"/>
+                <w:u w:val="none"/>
+                <w:sz w:val="16"/>
+                <w:szCs w:val="16"/>
+                <w:color w:val="000000"/>
+              </w:rPr>
+              <w:t xml:space="preserve">0.72 (0.49, 1.07)</w:t>
             </w:r>
           </w:p>
         </w:tc>
@@ -7956,180 +7956,180 @@
               <w:rPr>
                 <w:rFonts w:ascii="Arial" w:hAnsi="Arial" w:eastAsia="Arial" w:cs="Arial"/>
                 <w:i w:val="false"/>
-                <w:b w:val="true"/>
-                <w:u w:val="none"/>
-                <w:sz w:val="16"/>
-                <w:szCs w:val="16"/>
-                <w:color w:val="000000"/>
-              </w:rPr>
-            </w:pPr>
-            <w:r>
-              <w:rPr>
-                <w:rFonts w:ascii="Arial" w:hAnsi="Arial" w:eastAsia="Arial" w:cs="Arial"/>
-                <w:i w:val="false"/>
-                <w:b w:val="true"/>
-                <w:u w:val="none"/>
-                <w:sz w:val="16"/>
-                <w:szCs w:val="16"/>
-                <w:color w:val="000000"/>
-              </w:rPr>
-              <w:t xml:space="preserve">0.77 (0.62, 0.95)</w:t>
-            </w:r>
-          </w:p>
-        </w:tc>
-        <w:tc>
-          <w:tcPr>
-            <w:tcBorders>
-              <w:bottom w:val="none" w:sz="0" w:space="0" w:color="000000"/>
-              <w:top w:val="none" w:sz="0" w:space="0" w:color="000000"/>
-              <w:left w:val="none" w:sz="0" w:space="0" w:color="000000"/>
-              <w:right w:val="none" w:sz="0" w:space="0" w:color="000000"/>
-            </w:tcBorders>
-            <w:shd w:val="clear" w:color="auto" w:fill="FFFFFF"/>
-            <w:tcMar>
-              <w:top w:w="0" w:type="dxa"/>
-              <w:bottom w:w="0" w:type="dxa"/>
-              <w:left w:w="0" w:type="dxa"/>
-              <w:right w:w="0" w:type="dxa"/>
-            </w:tcMar>
-            <w:vAlign w:val="center"/>
-          </w:tcPr>
-          <w:p>
-            <w:pPr>
-              <w:jc w:val="left"/>
-              <w:pBdr>
-                <w:bottom w:val="none" w:sz="0" w:space="0" w:color="000000"/>
-                <w:top w:val="none" w:sz="0" w:space="0" w:color="000000"/>
-                <w:left w:val="none" w:sz="0" w:space="0" w:color="000000"/>
-                <w:right w:val="none" w:sz="0" w:space="0" w:color="000000"/>
-              </w:pBdr>
-              <w:spacing w:after="40" w:before="40" w:line="240"/>
-              <w:ind w:left="100" w:right="80" w:firstLine="0" w:firstLineChars="0"/>
-              <w:rPr>
-                <w:rFonts w:ascii="Arial" w:hAnsi="Arial" w:eastAsia="Arial" w:cs="Arial"/>
-                <w:i w:val="false"/>
-                <w:b w:val="true"/>
-                <w:u w:val="none"/>
-                <w:sz w:val="16"/>
-                <w:szCs w:val="16"/>
-                <w:color w:val="000000"/>
-              </w:rPr>
-            </w:pPr>
-            <w:r>
-              <w:rPr>
-                <w:rFonts w:ascii="Arial" w:hAnsi="Arial" w:eastAsia="Arial" w:cs="Arial"/>
-                <w:i w:val="false"/>
-                <w:b w:val="true"/>
-                <w:u w:val="none"/>
-                <w:sz w:val="16"/>
-                <w:szCs w:val="16"/>
-                <w:color w:val="000000"/>
-              </w:rPr>
-              <w:t xml:space="preserve">0.84 (0.73, 0.96)</w:t>
-            </w:r>
-          </w:p>
-        </w:tc>
-        <w:tc>
-          <w:tcPr>
-            <w:tcBorders>
-              <w:bottom w:val="none" w:sz="0" w:space="0" w:color="000000"/>
-              <w:top w:val="none" w:sz="0" w:space="0" w:color="000000"/>
-              <w:left w:val="none" w:sz="0" w:space="0" w:color="000000"/>
-              <w:right w:val="none" w:sz="0" w:space="0" w:color="000000"/>
-            </w:tcBorders>
-            <w:shd w:val="clear" w:color="auto" w:fill="FFFFFF"/>
-            <w:tcMar>
-              <w:top w:w="0" w:type="dxa"/>
-              <w:bottom w:w="0" w:type="dxa"/>
-              <w:left w:w="0" w:type="dxa"/>
-              <w:right w:w="0" w:type="dxa"/>
-            </w:tcMar>
-            <w:vAlign w:val="center"/>
-          </w:tcPr>
-          <w:p>
-            <w:pPr>
-              <w:jc w:val="left"/>
-              <w:pBdr>
-                <w:bottom w:val="none" w:sz="0" w:space="0" w:color="000000"/>
-                <w:top w:val="none" w:sz="0" w:space="0" w:color="000000"/>
-                <w:left w:val="none" w:sz="0" w:space="0" w:color="000000"/>
-                <w:right w:val="none" w:sz="0" w:space="0" w:color="000000"/>
-              </w:pBdr>
-              <w:spacing w:after="40" w:before="40" w:line="240"/>
-              <w:ind w:left="100" w:right="80" w:firstLine="0" w:firstLineChars="0"/>
-              <w:rPr>
-                <w:rFonts w:ascii="Arial" w:hAnsi="Arial" w:eastAsia="Arial" w:cs="Arial"/>
-                <w:i w:val="false"/>
-                <w:b w:val="false"/>
-                <w:u w:val="none"/>
-                <w:sz w:val="16"/>
-                <w:szCs w:val="16"/>
-                <w:color w:val="000000"/>
-              </w:rPr>
-            </w:pPr>
-            <w:r>
-              <w:rPr>
-                <w:rFonts w:ascii="Arial" w:hAnsi="Arial" w:eastAsia="Arial" w:cs="Arial"/>
-                <w:i w:val="false"/>
-                <w:b w:val="false"/>
-                <w:u w:val="none"/>
-                <w:sz w:val="16"/>
-                <w:szCs w:val="16"/>
-                <w:color w:val="000000"/>
-              </w:rPr>
-              <w:t xml:space="preserve">0.88 (0.76, 1.01)</w:t>
-            </w:r>
-          </w:p>
-        </w:tc>
-        <w:tc>
-          <w:tcPr>
-            <w:tcBorders>
-              <w:bottom w:val="none" w:sz="0" w:space="0" w:color="000000"/>
-              <w:top w:val="none" w:sz="0" w:space="0" w:color="000000"/>
-              <w:left w:val="none" w:sz="0" w:space="0" w:color="000000"/>
-              <w:right w:val="none" w:sz="0" w:space="0" w:color="000000"/>
-            </w:tcBorders>
-            <w:shd w:val="clear" w:color="auto" w:fill="FFFFFF"/>
-            <w:tcMar>
-              <w:top w:w="0" w:type="dxa"/>
-              <w:bottom w:w="0" w:type="dxa"/>
-              <w:left w:w="0" w:type="dxa"/>
-              <w:right w:w="0" w:type="dxa"/>
-            </w:tcMar>
-            <w:vAlign w:val="center"/>
-          </w:tcPr>
-          <w:p>
-            <w:pPr>
-              <w:jc w:val="left"/>
-              <w:pBdr>
-                <w:bottom w:val="none" w:sz="0" w:space="0" w:color="000000"/>
-                <w:top w:val="none" w:sz="0" w:space="0" w:color="000000"/>
-                <w:left w:val="none" w:sz="0" w:space="0" w:color="000000"/>
-                <w:right w:val="none" w:sz="0" w:space="0" w:color="000000"/>
-              </w:pBdr>
-              <w:spacing w:after="40" w:before="40" w:line="240"/>
-              <w:ind w:left="100" w:right="80" w:firstLine="0" w:firstLineChars="0"/>
-              <w:rPr>
-                <w:rFonts w:ascii="Arial" w:hAnsi="Arial" w:eastAsia="Arial" w:cs="Arial"/>
-                <w:i w:val="false"/>
-                <w:b w:val="false"/>
-                <w:u w:val="none"/>
-                <w:sz w:val="16"/>
-                <w:szCs w:val="16"/>
-                <w:color w:val="000000"/>
-              </w:rPr>
-            </w:pPr>
-            <w:r>
-              <w:rPr>
-                <w:rFonts w:ascii="Arial" w:hAnsi="Arial" w:eastAsia="Arial" w:cs="Arial"/>
-                <w:i w:val="false"/>
-                <w:b w:val="false"/>
-                <w:u w:val="none"/>
-                <w:sz w:val="16"/>
-                <w:szCs w:val="16"/>
-                <w:color w:val="000000"/>
-              </w:rPr>
-              <w:t xml:space="preserve">0.92 (0.76, 1.11)</w:t>
+                <w:b w:val="false"/>
+                <w:u w:val="none"/>
+                <w:sz w:val="16"/>
+                <w:szCs w:val="16"/>
+                <w:color w:val="000000"/>
+              </w:rPr>
+            </w:pPr>
+            <w:r>
+              <w:rPr>
+                <w:rFonts w:ascii="Arial" w:hAnsi="Arial" w:eastAsia="Arial" w:cs="Arial"/>
+                <w:i w:val="false"/>
+                <w:b w:val="false"/>
+                <w:u w:val="none"/>
+                <w:sz w:val="16"/>
+                <w:szCs w:val="16"/>
+                <w:color w:val="000000"/>
+              </w:rPr>
+              <w:t xml:space="preserve">0.97 (0.49, 1.90)</w:t>
+            </w:r>
+          </w:p>
+        </w:tc>
+        <w:tc>
+          <w:tcPr>
+            <w:tcBorders>
+              <w:bottom w:val="none" w:sz="0" w:space="0" w:color="000000"/>
+              <w:top w:val="none" w:sz="0" w:space="0" w:color="000000"/>
+              <w:left w:val="none" w:sz="0" w:space="0" w:color="000000"/>
+              <w:right w:val="none" w:sz="0" w:space="0" w:color="000000"/>
+            </w:tcBorders>
+            <w:shd w:val="clear" w:color="auto" w:fill="FFFFFF"/>
+            <w:tcMar>
+              <w:top w:w="0" w:type="dxa"/>
+              <w:bottom w:w="0" w:type="dxa"/>
+              <w:left w:w="0" w:type="dxa"/>
+              <w:right w:w="0" w:type="dxa"/>
+            </w:tcMar>
+            <w:vAlign w:val="center"/>
+          </w:tcPr>
+          <w:p>
+            <w:pPr>
+              <w:jc w:val="left"/>
+              <w:pBdr>
+                <w:bottom w:val="none" w:sz="0" w:space="0" w:color="000000"/>
+                <w:top w:val="none" w:sz="0" w:space="0" w:color="000000"/>
+                <w:left w:val="none" w:sz="0" w:space="0" w:color="000000"/>
+                <w:right w:val="none" w:sz="0" w:space="0" w:color="000000"/>
+              </w:pBdr>
+              <w:spacing w:after="40" w:before="40" w:line="240"/>
+              <w:ind w:left="100" w:right="80" w:firstLine="0" w:firstLineChars="0"/>
+              <w:rPr>
+                <w:rFonts w:ascii="Arial" w:hAnsi="Arial" w:eastAsia="Arial" w:cs="Arial"/>
+                <w:i w:val="false"/>
+                <w:b w:val="false"/>
+                <w:u w:val="none"/>
+                <w:sz w:val="16"/>
+                <w:szCs w:val="16"/>
+                <w:color w:val="000000"/>
+              </w:rPr>
+            </w:pPr>
+            <w:r>
+              <w:rPr>
+                <w:rFonts w:ascii="Arial" w:hAnsi="Arial" w:eastAsia="Arial" w:cs="Arial"/>
+                <w:i w:val="false"/>
+                <w:b w:val="false"/>
+                <w:u w:val="none"/>
+                <w:sz w:val="16"/>
+                <w:szCs w:val="16"/>
+                <w:color w:val="000000"/>
+              </w:rPr>
+              <w:t xml:space="preserve">0.94 (0.58, 1.50)</w:t>
+            </w:r>
+          </w:p>
+        </w:tc>
+        <w:tc>
+          <w:tcPr>
+            <w:tcBorders>
+              <w:bottom w:val="none" w:sz="0" w:space="0" w:color="000000"/>
+              <w:top w:val="none" w:sz="0" w:space="0" w:color="000000"/>
+              <w:left w:val="none" w:sz="0" w:space="0" w:color="000000"/>
+              <w:right w:val="none" w:sz="0" w:space="0" w:color="000000"/>
+            </w:tcBorders>
+            <w:shd w:val="clear" w:color="auto" w:fill="FFFFFF"/>
+            <w:tcMar>
+              <w:top w:w="0" w:type="dxa"/>
+              <w:bottom w:w="0" w:type="dxa"/>
+              <w:left w:w="0" w:type="dxa"/>
+              <w:right w:w="0" w:type="dxa"/>
+            </w:tcMar>
+            <w:vAlign w:val="center"/>
+          </w:tcPr>
+          <w:p>
+            <w:pPr>
+              <w:jc w:val="left"/>
+              <w:pBdr>
+                <w:bottom w:val="none" w:sz="0" w:space="0" w:color="000000"/>
+                <w:top w:val="none" w:sz="0" w:space="0" w:color="000000"/>
+                <w:left w:val="none" w:sz="0" w:space="0" w:color="000000"/>
+                <w:right w:val="none" w:sz="0" w:space="0" w:color="000000"/>
+              </w:pBdr>
+              <w:spacing w:after="40" w:before="40" w:line="240"/>
+              <w:ind w:left="100" w:right="80" w:firstLine="0" w:firstLineChars="0"/>
+              <w:rPr>
+                <w:rFonts w:ascii="Arial" w:hAnsi="Arial" w:eastAsia="Arial" w:cs="Arial"/>
+                <w:i w:val="false"/>
+                <w:b w:val="false"/>
+                <w:u w:val="none"/>
+                <w:sz w:val="16"/>
+                <w:szCs w:val="16"/>
+                <w:color w:val="000000"/>
+              </w:rPr>
+            </w:pPr>
+            <w:r>
+              <w:rPr>
+                <w:rFonts w:ascii="Arial" w:hAnsi="Arial" w:eastAsia="Arial" w:cs="Arial"/>
+                <w:i w:val="false"/>
+                <w:b w:val="false"/>
+                <w:u w:val="none"/>
+                <w:sz w:val="16"/>
+                <w:szCs w:val="16"/>
+                <w:color w:val="000000"/>
+              </w:rPr>
+              <w:t xml:space="preserve">0.90 (0.54, 1.53)</w:t>
+            </w:r>
+          </w:p>
+        </w:tc>
+        <w:tc>
+          <w:tcPr>
+            <w:tcBorders>
+              <w:bottom w:val="none" w:sz="0" w:space="0" w:color="000000"/>
+              <w:top w:val="none" w:sz="0" w:space="0" w:color="000000"/>
+              <w:left w:val="none" w:sz="0" w:space="0" w:color="000000"/>
+              <w:right w:val="none" w:sz="0" w:space="0" w:color="000000"/>
+            </w:tcBorders>
+            <w:shd w:val="clear" w:color="auto" w:fill="FFFFFF"/>
+            <w:tcMar>
+              <w:top w:w="0" w:type="dxa"/>
+              <w:bottom w:w="0" w:type="dxa"/>
+              <w:left w:w="0" w:type="dxa"/>
+              <w:right w:w="0" w:type="dxa"/>
+            </w:tcMar>
+            <w:vAlign w:val="center"/>
+          </w:tcPr>
+          <w:p>
+            <w:pPr>
+              <w:jc w:val="left"/>
+              <w:pBdr>
+                <w:bottom w:val="none" w:sz="0" w:space="0" w:color="000000"/>
+                <w:top w:val="none" w:sz="0" w:space="0" w:color="000000"/>
+                <w:left w:val="none" w:sz="0" w:space="0" w:color="000000"/>
+                <w:right w:val="none" w:sz="0" w:space="0" w:color="000000"/>
+              </w:pBdr>
+              <w:spacing w:after="40" w:before="40" w:line="240"/>
+              <w:ind w:left="100" w:right="80" w:firstLine="0" w:firstLineChars="0"/>
+              <w:rPr>
+                <w:rFonts w:ascii="Arial" w:hAnsi="Arial" w:eastAsia="Arial" w:cs="Arial"/>
+                <w:i w:val="false"/>
+                <w:b w:val="false"/>
+                <w:u w:val="none"/>
+                <w:sz w:val="16"/>
+                <w:szCs w:val="16"/>
+                <w:color w:val="000000"/>
+              </w:rPr>
+            </w:pPr>
+            <w:r>
+              <w:rPr>
+                <w:rFonts w:ascii="Arial" w:hAnsi="Arial" w:eastAsia="Arial" w:cs="Arial"/>
+                <w:i w:val="false"/>
+                <w:b w:val="false"/>
+                <w:u w:val="none"/>
+                <w:sz w:val="16"/>
+                <w:szCs w:val="16"/>
+                <w:color w:val="000000"/>
+              </w:rPr>
+              <w:t xml:space="preserve">0.87 (0.43, 1.76)</w:t>
             </w:r>
           </w:p>
         </w:tc>
@@ -8488,180 +8488,180 @@
               <w:rPr>
                 <w:rFonts w:ascii="Arial" w:hAnsi="Arial" w:eastAsia="Arial" w:cs="Arial"/>
                 <w:i w:val="false"/>
-                <w:b w:val="true"/>
-                <w:u w:val="none"/>
-                <w:sz w:val="16"/>
-                <w:szCs w:val="16"/>
-                <w:color w:val="000000"/>
-              </w:rPr>
-            </w:pPr>
-            <w:r>
-              <w:rPr>
-                <w:rFonts w:ascii="Arial" w:hAnsi="Arial" w:eastAsia="Arial" w:cs="Arial"/>
-                <w:i w:val="false"/>
-                <w:b w:val="true"/>
-                <w:u w:val="none"/>
-                <w:sz w:val="16"/>
-                <w:szCs w:val="16"/>
-                <w:color w:val="000000"/>
-              </w:rPr>
-              <w:t xml:space="preserve">1.24 (1.02, 1.49)</w:t>
-            </w:r>
-          </w:p>
-        </w:tc>
-        <w:tc>
-          <w:tcPr>
-            <w:tcBorders>
-              <w:bottom w:val="none" w:sz="0" w:space="0" w:color="000000"/>
-              <w:top w:val="none" w:sz="0" w:space="0" w:color="000000"/>
-              <w:left w:val="none" w:sz="0" w:space="0" w:color="000000"/>
-              <w:right w:val="none" w:sz="0" w:space="0" w:color="000000"/>
-            </w:tcBorders>
-            <w:shd w:val="clear" w:color="auto" w:fill="FFFFFF"/>
-            <w:tcMar>
-              <w:top w:w="0" w:type="dxa"/>
-              <w:bottom w:w="0" w:type="dxa"/>
-              <w:left w:w="0" w:type="dxa"/>
-              <w:right w:w="0" w:type="dxa"/>
-            </w:tcMar>
-            <w:vAlign w:val="center"/>
-          </w:tcPr>
-          <w:p>
-            <w:pPr>
-              <w:jc w:val="left"/>
-              <w:pBdr>
-                <w:bottom w:val="none" w:sz="0" w:space="0" w:color="000000"/>
-                <w:top w:val="none" w:sz="0" w:space="0" w:color="000000"/>
-                <w:left w:val="none" w:sz="0" w:space="0" w:color="000000"/>
-                <w:right w:val="none" w:sz="0" w:space="0" w:color="000000"/>
-              </w:pBdr>
-              <w:spacing w:after="40" w:before="40" w:line="240"/>
-              <w:ind w:left="100" w:right="80" w:firstLine="0" w:firstLineChars="0"/>
-              <w:rPr>
-                <w:rFonts w:ascii="Arial" w:hAnsi="Arial" w:eastAsia="Arial" w:cs="Arial"/>
-                <w:i w:val="false"/>
-                <w:b w:val="false"/>
-                <w:u w:val="none"/>
-                <w:sz w:val="16"/>
-                <w:szCs w:val="16"/>
-                <w:color w:val="000000"/>
-              </w:rPr>
-            </w:pPr>
-            <w:r>
-              <w:rPr>
-                <w:rFonts w:ascii="Arial" w:hAnsi="Arial" w:eastAsia="Arial" w:cs="Arial"/>
-                <w:i w:val="false"/>
-                <w:b w:val="false"/>
-                <w:u w:val="none"/>
-                <w:sz w:val="16"/>
-                <w:szCs w:val="16"/>
-                <w:color w:val="000000"/>
-              </w:rPr>
-              <w:t xml:space="preserve">1.10 (0.97, 1.25)</w:t>
-            </w:r>
-          </w:p>
-        </w:tc>
-        <w:tc>
-          <w:tcPr>
-            <w:tcBorders>
-              <w:bottom w:val="none" w:sz="0" w:space="0" w:color="000000"/>
-              <w:top w:val="none" w:sz="0" w:space="0" w:color="000000"/>
-              <w:left w:val="none" w:sz="0" w:space="0" w:color="000000"/>
-              <w:right w:val="none" w:sz="0" w:space="0" w:color="000000"/>
-            </w:tcBorders>
-            <w:shd w:val="clear" w:color="auto" w:fill="FFFFFF"/>
-            <w:tcMar>
-              <w:top w:w="0" w:type="dxa"/>
-              <w:bottom w:w="0" w:type="dxa"/>
-              <w:left w:w="0" w:type="dxa"/>
-              <w:right w:w="0" w:type="dxa"/>
-            </w:tcMar>
-            <w:vAlign w:val="center"/>
-          </w:tcPr>
-          <w:p>
-            <w:pPr>
-              <w:jc w:val="left"/>
-              <w:pBdr>
-                <w:bottom w:val="none" w:sz="0" w:space="0" w:color="000000"/>
-                <w:top w:val="none" w:sz="0" w:space="0" w:color="000000"/>
-                <w:left w:val="none" w:sz="0" w:space="0" w:color="000000"/>
-                <w:right w:val="none" w:sz="0" w:space="0" w:color="000000"/>
-              </w:pBdr>
-              <w:spacing w:after="40" w:before="40" w:line="240"/>
-              <w:ind w:left="100" w:right="80" w:firstLine="0" w:firstLineChars="0"/>
-              <w:rPr>
-                <w:rFonts w:ascii="Arial" w:hAnsi="Arial" w:eastAsia="Arial" w:cs="Arial"/>
-                <w:i w:val="false"/>
-                <w:b w:val="false"/>
-                <w:u w:val="none"/>
-                <w:sz w:val="16"/>
-                <w:szCs w:val="16"/>
-                <w:color w:val="000000"/>
-              </w:rPr>
-            </w:pPr>
-            <w:r>
-              <w:rPr>
-                <w:rFonts w:ascii="Arial" w:hAnsi="Arial" w:eastAsia="Arial" w:cs="Arial"/>
-                <w:i w:val="false"/>
-                <w:b w:val="false"/>
-                <w:u w:val="none"/>
-                <w:sz w:val="16"/>
-                <w:szCs w:val="16"/>
-                <w:color w:val="000000"/>
-              </w:rPr>
-              <w:t xml:space="preserve">1.02 (0.90, 1.15)</w:t>
-            </w:r>
-          </w:p>
-        </w:tc>
-        <w:tc>
-          <w:tcPr>
-            <w:tcBorders>
-              <w:bottom w:val="none" w:sz="0" w:space="0" w:color="000000"/>
-              <w:top w:val="none" w:sz="0" w:space="0" w:color="000000"/>
-              <w:left w:val="none" w:sz="0" w:space="0" w:color="000000"/>
-              <w:right w:val="none" w:sz="0" w:space="0" w:color="000000"/>
-            </w:tcBorders>
-            <w:shd w:val="clear" w:color="auto" w:fill="FFFFFF"/>
-            <w:tcMar>
-              <w:top w:w="0" w:type="dxa"/>
-              <w:bottom w:w="0" w:type="dxa"/>
-              <w:left w:w="0" w:type="dxa"/>
-              <w:right w:w="0" w:type="dxa"/>
-            </w:tcMar>
-            <w:vAlign w:val="center"/>
-          </w:tcPr>
-          <w:p>
-            <w:pPr>
-              <w:jc w:val="left"/>
-              <w:pBdr>
-                <w:bottom w:val="none" w:sz="0" w:space="0" w:color="000000"/>
-                <w:top w:val="none" w:sz="0" w:space="0" w:color="000000"/>
-                <w:left w:val="none" w:sz="0" w:space="0" w:color="000000"/>
-                <w:right w:val="none" w:sz="0" w:space="0" w:color="000000"/>
-              </w:pBdr>
-              <w:spacing w:after="40" w:before="40" w:line="240"/>
-              <w:ind w:left="100" w:right="80" w:firstLine="0" w:firstLineChars="0"/>
-              <w:rPr>
-                <w:rFonts w:ascii="Arial" w:hAnsi="Arial" w:eastAsia="Arial" w:cs="Arial"/>
-                <w:i w:val="false"/>
-                <w:b w:val="false"/>
-                <w:u w:val="none"/>
-                <w:sz w:val="16"/>
-                <w:szCs w:val="16"/>
-                <w:color w:val="000000"/>
-              </w:rPr>
-            </w:pPr>
-            <w:r>
-              <w:rPr>
-                <w:rFonts w:ascii="Arial" w:hAnsi="Arial" w:eastAsia="Arial" w:cs="Arial"/>
-                <w:i w:val="false"/>
-                <w:b w:val="false"/>
-                <w:u w:val="none"/>
-                <w:sz w:val="16"/>
-                <w:szCs w:val="16"/>
-                <w:color w:val="000000"/>
-              </w:rPr>
-              <w:t xml:space="preserve">0.94 (0.80, 1.09)</w:t>
+                <w:b w:val="false"/>
+                <w:u w:val="none"/>
+                <w:sz w:val="16"/>
+                <w:szCs w:val="16"/>
+                <w:color w:val="000000"/>
+              </w:rPr>
+            </w:pPr>
+            <w:r>
+              <w:rPr>
+                <w:rFonts w:ascii="Arial" w:hAnsi="Arial" w:eastAsia="Arial" w:cs="Arial"/>
+                <w:i w:val="false"/>
+                <w:b w:val="false"/>
+                <w:u w:val="none"/>
+                <w:sz w:val="16"/>
+                <w:szCs w:val="16"/>
+                <w:color w:val="000000"/>
+              </w:rPr>
+              <w:t xml:space="preserve">1.05 (0.78, 1.41)</w:t>
+            </w:r>
+          </w:p>
+        </w:tc>
+        <w:tc>
+          <w:tcPr>
+            <w:tcBorders>
+              <w:bottom w:val="none" w:sz="0" w:space="0" w:color="000000"/>
+              <w:top w:val="none" w:sz="0" w:space="0" w:color="000000"/>
+              <w:left w:val="none" w:sz="0" w:space="0" w:color="000000"/>
+              <w:right w:val="none" w:sz="0" w:space="0" w:color="000000"/>
+            </w:tcBorders>
+            <w:shd w:val="clear" w:color="auto" w:fill="FFFFFF"/>
+            <w:tcMar>
+              <w:top w:w="0" w:type="dxa"/>
+              <w:bottom w:w="0" w:type="dxa"/>
+              <w:left w:w="0" w:type="dxa"/>
+              <w:right w:w="0" w:type="dxa"/>
+            </w:tcMar>
+            <w:vAlign w:val="center"/>
+          </w:tcPr>
+          <w:p>
+            <w:pPr>
+              <w:jc w:val="left"/>
+              <w:pBdr>
+                <w:bottom w:val="none" w:sz="0" w:space="0" w:color="000000"/>
+                <w:top w:val="none" w:sz="0" w:space="0" w:color="000000"/>
+                <w:left w:val="none" w:sz="0" w:space="0" w:color="000000"/>
+                <w:right w:val="none" w:sz="0" w:space="0" w:color="000000"/>
+              </w:pBdr>
+              <w:spacing w:after="40" w:before="40" w:line="240"/>
+              <w:ind w:left="100" w:right="80" w:firstLine="0" w:firstLineChars="0"/>
+              <w:rPr>
+                <w:rFonts w:ascii="Arial" w:hAnsi="Arial" w:eastAsia="Arial" w:cs="Arial"/>
+                <w:i w:val="false"/>
+                <w:b w:val="false"/>
+                <w:u w:val="none"/>
+                <w:sz w:val="16"/>
+                <w:szCs w:val="16"/>
+                <w:color w:val="000000"/>
+              </w:rPr>
+            </w:pPr>
+            <w:r>
+              <w:rPr>
+                <w:rFonts w:ascii="Arial" w:hAnsi="Arial" w:eastAsia="Arial" w:cs="Arial"/>
+                <w:i w:val="false"/>
+                <w:b w:val="false"/>
+                <w:u w:val="none"/>
+                <w:sz w:val="16"/>
+                <w:szCs w:val="16"/>
+                <w:color w:val="000000"/>
+              </w:rPr>
+              <w:t xml:space="preserve">1.07 (0.88, 1.31)</w:t>
+            </w:r>
+          </w:p>
+        </w:tc>
+        <w:tc>
+          <w:tcPr>
+            <w:tcBorders>
+              <w:bottom w:val="none" w:sz="0" w:space="0" w:color="000000"/>
+              <w:top w:val="none" w:sz="0" w:space="0" w:color="000000"/>
+              <w:left w:val="none" w:sz="0" w:space="0" w:color="000000"/>
+              <w:right w:val="none" w:sz="0" w:space="0" w:color="000000"/>
+            </w:tcBorders>
+            <w:shd w:val="clear" w:color="auto" w:fill="FFFFFF"/>
+            <w:tcMar>
+              <w:top w:w="0" w:type="dxa"/>
+              <w:bottom w:w="0" w:type="dxa"/>
+              <w:left w:w="0" w:type="dxa"/>
+              <w:right w:w="0" w:type="dxa"/>
+            </w:tcMar>
+            <w:vAlign w:val="center"/>
+          </w:tcPr>
+          <w:p>
+            <w:pPr>
+              <w:jc w:val="left"/>
+              <w:pBdr>
+                <w:bottom w:val="none" w:sz="0" w:space="0" w:color="000000"/>
+                <w:top w:val="none" w:sz="0" w:space="0" w:color="000000"/>
+                <w:left w:val="none" w:sz="0" w:space="0" w:color="000000"/>
+                <w:right w:val="none" w:sz="0" w:space="0" w:color="000000"/>
+              </w:pBdr>
+              <w:spacing w:after="40" w:before="40" w:line="240"/>
+              <w:ind w:left="100" w:right="80" w:firstLine="0" w:firstLineChars="0"/>
+              <w:rPr>
+                <w:rFonts w:ascii="Arial" w:hAnsi="Arial" w:eastAsia="Arial" w:cs="Arial"/>
+                <w:i w:val="false"/>
+                <w:b w:val="false"/>
+                <w:u w:val="none"/>
+                <w:sz w:val="16"/>
+                <w:szCs w:val="16"/>
+                <w:color w:val="000000"/>
+              </w:rPr>
+            </w:pPr>
+            <w:r>
+              <w:rPr>
+                <w:rFonts w:ascii="Arial" w:hAnsi="Arial" w:eastAsia="Arial" w:cs="Arial"/>
+                <w:i w:val="false"/>
+                <w:b w:val="false"/>
+                <w:u w:val="none"/>
+                <w:sz w:val="16"/>
+                <w:szCs w:val="16"/>
+                <w:color w:val="000000"/>
+              </w:rPr>
+              <w:t xml:space="preserve">1.10 (0.90, 1.35)</w:t>
+            </w:r>
+          </w:p>
+        </w:tc>
+        <w:tc>
+          <w:tcPr>
+            <w:tcBorders>
+              <w:bottom w:val="none" w:sz="0" w:space="0" w:color="000000"/>
+              <w:top w:val="none" w:sz="0" w:space="0" w:color="000000"/>
+              <w:left w:val="none" w:sz="0" w:space="0" w:color="000000"/>
+              <w:right w:val="none" w:sz="0" w:space="0" w:color="000000"/>
+            </w:tcBorders>
+            <w:shd w:val="clear" w:color="auto" w:fill="FFFFFF"/>
+            <w:tcMar>
+              <w:top w:w="0" w:type="dxa"/>
+              <w:bottom w:w="0" w:type="dxa"/>
+              <w:left w:w="0" w:type="dxa"/>
+              <w:right w:w="0" w:type="dxa"/>
+            </w:tcMar>
+            <w:vAlign w:val="center"/>
+          </w:tcPr>
+          <w:p>
+            <w:pPr>
+              <w:jc w:val="left"/>
+              <w:pBdr>
+                <w:bottom w:val="none" w:sz="0" w:space="0" w:color="000000"/>
+                <w:top w:val="none" w:sz="0" w:space="0" w:color="000000"/>
+                <w:left w:val="none" w:sz="0" w:space="0" w:color="000000"/>
+                <w:right w:val="none" w:sz="0" w:space="0" w:color="000000"/>
+              </w:pBdr>
+              <w:spacing w:after="40" w:before="40" w:line="240"/>
+              <w:ind w:left="100" w:right="80" w:firstLine="0" w:firstLineChars="0"/>
+              <w:rPr>
+                <w:rFonts w:ascii="Arial" w:hAnsi="Arial" w:eastAsia="Arial" w:cs="Arial"/>
+                <w:i w:val="false"/>
+                <w:b w:val="false"/>
+                <w:u w:val="none"/>
+                <w:sz w:val="16"/>
+                <w:szCs w:val="16"/>
+                <w:color w:val="000000"/>
+              </w:rPr>
+            </w:pPr>
+            <w:r>
+              <w:rPr>
+                <w:rFonts w:ascii="Arial" w:hAnsi="Arial" w:eastAsia="Arial" w:cs="Arial"/>
+                <w:i w:val="false"/>
+                <w:b w:val="false"/>
+                <w:u w:val="none"/>
+                <w:sz w:val="16"/>
+                <w:szCs w:val="16"/>
+                <w:color w:val="000000"/>
+              </w:rPr>
+              <w:t xml:space="preserve">1.13 (0.87, 1.47)</w:t>
             </w:r>
           </w:p>
         </w:tc>
@@ -8771,163 +8771,163 @@
                 <w:szCs w:val="16"/>
                 <w:color w:val="000000"/>
               </w:rPr>
-              <w:t xml:space="preserve">0.90 (0.71, 1.14)</w:t>
-            </w:r>
-          </w:p>
-        </w:tc>
-        <w:tc>
-          <w:tcPr>
-            <w:tcBorders>
-              <w:bottom w:val="none" w:sz="0" w:space="0" w:color="000000"/>
-              <w:top w:val="none" w:sz="0" w:space="0" w:color="000000"/>
-              <w:left w:val="none" w:sz="0" w:space="0" w:color="000000"/>
-              <w:right w:val="none" w:sz="0" w:space="0" w:color="000000"/>
-            </w:tcBorders>
-            <w:shd w:val="clear" w:color="auto" w:fill="FFFFFF"/>
-            <w:tcMar>
-              <w:top w:w="0" w:type="dxa"/>
-              <w:bottom w:w="0" w:type="dxa"/>
-              <w:left w:w="0" w:type="dxa"/>
-              <w:right w:w="0" w:type="dxa"/>
-            </w:tcMar>
-            <w:vAlign w:val="center"/>
-          </w:tcPr>
-          <w:p>
-            <w:pPr>
-              <w:jc w:val="left"/>
-              <w:pBdr>
-                <w:bottom w:val="none" w:sz="0" w:space="0" w:color="000000"/>
-                <w:top w:val="none" w:sz="0" w:space="0" w:color="000000"/>
-                <w:left w:val="none" w:sz="0" w:space="0" w:color="000000"/>
-                <w:right w:val="none" w:sz="0" w:space="0" w:color="000000"/>
-              </w:pBdr>
-              <w:spacing w:after="40" w:before="40" w:line="240"/>
-              <w:ind w:left="100" w:right="80" w:firstLine="0" w:firstLineChars="0"/>
-              <w:rPr>
-                <w:rFonts w:ascii="Arial" w:hAnsi="Arial" w:eastAsia="Arial" w:cs="Arial"/>
-                <w:i w:val="false"/>
-                <w:b w:val="false"/>
-                <w:u w:val="none"/>
-                <w:sz w:val="16"/>
-                <w:szCs w:val="16"/>
-                <w:color w:val="000000"/>
-              </w:rPr>
-            </w:pPr>
-            <w:r>
-              <w:rPr>
-                <w:rFonts w:ascii="Arial" w:hAnsi="Arial" w:eastAsia="Arial" w:cs="Arial"/>
-                <w:i w:val="false"/>
-                <w:b w:val="false"/>
-                <w:u w:val="none"/>
-                <w:sz w:val="16"/>
-                <w:szCs w:val="16"/>
-                <w:color w:val="000000"/>
-              </w:rPr>
-              <w:t xml:space="preserve">0.94 (0.82, 1.08)</w:t>
-            </w:r>
-          </w:p>
-        </w:tc>
-        <w:tc>
-          <w:tcPr>
-            <w:tcBorders>
-              <w:bottom w:val="none" w:sz="0" w:space="0" w:color="000000"/>
-              <w:top w:val="none" w:sz="0" w:space="0" w:color="000000"/>
-              <w:left w:val="none" w:sz="0" w:space="0" w:color="000000"/>
-              <w:right w:val="none" w:sz="0" w:space="0" w:color="000000"/>
-            </w:tcBorders>
-            <w:shd w:val="clear" w:color="auto" w:fill="FFFFFF"/>
-            <w:tcMar>
-              <w:top w:w="0" w:type="dxa"/>
-              <w:bottom w:w="0" w:type="dxa"/>
-              <w:left w:w="0" w:type="dxa"/>
-              <w:right w:w="0" w:type="dxa"/>
-            </w:tcMar>
-            <w:vAlign w:val="center"/>
-          </w:tcPr>
-          <w:p>
-            <w:pPr>
-              <w:jc w:val="left"/>
-              <w:pBdr>
-                <w:bottom w:val="none" w:sz="0" w:space="0" w:color="000000"/>
-                <w:top w:val="none" w:sz="0" w:space="0" w:color="000000"/>
-                <w:left w:val="none" w:sz="0" w:space="0" w:color="000000"/>
-                <w:right w:val="none" w:sz="0" w:space="0" w:color="000000"/>
-              </w:pBdr>
-              <w:spacing w:after="40" w:before="40" w:line="240"/>
-              <w:ind w:left="100" w:right="80" w:firstLine="0" w:firstLineChars="0"/>
-              <w:rPr>
-                <w:rFonts w:ascii="Arial" w:hAnsi="Arial" w:eastAsia="Arial" w:cs="Arial"/>
-                <w:i w:val="false"/>
-                <w:b w:val="false"/>
-                <w:u w:val="none"/>
-                <w:sz w:val="16"/>
-                <w:szCs w:val="16"/>
-                <w:color w:val="000000"/>
-              </w:rPr>
-            </w:pPr>
-            <w:r>
-              <w:rPr>
-                <w:rFonts w:ascii="Arial" w:hAnsi="Arial" w:eastAsia="Arial" w:cs="Arial"/>
-                <w:i w:val="false"/>
-                <w:b w:val="false"/>
-                <w:u w:val="none"/>
-                <w:sz w:val="16"/>
-                <w:szCs w:val="16"/>
-                <w:color w:val="000000"/>
-              </w:rPr>
-              <w:t xml:space="preserve">0.97 (0.84, 1.12)</w:t>
-            </w:r>
-          </w:p>
-        </w:tc>
-        <w:tc>
-          <w:tcPr>
-            <w:tcBorders>
-              <w:bottom w:val="none" w:sz="0" w:space="0" w:color="000000"/>
-              <w:top w:val="none" w:sz="0" w:space="0" w:color="000000"/>
-              <w:left w:val="none" w:sz="0" w:space="0" w:color="000000"/>
-              <w:right w:val="none" w:sz="0" w:space="0" w:color="000000"/>
-            </w:tcBorders>
-            <w:shd w:val="clear" w:color="auto" w:fill="FFFFFF"/>
-            <w:tcMar>
-              <w:top w:w="0" w:type="dxa"/>
-              <w:bottom w:w="0" w:type="dxa"/>
-              <w:left w:w="0" w:type="dxa"/>
-              <w:right w:w="0" w:type="dxa"/>
-            </w:tcMar>
-            <w:vAlign w:val="center"/>
-          </w:tcPr>
-          <w:p>
-            <w:pPr>
-              <w:jc w:val="left"/>
-              <w:pBdr>
-                <w:bottom w:val="none" w:sz="0" w:space="0" w:color="000000"/>
-                <w:top w:val="none" w:sz="0" w:space="0" w:color="000000"/>
-                <w:left w:val="none" w:sz="0" w:space="0" w:color="000000"/>
-                <w:right w:val="none" w:sz="0" w:space="0" w:color="000000"/>
-              </w:pBdr>
-              <w:spacing w:after="40" w:before="40" w:line="240"/>
-              <w:ind w:left="100" w:right="80" w:firstLine="0" w:firstLineChars="0"/>
-              <w:rPr>
-                <w:rFonts w:ascii="Arial" w:hAnsi="Arial" w:eastAsia="Arial" w:cs="Arial"/>
-                <w:i w:val="false"/>
-                <w:b w:val="false"/>
-                <w:u w:val="none"/>
-                <w:sz w:val="16"/>
-                <w:szCs w:val="16"/>
-                <w:color w:val="000000"/>
-              </w:rPr>
-            </w:pPr>
-            <w:r>
-              <w:rPr>
-                <w:rFonts w:ascii="Arial" w:hAnsi="Arial" w:eastAsia="Arial" w:cs="Arial"/>
-                <w:i w:val="false"/>
-                <w:b w:val="false"/>
-                <w:u w:val="none"/>
-                <w:sz w:val="16"/>
-                <w:szCs w:val="16"/>
-                <w:color w:val="000000"/>
-              </w:rPr>
-              <w:t xml:space="preserve">1.00 (0.82, 1.23)</w:t>
+              <w:t xml:space="preserve">0.84 (0.61, 1.15)</w:t>
+            </w:r>
+          </w:p>
+        </w:tc>
+        <w:tc>
+          <w:tcPr>
+            <w:tcBorders>
+              <w:bottom w:val="none" w:sz="0" w:space="0" w:color="000000"/>
+              <w:top w:val="none" w:sz="0" w:space="0" w:color="000000"/>
+              <w:left w:val="none" w:sz="0" w:space="0" w:color="000000"/>
+              <w:right w:val="none" w:sz="0" w:space="0" w:color="000000"/>
+            </w:tcBorders>
+            <w:shd w:val="clear" w:color="auto" w:fill="FFFFFF"/>
+            <w:tcMar>
+              <w:top w:w="0" w:type="dxa"/>
+              <w:bottom w:w="0" w:type="dxa"/>
+              <w:left w:w="0" w:type="dxa"/>
+              <w:right w:w="0" w:type="dxa"/>
+            </w:tcMar>
+            <w:vAlign w:val="center"/>
+          </w:tcPr>
+          <w:p>
+            <w:pPr>
+              <w:jc w:val="left"/>
+              <w:pBdr>
+                <w:bottom w:val="none" w:sz="0" w:space="0" w:color="000000"/>
+                <w:top w:val="none" w:sz="0" w:space="0" w:color="000000"/>
+                <w:left w:val="none" w:sz="0" w:space="0" w:color="000000"/>
+                <w:right w:val="none" w:sz="0" w:space="0" w:color="000000"/>
+              </w:pBdr>
+              <w:spacing w:after="40" w:before="40" w:line="240"/>
+              <w:ind w:left="100" w:right="80" w:firstLine="0" w:firstLineChars="0"/>
+              <w:rPr>
+                <w:rFonts w:ascii="Arial" w:hAnsi="Arial" w:eastAsia="Arial" w:cs="Arial"/>
+                <w:i w:val="false"/>
+                <w:b w:val="false"/>
+                <w:u w:val="none"/>
+                <w:sz w:val="16"/>
+                <w:szCs w:val="16"/>
+                <w:color w:val="000000"/>
+              </w:rPr>
+            </w:pPr>
+            <w:r>
+              <w:rPr>
+                <w:rFonts w:ascii="Arial" w:hAnsi="Arial" w:eastAsia="Arial" w:cs="Arial"/>
+                <w:i w:val="false"/>
+                <w:b w:val="false"/>
+                <w:u w:val="none"/>
+                <w:sz w:val="16"/>
+                <w:szCs w:val="16"/>
+                <w:color w:val="000000"/>
+              </w:rPr>
+              <w:t xml:space="preserve">0.90 (0.74, 1.10)</w:t>
+            </w:r>
+          </w:p>
+        </w:tc>
+        <w:tc>
+          <w:tcPr>
+            <w:tcBorders>
+              <w:bottom w:val="none" w:sz="0" w:space="0" w:color="000000"/>
+              <w:top w:val="none" w:sz="0" w:space="0" w:color="000000"/>
+              <w:left w:val="none" w:sz="0" w:space="0" w:color="000000"/>
+              <w:right w:val="none" w:sz="0" w:space="0" w:color="000000"/>
+            </w:tcBorders>
+            <w:shd w:val="clear" w:color="auto" w:fill="FFFFFF"/>
+            <w:tcMar>
+              <w:top w:w="0" w:type="dxa"/>
+              <w:bottom w:w="0" w:type="dxa"/>
+              <w:left w:w="0" w:type="dxa"/>
+              <w:right w:w="0" w:type="dxa"/>
+            </w:tcMar>
+            <w:vAlign w:val="center"/>
+          </w:tcPr>
+          <w:p>
+            <w:pPr>
+              <w:jc w:val="left"/>
+              <w:pBdr>
+                <w:bottom w:val="none" w:sz="0" w:space="0" w:color="000000"/>
+                <w:top w:val="none" w:sz="0" w:space="0" w:color="000000"/>
+                <w:left w:val="none" w:sz="0" w:space="0" w:color="000000"/>
+                <w:right w:val="none" w:sz="0" w:space="0" w:color="000000"/>
+              </w:pBdr>
+              <w:spacing w:after="40" w:before="40" w:line="240"/>
+              <w:ind w:left="100" w:right="80" w:firstLine="0" w:firstLineChars="0"/>
+              <w:rPr>
+                <w:rFonts w:ascii="Arial" w:hAnsi="Arial" w:eastAsia="Arial" w:cs="Arial"/>
+                <w:i w:val="false"/>
+                <w:b w:val="false"/>
+                <w:u w:val="none"/>
+                <w:sz w:val="16"/>
+                <w:szCs w:val="16"/>
+                <w:color w:val="000000"/>
+              </w:rPr>
+            </w:pPr>
+            <w:r>
+              <w:rPr>
+                <w:rFonts w:ascii="Arial" w:hAnsi="Arial" w:eastAsia="Arial" w:cs="Arial"/>
+                <w:i w:val="false"/>
+                <w:b w:val="false"/>
+                <w:u w:val="none"/>
+                <w:sz w:val="16"/>
+                <w:szCs w:val="16"/>
+                <w:color w:val="000000"/>
+              </w:rPr>
+              <w:t xml:space="preserve">0.95 (0.77, 1.16)</w:t>
+            </w:r>
+          </w:p>
+        </w:tc>
+        <w:tc>
+          <w:tcPr>
+            <w:tcBorders>
+              <w:bottom w:val="none" w:sz="0" w:space="0" w:color="000000"/>
+              <w:top w:val="none" w:sz="0" w:space="0" w:color="000000"/>
+              <w:left w:val="none" w:sz="0" w:space="0" w:color="000000"/>
+              <w:right w:val="none" w:sz="0" w:space="0" w:color="000000"/>
+            </w:tcBorders>
+            <w:shd w:val="clear" w:color="auto" w:fill="FFFFFF"/>
+            <w:tcMar>
+              <w:top w:w="0" w:type="dxa"/>
+              <w:bottom w:w="0" w:type="dxa"/>
+              <w:left w:w="0" w:type="dxa"/>
+              <w:right w:w="0" w:type="dxa"/>
+            </w:tcMar>
+            <w:vAlign w:val="center"/>
+          </w:tcPr>
+          <w:p>
+            <w:pPr>
+              <w:jc w:val="left"/>
+              <w:pBdr>
+                <w:bottom w:val="none" w:sz="0" w:space="0" w:color="000000"/>
+                <w:top w:val="none" w:sz="0" w:space="0" w:color="000000"/>
+                <w:left w:val="none" w:sz="0" w:space="0" w:color="000000"/>
+                <w:right w:val="none" w:sz="0" w:space="0" w:color="000000"/>
+              </w:pBdr>
+              <w:spacing w:after="40" w:before="40" w:line="240"/>
+              <w:ind w:left="100" w:right="80" w:firstLine="0" w:firstLineChars="0"/>
+              <w:rPr>
+                <w:rFonts w:ascii="Arial" w:hAnsi="Arial" w:eastAsia="Arial" w:cs="Arial"/>
+                <w:i w:val="false"/>
+                <w:b w:val="false"/>
+                <w:u w:val="none"/>
+                <w:sz w:val="16"/>
+                <w:szCs w:val="16"/>
+                <w:color w:val="000000"/>
+              </w:rPr>
+            </w:pPr>
+            <w:r>
+              <w:rPr>
+                <w:rFonts w:ascii="Arial" w:hAnsi="Arial" w:eastAsia="Arial" w:cs="Arial"/>
+                <w:i w:val="false"/>
+                <w:b w:val="false"/>
+                <w:u w:val="none"/>
+                <w:sz w:val="16"/>
+                <w:szCs w:val="16"/>
+                <w:color w:val="000000"/>
+              </w:rPr>
+              <w:t xml:space="preserve">1.00 (0.76, 1.31)</w:t>
             </w:r>
           </w:p>
         </w:tc>
@@ -9303,163 +9303,163 @@
                 <w:szCs w:val="16"/>
                 <w:color w:val="000000"/>
               </w:rPr>
-              <w:t xml:space="preserve">0.92 (0.73, 1.15)</w:t>
-            </w:r>
-          </w:p>
-        </w:tc>
-        <w:tc>
-          <w:tcPr>
-            <w:tcBorders>
-              <w:bottom w:val="none" w:sz="0" w:space="0" w:color="000000"/>
-              <w:top w:val="none" w:sz="0" w:space="0" w:color="000000"/>
-              <w:left w:val="none" w:sz="0" w:space="0" w:color="000000"/>
-              <w:right w:val="none" w:sz="0" w:space="0" w:color="000000"/>
-            </w:tcBorders>
-            <w:shd w:val="clear" w:color="auto" w:fill="FFFFFF"/>
-            <w:tcMar>
-              <w:top w:w="0" w:type="dxa"/>
-              <w:bottom w:w="0" w:type="dxa"/>
-              <w:left w:w="0" w:type="dxa"/>
-              <w:right w:w="0" w:type="dxa"/>
-            </w:tcMar>
-            <w:vAlign w:val="center"/>
-          </w:tcPr>
-          <w:p>
-            <w:pPr>
-              <w:jc w:val="left"/>
-              <w:pBdr>
-                <w:bottom w:val="none" w:sz="0" w:space="0" w:color="000000"/>
-                <w:top w:val="none" w:sz="0" w:space="0" w:color="000000"/>
-                <w:left w:val="none" w:sz="0" w:space="0" w:color="000000"/>
-                <w:right w:val="none" w:sz="0" w:space="0" w:color="000000"/>
-              </w:pBdr>
-              <w:spacing w:after="40" w:before="40" w:line="240"/>
-              <w:ind w:left="100" w:right="80" w:firstLine="0" w:firstLineChars="0"/>
-              <w:rPr>
-                <w:rFonts w:ascii="Arial" w:hAnsi="Arial" w:eastAsia="Arial" w:cs="Arial"/>
-                <w:i w:val="false"/>
-                <w:b w:val="false"/>
-                <w:u w:val="none"/>
-                <w:sz w:val="16"/>
-                <w:szCs w:val="16"/>
-                <w:color w:val="000000"/>
-              </w:rPr>
-            </w:pPr>
-            <w:r>
-              <w:rPr>
-                <w:rFonts w:ascii="Arial" w:hAnsi="Arial" w:eastAsia="Arial" w:cs="Arial"/>
-                <w:i w:val="false"/>
-                <w:b w:val="false"/>
-                <w:u w:val="none"/>
-                <w:sz w:val="16"/>
-                <w:szCs w:val="16"/>
-                <w:color w:val="000000"/>
-              </w:rPr>
-              <w:t xml:space="preserve">0.99 (0.86, 1.15)</w:t>
-            </w:r>
-          </w:p>
-        </w:tc>
-        <w:tc>
-          <w:tcPr>
-            <w:tcBorders>
-              <w:bottom w:val="none" w:sz="0" w:space="0" w:color="000000"/>
-              <w:top w:val="none" w:sz="0" w:space="0" w:color="000000"/>
-              <w:left w:val="none" w:sz="0" w:space="0" w:color="000000"/>
-              <w:right w:val="none" w:sz="0" w:space="0" w:color="000000"/>
-            </w:tcBorders>
-            <w:shd w:val="clear" w:color="auto" w:fill="FFFFFF"/>
-            <w:tcMar>
-              <w:top w:w="0" w:type="dxa"/>
-              <w:bottom w:w="0" w:type="dxa"/>
-              <w:left w:w="0" w:type="dxa"/>
-              <w:right w:w="0" w:type="dxa"/>
-            </w:tcMar>
-            <w:vAlign w:val="center"/>
-          </w:tcPr>
-          <w:p>
-            <w:pPr>
-              <w:jc w:val="left"/>
-              <w:pBdr>
-                <w:bottom w:val="none" w:sz="0" w:space="0" w:color="000000"/>
-                <w:top w:val="none" w:sz="0" w:space="0" w:color="000000"/>
-                <w:left w:val="none" w:sz="0" w:space="0" w:color="000000"/>
-                <w:right w:val="none" w:sz="0" w:space="0" w:color="000000"/>
-              </w:pBdr>
-              <w:spacing w:after="40" w:before="40" w:line="240"/>
-              <w:ind w:left="100" w:right="80" w:firstLine="0" w:firstLineChars="0"/>
-              <w:rPr>
-                <w:rFonts w:ascii="Arial" w:hAnsi="Arial" w:eastAsia="Arial" w:cs="Arial"/>
-                <w:i w:val="false"/>
-                <w:b w:val="false"/>
-                <w:u w:val="none"/>
-                <w:sz w:val="16"/>
-                <w:szCs w:val="16"/>
-                <w:color w:val="000000"/>
-              </w:rPr>
-            </w:pPr>
-            <w:r>
-              <w:rPr>
-                <w:rFonts w:ascii="Arial" w:hAnsi="Arial" w:eastAsia="Arial" w:cs="Arial"/>
-                <w:i w:val="false"/>
-                <w:b w:val="false"/>
-                <w:u w:val="none"/>
-                <w:sz w:val="16"/>
-                <w:szCs w:val="16"/>
-                <w:color w:val="000000"/>
-              </w:rPr>
-              <w:t xml:space="preserve">1.06 (0.91, 1.23)</w:t>
-            </w:r>
-          </w:p>
-        </w:tc>
-        <w:tc>
-          <w:tcPr>
-            <w:tcBorders>
-              <w:bottom w:val="none" w:sz="0" w:space="0" w:color="000000"/>
-              <w:top w:val="none" w:sz="0" w:space="0" w:color="000000"/>
-              <w:left w:val="none" w:sz="0" w:space="0" w:color="000000"/>
-              <w:right w:val="none" w:sz="0" w:space="0" w:color="000000"/>
-            </w:tcBorders>
-            <w:shd w:val="clear" w:color="auto" w:fill="FFFFFF"/>
-            <w:tcMar>
-              <w:top w:w="0" w:type="dxa"/>
-              <w:bottom w:w="0" w:type="dxa"/>
-              <w:left w:w="0" w:type="dxa"/>
-              <w:right w:w="0" w:type="dxa"/>
-            </w:tcMar>
-            <w:vAlign w:val="center"/>
-          </w:tcPr>
-          <w:p>
-            <w:pPr>
-              <w:jc w:val="left"/>
-              <w:pBdr>
-                <w:bottom w:val="none" w:sz="0" w:space="0" w:color="000000"/>
-                <w:top w:val="none" w:sz="0" w:space="0" w:color="000000"/>
-                <w:left w:val="none" w:sz="0" w:space="0" w:color="000000"/>
-                <w:right w:val="none" w:sz="0" w:space="0" w:color="000000"/>
-              </w:pBdr>
-              <w:spacing w:after="40" w:before="40" w:line="240"/>
-              <w:ind w:left="100" w:right="80" w:firstLine="0" w:firstLineChars="0"/>
-              <w:rPr>
-                <w:rFonts w:ascii="Arial" w:hAnsi="Arial" w:eastAsia="Arial" w:cs="Arial"/>
-                <w:i w:val="false"/>
-                <w:b w:val="false"/>
-                <w:u w:val="none"/>
-                <w:sz w:val="16"/>
-                <w:szCs w:val="16"/>
-                <w:color w:val="000000"/>
-              </w:rPr>
-            </w:pPr>
-            <w:r>
-              <w:rPr>
-                <w:rFonts w:ascii="Arial" w:hAnsi="Arial" w:eastAsia="Arial" w:cs="Arial"/>
-                <w:i w:val="false"/>
-                <w:b w:val="false"/>
-                <w:u w:val="none"/>
-                <w:sz w:val="16"/>
-                <w:szCs w:val="16"/>
-                <w:color w:val="000000"/>
-              </w:rPr>
-              <w:t xml:space="preserve">1.13 (0.93, 1.37)</w:t>
+              <w:t xml:space="preserve">0.96 (0.66, 1.40)</w:t>
+            </w:r>
+          </w:p>
+        </w:tc>
+        <w:tc>
+          <w:tcPr>
+            <w:tcBorders>
+              <w:bottom w:val="none" w:sz="0" w:space="0" w:color="000000"/>
+              <w:top w:val="none" w:sz="0" w:space="0" w:color="000000"/>
+              <w:left w:val="none" w:sz="0" w:space="0" w:color="000000"/>
+              <w:right w:val="none" w:sz="0" w:space="0" w:color="000000"/>
+            </w:tcBorders>
+            <w:shd w:val="clear" w:color="auto" w:fill="FFFFFF"/>
+            <w:tcMar>
+              <w:top w:w="0" w:type="dxa"/>
+              <w:bottom w:w="0" w:type="dxa"/>
+              <w:left w:w="0" w:type="dxa"/>
+              <w:right w:w="0" w:type="dxa"/>
+            </w:tcMar>
+            <w:vAlign w:val="center"/>
+          </w:tcPr>
+          <w:p>
+            <w:pPr>
+              <w:jc w:val="left"/>
+              <w:pBdr>
+                <w:bottom w:val="none" w:sz="0" w:space="0" w:color="000000"/>
+                <w:top w:val="none" w:sz="0" w:space="0" w:color="000000"/>
+                <w:left w:val="none" w:sz="0" w:space="0" w:color="000000"/>
+                <w:right w:val="none" w:sz="0" w:space="0" w:color="000000"/>
+              </w:pBdr>
+              <w:spacing w:after="40" w:before="40" w:line="240"/>
+              <w:ind w:left="100" w:right="80" w:firstLine="0" w:firstLineChars="0"/>
+              <w:rPr>
+                <w:rFonts w:ascii="Arial" w:hAnsi="Arial" w:eastAsia="Arial" w:cs="Arial"/>
+                <w:i w:val="false"/>
+                <w:b w:val="false"/>
+                <w:u w:val="none"/>
+                <w:sz w:val="16"/>
+                <w:szCs w:val="16"/>
+                <w:color w:val="000000"/>
+              </w:rPr>
+            </w:pPr>
+            <w:r>
+              <w:rPr>
+                <w:rFonts w:ascii="Arial" w:hAnsi="Arial" w:eastAsia="Arial" w:cs="Arial"/>
+                <w:i w:val="false"/>
+                <w:b w:val="false"/>
+                <w:u w:val="none"/>
+                <w:sz w:val="16"/>
+                <w:szCs w:val="16"/>
+                <w:color w:val="000000"/>
+              </w:rPr>
+              <w:t xml:space="preserve">0.99 (0.79, 1.26)</w:t>
+            </w:r>
+          </w:p>
+        </w:tc>
+        <w:tc>
+          <w:tcPr>
+            <w:tcBorders>
+              <w:bottom w:val="none" w:sz="0" w:space="0" w:color="000000"/>
+              <w:top w:val="none" w:sz="0" w:space="0" w:color="000000"/>
+              <w:left w:val="none" w:sz="0" w:space="0" w:color="000000"/>
+              <w:right w:val="none" w:sz="0" w:space="0" w:color="000000"/>
+            </w:tcBorders>
+            <w:shd w:val="clear" w:color="auto" w:fill="FFFFFF"/>
+            <w:tcMar>
+              <w:top w:w="0" w:type="dxa"/>
+              <w:bottom w:w="0" w:type="dxa"/>
+              <w:left w:w="0" w:type="dxa"/>
+              <w:right w:w="0" w:type="dxa"/>
+            </w:tcMar>
+            <w:vAlign w:val="center"/>
+          </w:tcPr>
+          <w:p>
+            <w:pPr>
+              <w:jc w:val="left"/>
+              <w:pBdr>
+                <w:bottom w:val="none" w:sz="0" w:space="0" w:color="000000"/>
+                <w:top w:val="none" w:sz="0" w:space="0" w:color="000000"/>
+                <w:left w:val="none" w:sz="0" w:space="0" w:color="000000"/>
+                <w:right w:val="none" w:sz="0" w:space="0" w:color="000000"/>
+              </w:pBdr>
+              <w:spacing w:after="40" w:before="40" w:line="240"/>
+              <w:ind w:left="100" w:right="80" w:firstLine="0" w:firstLineChars="0"/>
+              <w:rPr>
+                <w:rFonts w:ascii="Arial" w:hAnsi="Arial" w:eastAsia="Arial" w:cs="Arial"/>
+                <w:i w:val="false"/>
+                <w:b w:val="false"/>
+                <w:u w:val="none"/>
+                <w:sz w:val="16"/>
+                <w:szCs w:val="16"/>
+                <w:color w:val="000000"/>
+              </w:rPr>
+            </w:pPr>
+            <w:r>
+              <w:rPr>
+                <w:rFonts w:ascii="Arial" w:hAnsi="Arial" w:eastAsia="Arial" w:cs="Arial"/>
+                <w:i w:val="false"/>
+                <w:b w:val="false"/>
+                <w:u w:val="none"/>
+                <w:sz w:val="16"/>
+                <w:szCs w:val="16"/>
+                <w:color w:val="000000"/>
+              </w:rPr>
+              <w:t xml:space="preserve">1.02 (0.81, 1.28)</w:t>
+            </w:r>
+          </w:p>
+        </w:tc>
+        <w:tc>
+          <w:tcPr>
+            <w:tcBorders>
+              <w:bottom w:val="none" w:sz="0" w:space="0" w:color="000000"/>
+              <w:top w:val="none" w:sz="0" w:space="0" w:color="000000"/>
+              <w:left w:val="none" w:sz="0" w:space="0" w:color="000000"/>
+              <w:right w:val="none" w:sz="0" w:space="0" w:color="000000"/>
+            </w:tcBorders>
+            <w:shd w:val="clear" w:color="auto" w:fill="FFFFFF"/>
+            <w:tcMar>
+              <w:top w:w="0" w:type="dxa"/>
+              <w:bottom w:w="0" w:type="dxa"/>
+              <w:left w:w="0" w:type="dxa"/>
+              <w:right w:w="0" w:type="dxa"/>
+            </w:tcMar>
+            <w:vAlign w:val="center"/>
+          </w:tcPr>
+          <w:p>
+            <w:pPr>
+              <w:jc w:val="left"/>
+              <w:pBdr>
+                <w:bottom w:val="none" w:sz="0" w:space="0" w:color="000000"/>
+                <w:top w:val="none" w:sz="0" w:space="0" w:color="000000"/>
+                <w:left w:val="none" w:sz="0" w:space="0" w:color="000000"/>
+                <w:right w:val="none" w:sz="0" w:space="0" w:color="000000"/>
+              </w:pBdr>
+              <w:spacing w:after="40" w:before="40" w:line="240"/>
+              <w:ind w:left="100" w:right="80" w:firstLine="0" w:firstLineChars="0"/>
+              <w:rPr>
+                <w:rFonts w:ascii="Arial" w:hAnsi="Arial" w:eastAsia="Arial" w:cs="Arial"/>
+                <w:i w:val="false"/>
+                <w:b w:val="false"/>
+                <w:u w:val="none"/>
+                <w:sz w:val="16"/>
+                <w:szCs w:val="16"/>
+                <w:color w:val="000000"/>
+              </w:rPr>
+            </w:pPr>
+            <w:r>
+              <w:rPr>
+                <w:rFonts w:ascii="Arial" w:hAnsi="Arial" w:eastAsia="Arial" w:cs="Arial"/>
+                <w:i w:val="false"/>
+                <w:b w:val="false"/>
+                <w:u w:val="none"/>
+                <w:sz w:val="16"/>
+                <w:szCs w:val="16"/>
+                <w:color w:val="000000"/>
+              </w:rPr>
+              <w:t xml:space="preserve">1.05 (0.78, 1.42)</w:t>
             </w:r>
           </w:p>
         </w:tc>
@@ -9569,163 +9569,163 @@
                 <w:szCs w:val="16"/>
                 <w:color w:val="000000"/>
               </w:rPr>
-              <w:t xml:space="preserve">1.10 (0.86, 1.40)</w:t>
-            </w:r>
-          </w:p>
-        </w:tc>
-        <w:tc>
-          <w:tcPr>
-            <w:tcBorders>
-              <w:bottom w:val="none" w:sz="0" w:space="0" w:color="000000"/>
-              <w:top w:val="none" w:sz="0" w:space="0" w:color="000000"/>
-              <w:left w:val="none" w:sz="0" w:space="0" w:color="000000"/>
-              <w:right w:val="none" w:sz="0" w:space="0" w:color="000000"/>
-            </w:tcBorders>
-            <w:shd w:val="clear" w:color="auto" w:fill="FFFFFF"/>
-            <w:tcMar>
-              <w:top w:w="0" w:type="dxa"/>
-              <w:bottom w:w="0" w:type="dxa"/>
-              <w:left w:w="0" w:type="dxa"/>
-              <w:right w:w="0" w:type="dxa"/>
-            </w:tcMar>
-            <w:vAlign w:val="center"/>
-          </w:tcPr>
-          <w:p>
-            <w:pPr>
-              <w:jc w:val="left"/>
-              <w:pBdr>
-                <w:bottom w:val="none" w:sz="0" w:space="0" w:color="000000"/>
-                <w:top w:val="none" w:sz="0" w:space="0" w:color="000000"/>
-                <w:left w:val="none" w:sz="0" w:space="0" w:color="000000"/>
-                <w:right w:val="none" w:sz="0" w:space="0" w:color="000000"/>
-              </w:pBdr>
-              <w:spacing w:after="40" w:before="40" w:line="240"/>
-              <w:ind w:left="100" w:right="80" w:firstLine="0" w:firstLineChars="0"/>
-              <w:rPr>
-                <w:rFonts w:ascii="Arial" w:hAnsi="Arial" w:eastAsia="Arial" w:cs="Arial"/>
-                <w:i w:val="false"/>
-                <w:b w:val="false"/>
-                <w:u w:val="none"/>
-                <w:sz w:val="16"/>
-                <w:szCs w:val="16"/>
-                <w:color w:val="000000"/>
-              </w:rPr>
-            </w:pPr>
-            <w:r>
-              <w:rPr>
-                <w:rFonts w:ascii="Arial" w:hAnsi="Arial" w:eastAsia="Arial" w:cs="Arial"/>
-                <w:i w:val="false"/>
-                <w:b w:val="false"/>
-                <w:u w:val="none"/>
-                <w:sz w:val="16"/>
-                <w:szCs w:val="16"/>
-                <w:color w:val="000000"/>
-              </w:rPr>
-              <w:t xml:space="preserve">1.01 (0.86, 1.17)</w:t>
-            </w:r>
-          </w:p>
-        </w:tc>
-        <w:tc>
-          <w:tcPr>
-            <w:tcBorders>
-              <w:bottom w:val="none" w:sz="0" w:space="0" w:color="000000"/>
-              <w:top w:val="none" w:sz="0" w:space="0" w:color="000000"/>
-              <w:left w:val="none" w:sz="0" w:space="0" w:color="000000"/>
-              <w:right w:val="none" w:sz="0" w:space="0" w:color="000000"/>
-            </w:tcBorders>
-            <w:shd w:val="clear" w:color="auto" w:fill="FFFFFF"/>
-            <w:tcMar>
-              <w:top w:w="0" w:type="dxa"/>
-              <w:bottom w:w="0" w:type="dxa"/>
-              <w:left w:w="0" w:type="dxa"/>
-              <w:right w:w="0" w:type="dxa"/>
-            </w:tcMar>
-            <w:vAlign w:val="center"/>
-          </w:tcPr>
-          <w:p>
-            <w:pPr>
-              <w:jc w:val="left"/>
-              <w:pBdr>
-                <w:bottom w:val="none" w:sz="0" w:space="0" w:color="000000"/>
-                <w:top w:val="none" w:sz="0" w:space="0" w:color="000000"/>
-                <w:left w:val="none" w:sz="0" w:space="0" w:color="000000"/>
-                <w:right w:val="none" w:sz="0" w:space="0" w:color="000000"/>
-              </w:pBdr>
-              <w:spacing w:after="40" w:before="40" w:line="240"/>
-              <w:ind w:left="100" w:right="80" w:firstLine="0" w:firstLineChars="0"/>
-              <w:rPr>
-                <w:rFonts w:ascii="Arial" w:hAnsi="Arial" w:eastAsia="Arial" w:cs="Arial"/>
-                <w:i w:val="false"/>
-                <w:b w:val="false"/>
-                <w:u w:val="none"/>
-                <w:sz w:val="16"/>
-                <w:szCs w:val="16"/>
-                <w:color w:val="000000"/>
-              </w:rPr>
-            </w:pPr>
-            <w:r>
-              <w:rPr>
-                <w:rFonts w:ascii="Arial" w:hAnsi="Arial" w:eastAsia="Arial" w:cs="Arial"/>
-                <w:i w:val="false"/>
-                <w:b w:val="false"/>
-                <w:u w:val="none"/>
-                <w:sz w:val="16"/>
-                <w:szCs w:val="16"/>
-                <w:color w:val="000000"/>
-              </w:rPr>
-              <w:t xml:space="preserve">0.94 (0.80, 1.10)</w:t>
-            </w:r>
-          </w:p>
-        </w:tc>
-        <w:tc>
-          <w:tcPr>
-            <w:tcBorders>
-              <w:bottom w:val="none" w:sz="0" w:space="0" w:color="000000"/>
-              <w:top w:val="none" w:sz="0" w:space="0" w:color="000000"/>
-              <w:left w:val="none" w:sz="0" w:space="0" w:color="000000"/>
-              <w:right w:val="none" w:sz="0" w:space="0" w:color="000000"/>
-            </w:tcBorders>
-            <w:shd w:val="clear" w:color="auto" w:fill="FFFFFF"/>
-            <w:tcMar>
-              <w:top w:w="0" w:type="dxa"/>
-              <w:bottom w:w="0" w:type="dxa"/>
-              <w:left w:w="0" w:type="dxa"/>
-              <w:right w:w="0" w:type="dxa"/>
-            </w:tcMar>
-            <w:vAlign w:val="center"/>
-          </w:tcPr>
-          <w:p>
-            <w:pPr>
-              <w:jc w:val="left"/>
-              <w:pBdr>
-                <w:bottom w:val="none" w:sz="0" w:space="0" w:color="000000"/>
-                <w:top w:val="none" w:sz="0" w:space="0" w:color="000000"/>
-                <w:left w:val="none" w:sz="0" w:space="0" w:color="000000"/>
-                <w:right w:val="none" w:sz="0" w:space="0" w:color="000000"/>
-              </w:pBdr>
-              <w:spacing w:after="40" w:before="40" w:line="240"/>
-              <w:ind w:left="100" w:right="80" w:firstLine="0" w:firstLineChars="0"/>
-              <w:rPr>
-                <w:rFonts w:ascii="Arial" w:hAnsi="Arial" w:eastAsia="Arial" w:cs="Arial"/>
-                <w:i w:val="false"/>
-                <w:b w:val="false"/>
-                <w:u w:val="none"/>
-                <w:sz w:val="16"/>
-                <w:szCs w:val="16"/>
-                <w:color w:val="000000"/>
-              </w:rPr>
-            </w:pPr>
-            <w:r>
-              <w:rPr>
-                <w:rFonts w:ascii="Arial" w:hAnsi="Arial" w:eastAsia="Arial" w:cs="Arial"/>
-                <w:i w:val="false"/>
-                <w:b w:val="false"/>
-                <w:u w:val="none"/>
-                <w:sz w:val="16"/>
-                <w:szCs w:val="16"/>
-                <w:color w:val="000000"/>
-              </w:rPr>
-              <w:t xml:space="preserve">0.87 (0.70, 1.08)</w:t>
+              <w:t xml:space="preserve">1.01 (0.53, 1.91)</w:t>
+            </w:r>
+          </w:p>
+        </w:tc>
+        <w:tc>
+          <w:tcPr>
+            <w:tcBorders>
+              <w:bottom w:val="none" w:sz="0" w:space="0" w:color="000000"/>
+              <w:top w:val="none" w:sz="0" w:space="0" w:color="000000"/>
+              <w:left w:val="none" w:sz="0" w:space="0" w:color="000000"/>
+              <w:right w:val="none" w:sz="0" w:space="0" w:color="000000"/>
+            </w:tcBorders>
+            <w:shd w:val="clear" w:color="auto" w:fill="FFFFFF"/>
+            <w:tcMar>
+              <w:top w:w="0" w:type="dxa"/>
+              <w:bottom w:w="0" w:type="dxa"/>
+              <w:left w:w="0" w:type="dxa"/>
+              <w:right w:w="0" w:type="dxa"/>
+            </w:tcMar>
+            <w:vAlign w:val="center"/>
+          </w:tcPr>
+          <w:p>
+            <w:pPr>
+              <w:jc w:val="left"/>
+              <w:pBdr>
+                <w:bottom w:val="none" w:sz="0" w:space="0" w:color="000000"/>
+                <w:top w:val="none" w:sz="0" w:space="0" w:color="000000"/>
+                <w:left w:val="none" w:sz="0" w:space="0" w:color="000000"/>
+                <w:right w:val="none" w:sz="0" w:space="0" w:color="000000"/>
+              </w:pBdr>
+              <w:spacing w:after="40" w:before="40" w:line="240"/>
+              <w:ind w:left="100" w:right="80" w:firstLine="0" w:firstLineChars="0"/>
+              <w:rPr>
+                <w:rFonts w:ascii="Arial" w:hAnsi="Arial" w:eastAsia="Arial" w:cs="Arial"/>
+                <w:i w:val="false"/>
+                <w:b w:val="false"/>
+                <w:u w:val="none"/>
+                <w:sz w:val="16"/>
+                <w:szCs w:val="16"/>
+                <w:color w:val="000000"/>
+              </w:rPr>
+            </w:pPr>
+            <w:r>
+              <w:rPr>
+                <w:rFonts w:ascii="Arial" w:hAnsi="Arial" w:eastAsia="Arial" w:cs="Arial"/>
+                <w:i w:val="false"/>
+                <w:b w:val="false"/>
+                <w:u w:val="none"/>
+                <w:sz w:val="16"/>
+                <w:szCs w:val="16"/>
+                <w:color w:val="000000"/>
+              </w:rPr>
+              <w:t xml:space="preserve">1.03 (0.68, 1.55)</w:t>
+            </w:r>
+          </w:p>
+        </w:tc>
+        <w:tc>
+          <w:tcPr>
+            <w:tcBorders>
+              <w:bottom w:val="none" w:sz="0" w:space="0" w:color="000000"/>
+              <w:top w:val="none" w:sz="0" w:space="0" w:color="000000"/>
+              <w:left w:val="none" w:sz="0" w:space="0" w:color="000000"/>
+              <w:right w:val="none" w:sz="0" w:space="0" w:color="000000"/>
+            </w:tcBorders>
+            <w:shd w:val="clear" w:color="auto" w:fill="FFFFFF"/>
+            <w:tcMar>
+              <w:top w:w="0" w:type="dxa"/>
+              <w:bottom w:w="0" w:type="dxa"/>
+              <w:left w:w="0" w:type="dxa"/>
+              <w:right w:w="0" w:type="dxa"/>
+            </w:tcMar>
+            <w:vAlign w:val="center"/>
+          </w:tcPr>
+          <w:p>
+            <w:pPr>
+              <w:jc w:val="left"/>
+              <w:pBdr>
+                <w:bottom w:val="none" w:sz="0" w:space="0" w:color="000000"/>
+                <w:top w:val="none" w:sz="0" w:space="0" w:color="000000"/>
+                <w:left w:val="none" w:sz="0" w:space="0" w:color="000000"/>
+                <w:right w:val="none" w:sz="0" w:space="0" w:color="000000"/>
+              </w:pBdr>
+              <w:spacing w:after="40" w:before="40" w:line="240"/>
+              <w:ind w:left="100" w:right="80" w:firstLine="0" w:firstLineChars="0"/>
+              <w:rPr>
+                <w:rFonts w:ascii="Arial" w:hAnsi="Arial" w:eastAsia="Arial" w:cs="Arial"/>
+                <w:i w:val="false"/>
+                <w:b w:val="false"/>
+                <w:u w:val="none"/>
+                <w:sz w:val="16"/>
+                <w:szCs w:val="16"/>
+                <w:color w:val="000000"/>
+              </w:rPr>
+            </w:pPr>
+            <w:r>
+              <w:rPr>
+                <w:rFonts w:ascii="Arial" w:hAnsi="Arial" w:eastAsia="Arial" w:cs="Arial"/>
+                <w:i w:val="false"/>
+                <w:b w:val="false"/>
+                <w:u w:val="none"/>
+                <w:sz w:val="16"/>
+                <w:szCs w:val="16"/>
+                <w:color w:val="000000"/>
+              </w:rPr>
+              <w:t xml:space="preserve">1.05 (0.69, 1.59)</w:t>
+            </w:r>
+          </w:p>
+        </w:tc>
+        <w:tc>
+          <w:tcPr>
+            <w:tcBorders>
+              <w:bottom w:val="none" w:sz="0" w:space="0" w:color="000000"/>
+              <w:top w:val="none" w:sz="0" w:space="0" w:color="000000"/>
+              <w:left w:val="none" w:sz="0" w:space="0" w:color="000000"/>
+              <w:right w:val="none" w:sz="0" w:space="0" w:color="000000"/>
+            </w:tcBorders>
+            <w:shd w:val="clear" w:color="auto" w:fill="FFFFFF"/>
+            <w:tcMar>
+              <w:top w:w="0" w:type="dxa"/>
+              <w:bottom w:w="0" w:type="dxa"/>
+              <w:left w:w="0" w:type="dxa"/>
+              <w:right w:w="0" w:type="dxa"/>
+            </w:tcMar>
+            <w:vAlign w:val="center"/>
+          </w:tcPr>
+          <w:p>
+            <w:pPr>
+              <w:jc w:val="left"/>
+              <w:pBdr>
+                <w:bottom w:val="none" w:sz="0" w:space="0" w:color="000000"/>
+                <w:top w:val="none" w:sz="0" w:space="0" w:color="000000"/>
+                <w:left w:val="none" w:sz="0" w:space="0" w:color="000000"/>
+                <w:right w:val="none" w:sz="0" w:space="0" w:color="000000"/>
+              </w:pBdr>
+              <w:spacing w:after="40" w:before="40" w:line="240"/>
+              <w:ind w:left="100" w:right="80" w:firstLine="0" w:firstLineChars="0"/>
+              <w:rPr>
+                <w:rFonts w:ascii="Arial" w:hAnsi="Arial" w:eastAsia="Arial" w:cs="Arial"/>
+                <w:i w:val="false"/>
+                <w:b w:val="false"/>
+                <w:u w:val="none"/>
+                <w:sz w:val="16"/>
+                <w:szCs w:val="16"/>
+                <w:color w:val="000000"/>
+              </w:rPr>
+            </w:pPr>
+            <w:r>
+              <w:rPr>
+                <w:rFonts w:ascii="Arial" w:hAnsi="Arial" w:eastAsia="Arial" w:cs="Arial"/>
+                <w:i w:val="false"/>
+                <w:b w:val="false"/>
+                <w:u w:val="none"/>
+                <w:sz w:val="16"/>
+                <w:szCs w:val="16"/>
+                <w:color w:val="000000"/>
+              </w:rPr>
+              <w:t xml:space="preserve">1.07 (0.60, 1.89)</w:t>
             </w:r>
           </w:p>
         </w:tc>
@@ -10101,7 +10101,7 @@
                 <w:szCs w:val="16"/>
                 <w:color w:val="000000"/>
               </w:rPr>
-              <w:t xml:space="preserve">1.06 (0.81, 1.38)</w:t>
+              <w:t xml:space="preserve">0.87 (0.54, 1.39)</w:t>
             </w:r>
           </w:p>
         </w:tc>
@@ -10153,7 +10153,7 @@
                 <w:szCs w:val="16"/>
                 <w:color w:val="000000"/>
               </w:rPr>
-              <w:t xml:space="preserve">1.15 (1.01, 1.32)</w:t>
+              <w:t xml:space="preserve">1.26 (1.02, 1.55)</w:t>
             </w:r>
           </w:p>
         </w:tc>
@@ -10205,7 +10205,7 @@
                 <w:szCs w:val="16"/>
                 <w:color w:val="000000"/>
               </w:rPr>
-              <w:t xml:space="preserve">1.25 (1.09, 1.44)</w:t>
+              <w:t xml:space="preserve">1.75 (1.30, 2.38)</w:t>
             </w:r>
           </w:p>
         </w:tc>
@@ -10257,7 +10257,7 @@
                 <w:szCs w:val="16"/>
                 <w:color w:val="000000"/>
               </w:rPr>
-              <w:t xml:space="preserve">1.36 (1.07, 1.73)</w:t>
+              <w:t xml:space="preserve">2.44 (1.41, 4.23)</w:t>
             </w:r>
           </w:p>
         </w:tc>
@@ -10367,7 +10367,7 @@
                 <w:szCs w:val="16"/>
                 <w:color w:val="000000"/>
               </w:rPr>
-              <w:t xml:space="preserve">1.00 (0.68, 1.48)</w:t>
+              <w:t xml:space="preserve">1.02 (0.48, 2.17)</w:t>
             </w:r>
           </w:p>
         </w:tc>
@@ -10419,7 +10419,7 @@
                 <w:szCs w:val="16"/>
                 <w:color w:val="000000"/>
               </w:rPr>
-              <w:t xml:space="preserve">1.08 (0.87, 1.35)</w:t>
+              <w:t xml:space="preserve">1.19 (0.82, 1.74)</w:t>
             </w:r>
           </w:p>
         </w:tc>
@@ -10471,7 +10471,7 @@
                 <w:szCs w:val="16"/>
                 <w:color w:val="000000"/>
               </w:rPr>
-              <w:t xml:space="preserve">1.16 (0.87, 1.53)</w:t>
+              <w:t xml:space="preserve">1.38 (0.90, 2.09)</w:t>
             </w:r>
           </w:p>
         </w:tc>
@@ -10523,7 +10523,7 @@
                 <w:szCs w:val="16"/>
                 <w:color w:val="000000"/>
               </w:rPr>
-              <w:t xml:space="preserve">1.24 (0.79, 1.94)</w:t>
+              <w:t xml:space="preserve">1.59 (0.78, 3.24)</w:t>
             </w:r>
           </w:p>
         </w:tc>
